--- a/hw5b/Team11_HW5B.docx
+++ b/hw5b/Team11_HW5B.docx
@@ -8748,9 +8748,12 @@
       <w:pPr>
         <w:pStyle w:val="Heading1"/>
       </w:pPr>
-      <w:bookmarkStart w:id="8" w:name="_Toc198209551"/>
-      <w:r>
-        <w:t>Mô hình ARIMA</w:t>
+      <w:bookmarkStart w:id="8" w:name="_Toc198209555"/>
+      <w:r>
+        <w:rPr>
+          <w:rFonts w:eastAsia="inter"/>
+        </w:rPr>
+        <w:t>Mô hình ARIMA (Autoregressive Integrated Moving Average)</w:t>
       </w:r>
       <w:bookmarkEnd w:id="8"/>
     </w:p>
@@ -8758,19 +8761,30 @@
       <w:pPr>
         <w:pStyle w:val="Heading2"/>
       </w:pPr>
-      <w:r>
-        <w:t>Cơ sở toán học</w:t>
-      </w:r>
+      <w:bookmarkStart w:id="9" w:name="_Toc198209556"/>
+      <w:r>
+        <w:rPr>
+          <w:rFonts w:eastAsia="inter"/>
+        </w:rPr>
+        <w:t>Giới thiệu</w:t>
+      </w:r>
+      <w:r>
+        <w:rPr>
+          <w:rFonts w:eastAsia="inter"/>
+        </w:rPr>
+        <w:t xml:space="preserve"> mô hình ARIMA</w:t>
+      </w:r>
+      <w:bookmarkEnd w:id="9"/>
     </w:p>
     <w:p>
       <w:pPr>
         <w:pStyle w:val="Normaltop6"/>
       </w:pPr>
       <w:r>
-        <w:t>ARIMA</w:t>
-      </w:r>
-      <w:r>
-        <w:t xml:space="preserve"> là sự kết hợp giữa</w:t>
+        <w:rPr>
+          <w:rFonts w:eastAsia="inter"/>
+        </w:rPr>
+        <w:t>Mô hình ARIMA là một mô hình dự báo chuỗi thời gian được sử dụng rộng rãi trong phân tích và dự báo các chuỗi dữ liệu có sự phụ thuộc theo thời gian. Mô hình ARIMA bao gồm ba thành phần chính:</w:t>
       </w:r>
     </w:p>
     <w:p>
@@ -8779,13 +8793,16 @@
       </w:pPr>
       <w:r>
         <w:rPr>
+          <w:rFonts w:eastAsia="inter"/>
           <w:b/>
-          <w:bCs/>
-        </w:rPr>
-        <w:t>AR</w:t>
-      </w:r>
-      <w:r>
-        <w:t xml:space="preserve"> – Autoregressive (Tự hồi quy)</w:t>
+        </w:rPr>
+        <w:t>AR (Auto-Regressive):</w:t>
+      </w:r>
+      <w:r>
+        <w:rPr>
+          <w:rFonts w:eastAsia="inter"/>
+        </w:rPr>
+        <w:t xml:space="preserve"> Phần tự hồi quy biểu thị sự phụ thuộc giữa giá trị hiện tại của chuỗi thời gian và các giá trị quá khứ của nó.</w:t>
       </w:r>
     </w:p>
     <w:p>
@@ -8794,13 +8811,16 @@
       </w:pPr>
       <w:r>
         <w:rPr>
+          <w:rFonts w:eastAsia="inter"/>
           <w:b/>
-          <w:bCs/>
-        </w:rPr>
-        <w:t>I</w:t>
-      </w:r>
-      <w:r>
-        <w:t xml:space="preserve"> – Integrated (Sai phân)</w:t>
+        </w:rPr>
+        <w:t>I (Integrated):</w:t>
+      </w:r>
+      <w:r>
+        <w:rPr>
+          <w:rFonts w:eastAsia="inter"/>
+        </w:rPr>
+        <w:t xml:space="preserve"> Phần sai phân làm cho chuỗi dữ liệu trở thành chuỗi dừng (stationary). Việc sử dụng sai phân giúp loại bỏ sự không ổn định trong dữ liệu như xu hướng hoặc mùa vụ.</w:t>
       </w:r>
     </w:p>
     <w:p>
@@ -8809,780 +8829,803 @@
       </w:pPr>
       <w:r>
         <w:rPr>
+          <w:rFonts w:eastAsia="inter"/>
           <w:b/>
-          <w:bCs/>
-        </w:rPr>
-        <w:t>MA</w:t>
-      </w:r>
-      <w:r>
-        <w:t xml:space="preserve"> – Moving Average (Trung bình trượt)</w:t>
-      </w:r>
-    </w:p>
-    <w:p>
-      <w:pPr>
-        <w:pStyle w:val="Bullet-"/>
-        <w:numPr>
-          <w:ilvl w:val="0"/>
-          <w:numId w:val="0"/>
-        </w:numPr>
-        <w:ind w:left="990" w:hanging="360"/>
-      </w:pPr>
-    </w:p>
-    <w:p>
-      <w:pPr>
-        <w:pStyle w:val="Bullet-"/>
-      </w:pPr>
-      <w:r>
-        <w:t>Trình bày cơ sở toán học</w:t>
-      </w:r>
-    </w:p>
-    <w:p>
-      <w:pPr>
-        <w:pStyle w:val="Bullet-"/>
-      </w:pPr>
-      <w:r>
-        <w:t>Các ví dụ</w:t>
-      </w:r>
-    </w:p>
-    <w:p>
-      <w:pPr>
-        <w:pStyle w:val="Heading1"/>
-      </w:pPr>
-      <w:bookmarkStart w:id="9" w:name="_Toc198209552"/>
-      <w:r>
-        <w:t xml:space="preserve">Mô hình </w:t>
-      </w:r>
-      <w:r>
-        <w:rPr>
-          <w:rStyle w:val="Strong"/>
-          <w:b/>
-          <w:bCs/>
-        </w:rPr>
-        <w:t>Random Forest Regressor</w:t>
-      </w:r>
-      <w:bookmarkEnd w:id="9"/>
-    </w:p>
-    <w:p>
-      <w:pPr>
-        <w:pStyle w:val="Bullet-"/>
-      </w:pPr>
-      <w:r>
-        <w:t>Trình bày cơ sở toán học</w:t>
-      </w:r>
-    </w:p>
-    <w:p>
-      <w:pPr>
-        <w:pStyle w:val="Bullet-"/>
-      </w:pPr>
-      <w:r>
-        <w:t>Các ví dụ</w:t>
-      </w:r>
-    </w:p>
-    <w:p>
-      <w:pPr>
-        <w:pStyle w:val="Heading1"/>
-      </w:pPr>
-      <w:bookmarkStart w:id="10" w:name="_Toc198209553"/>
-      <w:r>
-        <w:t>Mô hình RNN</w:t>
-      </w:r>
-      <w:bookmarkEnd w:id="10"/>
-    </w:p>
-    <w:p>
-      <w:pPr>
-        <w:pStyle w:val="Bullet-"/>
-      </w:pPr>
-      <w:r>
-        <w:t>Trình bày cơ sở toán học</w:t>
-      </w:r>
-    </w:p>
-    <w:p>
-      <w:pPr>
-        <w:pStyle w:val="Bullet-"/>
-      </w:pPr>
-      <w:r>
-        <w:t>Các ví dụ</w:t>
-      </w:r>
-    </w:p>
-    <w:p>
-      <w:pPr>
-        <w:rPr>
-          <w:rFonts w:eastAsiaTheme="majorEastAsia"/>
-        </w:rPr>
-      </w:pPr>
-    </w:p>
-    <w:p>
-      <w:pPr>
-        <w:rPr>
-          <w:rFonts w:eastAsiaTheme="majorEastAsia"/>
-        </w:rPr>
-      </w:pPr>
-    </w:p>
-    <w:p>
-      <w:pPr>
-        <w:rPr>
-          <w:rFonts w:eastAsiaTheme="majorEastAsia"/>
-        </w:rPr>
-      </w:pPr>
-    </w:p>
-    <w:p>
-      <w:pPr>
-        <w:rPr>
-          <w:rFonts w:eastAsiaTheme="majorEastAsia"/>
-        </w:rPr>
-      </w:pPr>
-    </w:p>
-    <w:p>
-      <w:pPr>
-        <w:rPr>
-          <w:rFonts w:eastAsiaTheme="majorEastAsia"/>
-        </w:rPr>
-      </w:pPr>
-    </w:p>
-    <w:p>
-      <w:pPr>
-        <w:rPr>
-          <w:rFonts w:eastAsiaTheme="majorEastAsia"/>
-        </w:rPr>
-      </w:pPr>
-    </w:p>
-    <w:p>
-      <w:pPr>
-        <w:rPr>
-          <w:rFonts w:eastAsiaTheme="majorEastAsia"/>
-        </w:rPr>
-      </w:pPr>
-    </w:p>
-    <w:p>
-      <w:pPr>
-        <w:rPr>
-          <w:rFonts w:eastAsiaTheme="majorEastAsia"/>
-        </w:rPr>
-      </w:pPr>
-    </w:p>
-    <w:p>
-      <w:pPr>
-        <w:rPr>
-          <w:rFonts w:eastAsiaTheme="majorEastAsia"/>
-        </w:rPr>
-      </w:pPr>
-    </w:p>
-    <w:p>
-      <w:pPr>
-        <w:rPr>
-          <w:rFonts w:eastAsiaTheme="majorEastAsia"/>
-        </w:rPr>
-      </w:pPr>
-    </w:p>
-    <w:p>
-      <w:pPr>
-        <w:rPr>
-          <w:rFonts w:eastAsiaTheme="majorEastAsia"/>
-        </w:rPr>
-      </w:pPr>
-    </w:p>
-    <w:p>
-      <w:pPr>
-        <w:rPr>
-          <w:rFonts w:eastAsiaTheme="majorEastAsia"/>
-        </w:rPr>
-      </w:pPr>
-    </w:p>
-    <w:p>
-      <w:pPr>
-        <w:rPr>
-          <w:rFonts w:eastAsiaTheme="majorEastAsia"/>
-        </w:rPr>
-      </w:pPr>
-    </w:p>
-    <w:p>
-      <w:pPr>
-        <w:rPr>
-          <w:rFonts w:eastAsiaTheme="majorEastAsia"/>
-        </w:rPr>
-      </w:pPr>
-    </w:p>
-    <w:p>
-      <w:pPr>
-        <w:rPr>
-          <w:rFonts w:eastAsiaTheme="majorEastAsia"/>
-        </w:rPr>
-      </w:pPr>
-    </w:p>
-    <w:p>
-      <w:pPr>
-        <w:rPr>
-          <w:rFonts w:eastAsiaTheme="majorEastAsia"/>
-        </w:rPr>
-      </w:pPr>
-    </w:p>
-    <w:p>
-      <w:pPr>
-        <w:rPr>
-          <w:rFonts w:eastAsiaTheme="majorEastAsia"/>
-        </w:rPr>
-      </w:pPr>
-    </w:p>
-    <w:p>
-      <w:pPr>
-        <w:rPr>
-          <w:rFonts w:eastAsiaTheme="majorEastAsia"/>
-        </w:rPr>
-      </w:pPr>
-    </w:p>
-    <w:p>
-      <w:pPr>
-        <w:rPr>
-          <w:rFonts w:eastAsiaTheme="majorEastAsia"/>
-        </w:rPr>
-      </w:pPr>
-    </w:p>
-    <w:p>
-      <w:pPr>
-        <w:rPr>
-          <w:rFonts w:eastAsiaTheme="majorEastAsia"/>
-        </w:rPr>
-      </w:pPr>
-    </w:p>
-    <w:p>
-      <w:pPr>
-        <w:rPr>
-          <w:rFonts w:eastAsiaTheme="majorEastAsia"/>
-        </w:rPr>
-      </w:pPr>
-    </w:p>
-    <w:p>
-      <w:pPr>
-        <w:rPr>
-          <w:rFonts w:eastAsiaTheme="majorEastAsia"/>
-        </w:rPr>
-      </w:pPr>
-    </w:p>
-    <w:p>
-      <w:pPr>
-        <w:rPr>
-          <w:rFonts w:eastAsiaTheme="majorEastAsia"/>
-        </w:rPr>
-      </w:pPr>
-    </w:p>
-    <w:p>
-      <w:pPr>
-        <w:rPr>
-          <w:rFonts w:eastAsiaTheme="majorEastAsia"/>
-        </w:rPr>
-      </w:pPr>
-    </w:p>
-    <w:p>
-      <w:pPr>
-        <w:rPr>
-          <w:rFonts w:eastAsiaTheme="majorEastAsia"/>
-        </w:rPr>
-      </w:pPr>
-    </w:p>
-    <w:p>
-      <w:pPr>
-        <w:rPr>
-          <w:rFonts w:eastAsiaTheme="majorEastAsia"/>
-        </w:rPr>
-      </w:pPr>
-    </w:p>
-    <w:p>
-      <w:pPr>
-        <w:rPr>
-          <w:rFonts w:eastAsiaTheme="majorEastAsia"/>
-        </w:rPr>
-      </w:pPr>
-    </w:p>
-    <w:p>
-      <w:pPr>
-        <w:rPr>
-          <w:rFonts w:eastAsiaTheme="majorEastAsia"/>
-        </w:rPr>
-      </w:pPr>
-    </w:p>
-    <w:p>
-      <w:pPr>
-        <w:rPr>
-          <w:rFonts w:eastAsiaTheme="majorEastAsia"/>
-        </w:rPr>
-      </w:pPr>
-    </w:p>
-    <w:p>
-      <w:pPr>
-        <w:rPr>
-          <w:rFonts w:eastAsiaTheme="majorEastAsia"/>
-        </w:rPr>
-      </w:pPr>
-    </w:p>
-    <w:p>
-      <w:pPr>
-        <w:rPr>
-          <w:rFonts w:eastAsiaTheme="majorEastAsia"/>
-        </w:rPr>
-      </w:pPr>
-    </w:p>
-    <w:p>
-      <w:pPr>
-        <w:rPr>
-          <w:rFonts w:eastAsiaTheme="majorEastAsia"/>
-        </w:rPr>
-      </w:pPr>
-    </w:p>
-    <w:p>
-      <w:pPr>
-        <w:rPr>
-          <w:rFonts w:eastAsiaTheme="majorEastAsia"/>
-        </w:rPr>
-      </w:pPr>
-    </w:p>
-    <w:p>
-      <w:pPr>
-        <w:rPr>
-          <w:rFonts w:eastAsiaTheme="majorEastAsia"/>
-        </w:rPr>
-      </w:pPr>
-    </w:p>
-    <w:p>
-      <w:pPr>
-        <w:rPr>
-          <w:rFonts w:eastAsiaTheme="majorEastAsia"/>
-        </w:rPr>
-      </w:pPr>
-    </w:p>
-    <w:p>
-      <w:pPr>
-        <w:pStyle w:val="Heading2"/>
-      </w:pPr>
-      <w:bookmarkStart w:id="11" w:name="_Toc198209554"/>
-      <w:r>
-        <w:t xml:space="preserve">Linear Stationary Time Series </w:t>
-      </w:r>
-      <w:r>
-        <w:t>(tuyến tính dừng</w:t>
-      </w:r>
-      <w:r>
-        <w:t xml:space="preserve"> )</w:t>
-      </w:r>
-      <w:bookmarkEnd w:id="11"/>
-    </w:p>
-    <w:p>
-      <w:pPr>
-        <w:pStyle w:val="Bullet-"/>
-      </w:pPr>
-      <w:r>
-        <w:t>Một chuỗi thời gian là dừng nếu nó dao động xung quanh một trung bình cố định và không có xu hướng tăng/giảm rõ rệt; tức là các đặc điểm thống kê không phụ thuộc vào thời gian</w:t>
-      </w:r>
-      <w:r>
-        <w:t>.</w:t>
-      </w:r>
-    </w:p>
-    <w:p>
-      <w:pPr>
-        <w:pStyle w:val="Bullet-"/>
-      </w:pPr>
-      <w:r>
-        <w:t>Các mô hình cho chuỗi dừng:</w:t>
-      </w:r>
-    </w:p>
-    <w:p>
-      <w:pPr>
-        <w:numPr>
-          <w:ilvl w:val="0"/>
-          <w:numId w:val="23"/>
-        </w:numPr>
-        <w:rPr>
-          <w:rFonts w:eastAsiaTheme="majorEastAsia"/>
-        </w:rPr>
-      </w:pPr>
-      <w:r>
-        <w:rPr>
-          <w:rFonts w:eastAsiaTheme="majorEastAsia"/>
-          <w:b/>
-          <w:bCs/>
-        </w:rPr>
-        <w:t>Tự hồi quy (Autoregressive - AR)</w:t>
-      </w:r>
-      <w:r>
-        <w:rPr>
-          <w:rFonts w:eastAsiaTheme="majorEastAsia"/>
-        </w:rPr>
-        <w:t xml:space="preserve">: Dự đoán giá trị hiện tại dựa trên các giá trị quá khứ: </w:t>
-      </w:r>
-    </w:p>
-    <w:p>
-      <w:pPr>
-        <w:numPr>
-          <w:ilvl w:val="0"/>
-          <w:numId w:val="23"/>
-        </w:numPr>
-        <w:rPr>
-          <w:rFonts w:eastAsiaTheme="majorEastAsia"/>
-        </w:rPr>
-      </w:pPr>
-      <w:r>
-        <w:rPr>
-          <w:rFonts w:eastAsiaTheme="majorEastAsia"/>
-          <w:b/>
-          <w:bCs/>
-        </w:rPr>
-        <w:t>Trung bình trượt (Moving Average - MA)</w:t>
-      </w:r>
-      <w:r>
-        <w:rPr>
-          <w:rFonts w:eastAsiaTheme="majorEastAsia"/>
-        </w:rPr>
-        <w:t xml:space="preserve">: Dự đoán dựa trên sai số trong quá khứ: </w:t>
-      </w:r>
-    </w:p>
-    <w:p>
-      <w:pPr>
-        <w:numPr>
-          <w:ilvl w:val="0"/>
-          <w:numId w:val="3"/>
-        </w:numPr>
-        <w:tabs>
-          <w:tab w:val="num" w:pos="360"/>
-        </w:tabs>
-        <w:rPr>
-          <w:rFonts w:eastAsiaTheme="majorEastAsia"/>
-          <w:b/>
-          <w:bCs/>
-        </w:rPr>
-      </w:pPr>
-      <w:r>
-        <w:rPr>
-          <w:rFonts w:eastAsiaTheme="majorEastAsia"/>
-          <w:b/>
-          <w:bCs/>
-        </w:rPr>
-        <w:t>Giới hạn:</w:t>
-      </w:r>
-    </w:p>
-    <w:p>
-      <w:pPr>
-        <w:rPr>
-          <w:rFonts w:eastAsiaTheme="majorEastAsia"/>
-        </w:rPr>
-      </w:pPr>
-      <w:r>
-        <w:rPr>
-          <w:rFonts w:eastAsiaTheme="majorEastAsia"/>
-        </w:rPr>
-        <w:t xml:space="preserve">AR và MA bị giới hạn trong việc mô hình hóa từng dạng mẫu tự tương quan cụ thể. </w:t>
-      </w:r>
-      <w:r>
-        <w:rPr>
-          <w:rFonts w:eastAsiaTheme="majorEastAsia"/>
-          <w:b/>
-          <w:bCs/>
-        </w:rPr>
-        <w:t>ARMA (Tự hồi quy Trung bình trượt)</w:t>
-      </w:r>
-      <w:r>
-        <w:rPr>
-          <w:rFonts w:eastAsiaTheme="majorEastAsia"/>
-        </w:rPr>
-        <w:t xml:space="preserve"> kết hợp cả hai để xử lý phạm vi phụ thuộc rộng hơn: </w:t>
-      </w:r>
-    </w:p>
-    <w:p>
-      <w:pPr>
-        <w:rPr>
-          <w:rFonts w:eastAsiaTheme="majorEastAsia"/>
-        </w:rPr>
-      </w:pPr>
-      <w:r>
-        <w:rPr>
-          <w:rFonts w:eastAsiaTheme="majorEastAsia"/>
-          <w:b/>
-          <w:bCs/>
-        </w:rPr>
-        <w:t>ARMA</w:t>
-      </w:r>
-      <w:r>
-        <w:rPr>
-          <w:rFonts w:eastAsiaTheme="majorEastAsia"/>
-        </w:rPr>
-        <w:t xml:space="preserve"> cung cấp tính linh hoạt và chính xác hơn khi chuỗi dừng nhưng thể hiện cả tương quan theo giá trị và theo sai số</w:t>
-      </w:r>
-    </w:p>
-    <w:p>
-      <w:pPr>
-        <w:rPr>
-          <w:rFonts w:eastAsiaTheme="majorEastAsia"/>
-        </w:rPr>
-      </w:pPr>
-    </w:p>
-    <w:p>
-      <w:pPr>
-        <w:pStyle w:val="Heading1"/>
-      </w:pPr>
-      <w:bookmarkStart w:id="12" w:name="_Toc198209555"/>
+        </w:rPr>
+        <w:t>MA (Moving Average):</w:t>
+      </w:r>
       <w:r>
         <w:rPr>
           <w:rFonts w:eastAsia="inter"/>
         </w:rPr>
-        <w:lastRenderedPageBreak/>
-        <w:t>Mô hình ARIMA (Autoregressive Integrated Moving Average)</w:t>
-      </w:r>
-      <w:bookmarkEnd w:id="12"/>
-    </w:p>
-    <w:p>
-      <w:pPr>
-        <w:pStyle w:val="Heading2"/>
-      </w:pPr>
-      <w:bookmarkStart w:id="13" w:name="_Toc198209556"/>
+        <w:t xml:space="preserve"> Phần trung bình động thể hiện sự phụ thuộc giữa giá trị hiện tại và các sai số trong quá khứ.</w:t>
+      </w:r>
+    </w:p>
+    <w:p>
+      <w:pPr>
+        <w:pStyle w:val="Normaltop6"/>
+      </w:pPr>
       <w:r>
         <w:rPr>
           <w:rFonts w:eastAsia="inter"/>
         </w:rPr>
-        <w:t>Lý thuyết mô hình ARIMA</w:t>
-      </w:r>
-      <w:bookmarkEnd w:id="13"/>
-    </w:p>
-    <w:p>
-      <w:pPr>
-        <w:spacing w:after="210"/>
-        <w:rPr>
-          <w:sz w:val="26"/>
-          <w:szCs w:val="26"/>
-        </w:rPr>
-      </w:pPr>
-      <w:r>
-        <w:rPr>
-          <w:rFonts w:eastAsia="inter" w:cs="inter"/>
-          <w:color w:val="000000"/>
-          <w:sz w:val="26"/>
-          <w:szCs w:val="26"/>
-        </w:rPr>
-        <w:t>Mô hình ARIMA là một mô hình dự báo chuỗi thời gian được sử dụng rộng rãi trong phân tích và dự báo các chuỗi dữ liệu có sự phụ thuộc theo thời gian. Mô hình ARIMA bao gồm ba thành phần chính:</w:t>
-      </w:r>
-    </w:p>
-    <w:p>
-      <w:pPr>
-        <w:numPr>
-          <w:ilvl w:val="0"/>
-          <w:numId w:val="7"/>
-        </w:numPr>
-        <w:spacing w:before="105" w:after="105"/>
-        <w:rPr>
-          <w:sz w:val="26"/>
-          <w:szCs w:val="26"/>
-        </w:rPr>
-      </w:pPr>
-      <w:r>
-        <w:rPr>
-          <w:rFonts w:eastAsia="inter" w:cs="inter"/>
-          <w:b/>
-          <w:color w:val="000000"/>
-          <w:sz w:val="26"/>
-          <w:szCs w:val="26"/>
-        </w:rPr>
-        <w:t>AR (Auto-Regressive):</w:t>
-      </w:r>
-      <w:r>
-        <w:rPr>
-          <w:rFonts w:eastAsia="inter" w:cs="inter"/>
-          <w:color w:val="000000"/>
-          <w:sz w:val="26"/>
-          <w:szCs w:val="26"/>
-        </w:rPr>
-        <w:t xml:space="preserve"> Phần tự hồi quy biểu thị sự phụ thuộc giữa giá trị hiện tại của chuỗi thời gian và các giá trị quá khứ của nó.</w:t>
-      </w:r>
-    </w:p>
-    <w:p>
-      <w:pPr>
-        <w:numPr>
-          <w:ilvl w:val="0"/>
-          <w:numId w:val="7"/>
-        </w:numPr>
-        <w:spacing w:before="105" w:after="105"/>
-        <w:rPr>
-          <w:sz w:val="26"/>
-          <w:szCs w:val="26"/>
-        </w:rPr>
-      </w:pPr>
-      <w:r>
-        <w:rPr>
-          <w:rFonts w:eastAsia="inter" w:cs="inter"/>
-          <w:b/>
-          <w:color w:val="000000"/>
-          <w:sz w:val="26"/>
-          <w:szCs w:val="26"/>
-        </w:rPr>
-        <w:t>I (Integrated):</w:t>
-      </w:r>
-      <w:r>
-        <w:rPr>
-          <w:rFonts w:eastAsia="inter" w:cs="inter"/>
-          <w:color w:val="000000"/>
-          <w:sz w:val="26"/>
-          <w:szCs w:val="26"/>
-        </w:rPr>
-        <w:t xml:space="preserve"> Phần sai phân làm cho chuỗi dữ liệu trở thành chuỗi dừng (stationary). Việc sử dụng sai phân giúp loại bỏ sự không ổn định trong dữ liệu như xu hướng hoặc mùa vụ.</w:t>
-      </w:r>
-    </w:p>
-    <w:p>
-      <w:pPr>
-        <w:numPr>
-          <w:ilvl w:val="0"/>
-          <w:numId w:val="7"/>
-        </w:numPr>
-        <w:spacing w:before="105" w:after="105"/>
-        <w:rPr>
-          <w:sz w:val="26"/>
-          <w:szCs w:val="26"/>
-        </w:rPr>
-      </w:pPr>
-      <w:r>
-        <w:rPr>
-          <w:rFonts w:eastAsia="inter" w:cs="inter"/>
-          <w:b/>
-          <w:color w:val="000000"/>
-          <w:sz w:val="26"/>
-          <w:szCs w:val="26"/>
-        </w:rPr>
-        <w:t>MA (Moving Average):</w:t>
-      </w:r>
-      <w:r>
-        <w:rPr>
-          <w:rFonts w:eastAsia="inter" w:cs="inter"/>
-          <w:color w:val="000000"/>
-          <w:sz w:val="26"/>
-          <w:szCs w:val="26"/>
-        </w:rPr>
-        <w:t xml:space="preserve"> Phần trung bình động thể hiện sự phụ thuộc giữa giá trị hiện tại và các sai số trong quá khứ.</w:t>
-      </w:r>
-    </w:p>
-    <w:p>
-      <w:pPr>
-        <w:spacing w:after="210"/>
-        <w:rPr>
-          <w:sz w:val="26"/>
-          <w:szCs w:val="26"/>
-        </w:rPr>
-      </w:pPr>
-      <w:r>
-        <w:rPr>
-          <w:rFonts w:eastAsia="inter" w:cs="inter"/>
-          <w:color w:val="000000"/>
-          <w:sz w:val="26"/>
-          <w:szCs w:val="26"/>
-        </w:rPr>
         <w:t>Mô hình ARIMA thường được ký hiệu là ARIMA(p, d, q), trong đó:</w:t>
       </w:r>
     </w:p>
     <w:p>
       <w:pPr>
-        <w:numPr>
-          <w:ilvl w:val="0"/>
-          <w:numId w:val="8"/>
-        </w:numPr>
-        <w:spacing w:before="105" w:after="105"/>
-        <w:rPr>
-          <w:sz w:val="26"/>
-          <w:szCs w:val="26"/>
-        </w:rPr>
+        <w:pStyle w:val="Bullet"/>
       </w:pPr>
       <m:oMath>
         <m:r>
           <w:rPr>
             <w:rFonts w:ascii="Cambria Math" w:hAnsi="Cambria Math"/>
-            <w:color w:val="000000"/>
-            <w:sz w:val="26"/>
-            <w:szCs w:val="26"/>
           </w:rPr>
           <m:t>p</m:t>
         </m:r>
       </m:oMath>
       <w:r>
         <w:rPr>
-          <w:rFonts w:eastAsia="inter" w:cs="inter"/>
-          <w:color w:val="000000"/>
-          <w:sz w:val="26"/>
-          <w:szCs w:val="26"/>
+          <w:rFonts w:eastAsia="inter"/>
         </w:rPr>
         <w:t>: bậc của phần tự hồi quy AR.</w:t>
       </w:r>
     </w:p>
     <w:p>
       <w:pPr>
-        <w:numPr>
-          <w:ilvl w:val="0"/>
-          <w:numId w:val="8"/>
-        </w:numPr>
-        <w:spacing w:before="105" w:after="105"/>
-        <w:rPr>
-          <w:sz w:val="26"/>
-          <w:szCs w:val="26"/>
-        </w:rPr>
+        <w:pStyle w:val="Bullet"/>
       </w:pPr>
       <m:oMath>
         <m:r>
           <w:rPr>
             <w:rFonts w:ascii="Cambria Math" w:hAnsi="Cambria Math"/>
-            <w:color w:val="000000"/>
-            <w:sz w:val="26"/>
-            <w:szCs w:val="26"/>
           </w:rPr>
           <m:t>d</m:t>
         </m:r>
       </m:oMath>
       <w:r>
         <w:rPr>
-          <w:rFonts w:eastAsia="inter" w:cs="inter"/>
-          <w:color w:val="000000"/>
-          <w:sz w:val="26"/>
-          <w:szCs w:val="26"/>
+          <w:rFonts w:eastAsia="inter"/>
         </w:rPr>
         <w:t>: bậc sai phân để làm cho chuỗi dừng.</w:t>
       </w:r>
     </w:p>
     <w:p>
       <w:pPr>
-        <w:numPr>
-          <w:ilvl w:val="0"/>
-          <w:numId w:val="8"/>
-        </w:numPr>
-        <w:spacing w:before="105" w:after="105"/>
-        <w:rPr>
-          <w:sz w:val="26"/>
-          <w:szCs w:val="26"/>
-        </w:rPr>
+        <w:pStyle w:val="Bullet"/>
       </w:pPr>
       <m:oMath>
         <m:r>
           <w:rPr>
             <w:rFonts w:ascii="Cambria Math" w:hAnsi="Cambria Math"/>
-            <w:color w:val="000000"/>
-            <w:sz w:val="26"/>
-            <w:szCs w:val="26"/>
           </w:rPr>
           <m:t>q</m:t>
         </m:r>
       </m:oMath>
       <w:r>
         <w:rPr>
+          <w:rFonts w:eastAsia="inter"/>
+        </w:rPr>
+        <w:t>: bậc của phần trung bình động MA.</w:t>
+      </w:r>
+    </w:p>
+    <w:p>
+      <w:pPr>
+        <w:pStyle w:val="Heading2"/>
+      </w:pPr>
+      <w:bookmarkStart w:id="10" w:name="_Toc198209557"/>
+      <w:r>
+        <w:rPr>
+          <w:rFonts w:eastAsia="inter"/>
+        </w:rPr>
+        <w:t>Cơ sở toán học</w:t>
+      </w:r>
+      <w:bookmarkEnd w:id="10"/>
+    </w:p>
+    <w:p>
+      <w:pPr>
+        <w:pStyle w:val="Heading3"/>
+      </w:pPr>
+      <w:r>
+        <w:rPr>
+          <w:rFonts w:eastAsia="inter"/>
+        </w:rPr>
+        <w:t>AR (Auto-Regressive)</w:t>
+      </w:r>
+    </w:p>
+    <w:p>
+      <w:pPr>
+        <w:pStyle w:val="Normaltop6"/>
+      </w:pPr>
+      <w:r>
+        <w:rPr>
+          <w:rFonts w:eastAsia="inter"/>
+        </w:rPr>
+        <w:t>Công thức tổng quát cho quá trình AR là:</w:t>
+      </w:r>
+    </w:p>
+    <w:p>
+      <w:pPr>
+        <w:spacing w:after="210"/>
+        <w:rPr>
+          <w:sz w:val="26"/>
+          <w:szCs w:val="26"/>
+        </w:rPr>
+      </w:pPr>
+      <m:oMathPara>
+        <m:oMath>
+          <m:sSub>
+            <m:sSubPr>
+              <m:ctrlPr>
+                <w:rPr>
+                  <w:rFonts w:ascii="Cambria Math" w:hAnsi="Cambria Math"/>
+                  <w:color w:val="000000"/>
+                  <w:sz w:val="26"/>
+                  <w:szCs w:val="26"/>
+                </w:rPr>
+              </m:ctrlPr>
+            </m:sSubPr>
+            <m:e>
+              <m:r>
+                <w:rPr>
+                  <w:rFonts w:ascii="Cambria Math" w:hAnsi="Cambria Math"/>
+                  <w:color w:val="000000"/>
+                  <w:sz w:val="26"/>
+                  <w:szCs w:val="26"/>
+                </w:rPr>
+                <m:t>y</m:t>
+              </m:r>
+            </m:e>
+            <m:sub>
+              <m:r>
+                <w:rPr>
+                  <w:rFonts w:ascii="Cambria Math" w:hAnsi="Cambria Math"/>
+                  <w:color w:val="000000"/>
+                  <w:sz w:val="26"/>
+                  <w:szCs w:val="26"/>
+                </w:rPr>
+                <m:t>t</m:t>
+              </m:r>
+            </m:sub>
+          </m:sSub>
+          <m:r>
+            <m:rPr>
+              <m:sty m:val="p"/>
+            </m:rPr>
+            <w:rPr>
+              <w:rFonts w:ascii="Cambria Math" w:hAnsi="Cambria Math"/>
+              <w:color w:val="000000"/>
+              <w:sz w:val="26"/>
+              <w:szCs w:val="26"/>
+            </w:rPr>
+            <m:t>=</m:t>
+          </m:r>
+          <m:r>
+            <w:rPr>
+              <w:rFonts w:ascii="Cambria Math" w:hAnsi="Cambria Math"/>
+              <w:color w:val="000000"/>
+              <w:sz w:val="26"/>
+              <w:szCs w:val="26"/>
+            </w:rPr>
+            <m:t>α</m:t>
+          </m:r>
+          <m:r>
+            <m:rPr>
+              <m:sty m:val="p"/>
+            </m:rPr>
+            <w:rPr>
+              <w:rFonts w:ascii="Cambria Math" w:hAnsi="Cambria Math"/>
+              <w:color w:val="000000"/>
+              <w:sz w:val="26"/>
+              <w:szCs w:val="26"/>
+            </w:rPr>
+            <m:t>+</m:t>
+          </m:r>
+          <m:nary>
+            <m:naryPr>
+              <m:chr m:val="∑"/>
+              <m:limLoc m:val="undOvr"/>
+              <m:grow m:val="1"/>
+              <m:ctrlPr>
+                <w:rPr>
+                  <w:rFonts w:ascii="Cambria Math" w:hAnsi="Cambria Math"/>
+                  <w:sz w:val="26"/>
+                  <w:szCs w:val="26"/>
+                </w:rPr>
+              </m:ctrlPr>
+            </m:naryPr>
+            <m:sub>
+              <m:r>
+                <w:rPr>
+                  <w:rFonts w:ascii="Cambria Math" w:hAnsi="Cambria Math"/>
+                  <w:color w:val="000000"/>
+                  <w:sz w:val="26"/>
+                  <w:szCs w:val="26"/>
+                </w:rPr>
+                <m:t>i</m:t>
+              </m:r>
+              <m:r>
+                <m:rPr>
+                  <m:sty m:val="p"/>
+                </m:rPr>
+                <w:rPr>
+                  <w:rFonts w:ascii="Cambria Math" w:hAnsi="Cambria Math"/>
+                  <w:color w:val="000000"/>
+                  <w:sz w:val="26"/>
+                  <w:szCs w:val="26"/>
+                </w:rPr>
+                <m:t>=1</m:t>
+              </m:r>
+            </m:sub>
+            <m:sup>
+              <m:r>
+                <w:rPr>
+                  <w:rFonts w:ascii="Cambria Math" w:hAnsi="Cambria Math"/>
+                  <w:color w:val="000000"/>
+                  <w:sz w:val="26"/>
+                  <w:szCs w:val="26"/>
+                </w:rPr>
+                <m:t>p</m:t>
+              </m:r>
+            </m:sup>
+            <m:e>
+              <m:r>
+                <m:rPr>
+                  <m:sty m:val="p"/>
+                </m:rPr>
+                <w:rPr>
+                  <w:rFonts w:ascii="Cambria Math" w:hAnsi="Cambria Math"/>
+                  <w:color w:val="000000"/>
+                  <w:sz w:val="26"/>
+                  <w:szCs w:val="26"/>
+                </w:rPr>
+                <m:t> </m:t>
+              </m:r>
+            </m:e>
+          </m:nary>
+          <m:sSub>
+            <m:sSubPr>
+              <m:ctrlPr>
+                <w:rPr>
+                  <w:rFonts w:ascii="Cambria Math" w:hAnsi="Cambria Math"/>
+                  <w:color w:val="000000"/>
+                  <w:sz w:val="26"/>
+                  <w:szCs w:val="26"/>
+                </w:rPr>
+              </m:ctrlPr>
+            </m:sSubPr>
+            <m:e>
+              <m:r>
+                <w:rPr>
+                  <w:rFonts w:ascii="Cambria Math" w:hAnsi="Cambria Math"/>
+                  <w:color w:val="000000"/>
+                  <w:sz w:val="26"/>
+                  <w:szCs w:val="26"/>
+                </w:rPr>
+                <m:t>β</m:t>
+              </m:r>
+            </m:e>
+            <m:sub>
+              <m:r>
+                <w:rPr>
+                  <w:rFonts w:ascii="Cambria Math" w:hAnsi="Cambria Math"/>
+                  <w:color w:val="000000"/>
+                  <w:sz w:val="26"/>
+                  <w:szCs w:val="26"/>
+                </w:rPr>
+                <m:t>i</m:t>
+              </m:r>
+            </m:sub>
+          </m:sSub>
+          <m:sSub>
+            <m:sSubPr>
+              <m:ctrlPr>
+                <w:rPr>
+                  <w:rFonts w:ascii="Cambria Math" w:hAnsi="Cambria Math"/>
+                  <w:color w:val="000000"/>
+                  <w:sz w:val="26"/>
+                  <w:szCs w:val="26"/>
+                </w:rPr>
+              </m:ctrlPr>
+            </m:sSubPr>
+            <m:e>
+              <m:r>
+                <w:rPr>
+                  <w:rFonts w:ascii="Cambria Math" w:hAnsi="Cambria Math"/>
+                  <w:color w:val="000000"/>
+                  <w:sz w:val="26"/>
+                  <w:szCs w:val="26"/>
+                </w:rPr>
+                <m:t>y</m:t>
+              </m:r>
+            </m:e>
+            <m:sub>
+              <m:r>
+                <w:rPr>
+                  <w:rFonts w:ascii="Cambria Math" w:hAnsi="Cambria Math"/>
+                  <w:color w:val="000000"/>
+                  <w:sz w:val="26"/>
+                  <w:szCs w:val="26"/>
+                </w:rPr>
+                <m:t>t</m:t>
+              </m:r>
+              <m:r>
+                <m:rPr>
+                  <m:sty m:val="p"/>
+                </m:rPr>
+                <w:rPr>
+                  <w:rFonts w:ascii="Cambria Math" w:hAnsi="Cambria Math"/>
+                  <w:color w:val="000000"/>
+                  <w:sz w:val="26"/>
+                  <w:szCs w:val="26"/>
+                </w:rPr>
+                <m:t>-</m:t>
+              </m:r>
+              <m:r>
+                <w:rPr>
+                  <w:rFonts w:ascii="Cambria Math" w:hAnsi="Cambria Math"/>
+                  <w:color w:val="000000"/>
+                  <w:sz w:val="26"/>
+                  <w:szCs w:val="26"/>
+                </w:rPr>
+                <m:t>i</m:t>
+              </m:r>
+            </m:sub>
+          </m:sSub>
+          <m:r>
+            <m:rPr>
+              <m:sty m:val="p"/>
+            </m:rPr>
+            <w:rPr>
+              <w:rFonts w:ascii="Cambria Math" w:hAnsi="Cambria Math"/>
+              <w:color w:val="000000"/>
+              <w:sz w:val="26"/>
+              <w:szCs w:val="26"/>
+            </w:rPr>
+            <m:t>+</m:t>
+          </m:r>
+          <m:sSub>
+            <m:sSubPr>
+              <m:ctrlPr>
+                <w:rPr>
+                  <w:rFonts w:ascii="Cambria Math" w:hAnsi="Cambria Math"/>
+                  <w:color w:val="000000"/>
+                  <w:sz w:val="26"/>
+                  <w:szCs w:val="26"/>
+                </w:rPr>
+              </m:ctrlPr>
+            </m:sSubPr>
+            <m:e>
+              <m:r>
+                <w:rPr>
+                  <w:rFonts w:ascii="Cambria Math" w:hAnsi="Cambria Math"/>
+                  <w:color w:val="000000"/>
+                  <w:sz w:val="26"/>
+                  <w:szCs w:val="26"/>
+                </w:rPr>
+                <m:t>ϵ</m:t>
+              </m:r>
+            </m:e>
+            <m:sub>
+              <m:r>
+                <w:rPr>
+                  <w:rFonts w:ascii="Cambria Math" w:hAnsi="Cambria Math"/>
+                  <w:color w:val="000000"/>
+                  <w:sz w:val="26"/>
+                  <w:szCs w:val="26"/>
+                </w:rPr>
+                <m:t>t</m:t>
+              </m:r>
+            </m:sub>
+          </m:sSub>
+        </m:oMath>
+      </m:oMathPara>
+    </w:p>
+    <w:p>
+      <w:pPr>
+        <w:pStyle w:val="Normaltop6"/>
+        <w:rPr>
+          <w:rFonts w:eastAsia="inter"/>
+        </w:rPr>
+      </w:pPr>
+      <w:r>
+        <w:rPr>
+          <w:rFonts w:eastAsia="inter"/>
+        </w:rPr>
+        <w:t xml:space="preserve">Ví dụ với </w:t>
+      </w:r>
+      <w:r>
+        <w:rPr>
+          <w:rFonts w:eastAsia="inter"/>
+        </w:rPr>
+        <w:t>bậc của phần tự hồi quy AR</w:t>
+      </w:r>
+      <w:r>
+        <w:rPr>
+          <w:rFonts w:eastAsia="inter"/>
+        </w:rPr>
+        <w:t xml:space="preserve"> p = 1</w:t>
+      </w:r>
+    </w:p>
+    <w:p>
+      <w:pPr>
+        <w:pStyle w:val="Normaltop6"/>
+        <w:rPr>
+          <w:rFonts w:eastAsia="inter"/>
+        </w:rPr>
+      </w:pPr>
+    </w:p>
+    <w:p>
+      <w:pPr>
+        <w:pStyle w:val="Normaltop6"/>
+        <w:rPr>
+          <w:rFonts w:eastAsia="inter"/>
+        </w:rPr>
+      </w:pPr>
+    </w:p>
+    <w:p>
+      <w:pPr>
+        <w:pStyle w:val="Normaltop6"/>
+      </w:pPr>
+      <w:r>
+        <w:rPr>
+          <w:rFonts w:eastAsia="inter"/>
+        </w:rPr>
+        <w:t xml:space="preserve">Mô hình này giả định rằng giá trị tại thời điểm </w:t>
+      </w:r>
+      <m:oMath>
+        <m:r>
+          <w:rPr>
+            <w:rFonts w:ascii="Cambria Math" w:hAnsi="Cambria Math"/>
+          </w:rPr>
+          <m:t>t</m:t>
+        </m:r>
+      </m:oMath>
+      <w:r>
+        <w:rPr>
+          <w:rFonts w:eastAsia="inter"/>
+        </w:rPr>
+        <w:t xml:space="preserve"> có mối quan hệ với các giá trị trước đó.</w:t>
+      </w:r>
+    </w:p>
+    <w:p>
+      <w:pPr>
+        <w:pStyle w:val="Heading3"/>
+      </w:pPr>
+      <w:r>
+        <w:rPr>
+          <w:rFonts w:eastAsia="inter"/>
+        </w:rPr>
+        <w:t>MA (Moving Average)</w:t>
+      </w:r>
+    </w:p>
+    <w:p>
+      <w:pPr>
+        <w:pStyle w:val="Normaltop6"/>
+      </w:pPr>
+      <w:r>
+        <w:rPr>
+          <w:rFonts w:eastAsia="inter"/>
+        </w:rPr>
+        <w:t>Công thức cho quá trình MA là:</w:t>
+      </w:r>
+    </w:p>
+    <w:p>
+      <w:pPr>
+        <w:spacing w:after="210"/>
+        <w:rPr>
+          <w:sz w:val="26"/>
+          <w:szCs w:val="26"/>
+        </w:rPr>
+      </w:pPr>
+      <m:oMathPara>
+        <m:oMath>
+          <m:sSub>
+            <m:sSubPr>
+              <m:ctrlPr>
+                <w:rPr>
+                  <w:rFonts w:ascii="Cambria Math" w:hAnsi="Cambria Math"/>
+                  <w:color w:val="000000"/>
+                  <w:sz w:val="26"/>
+                  <w:szCs w:val="26"/>
+                </w:rPr>
+              </m:ctrlPr>
+            </m:sSubPr>
+            <m:e>
+              <m:r>
+                <w:rPr>
+                  <w:rFonts w:ascii="Cambria Math" w:hAnsi="Cambria Math"/>
+                  <w:color w:val="000000"/>
+                  <w:sz w:val="26"/>
+                  <w:szCs w:val="26"/>
+                </w:rPr>
+                <m:t>y</m:t>
+              </m:r>
+            </m:e>
+            <m:sub>
+              <m:r>
+                <w:rPr>
+                  <w:rFonts w:ascii="Cambria Math" w:hAnsi="Cambria Math"/>
+                  <w:color w:val="000000"/>
+                  <w:sz w:val="26"/>
+                  <w:szCs w:val="26"/>
+                </w:rPr>
+                <m:t>t</m:t>
+              </m:r>
+            </m:sub>
+          </m:sSub>
+          <m:r>
+            <m:rPr>
+              <m:sty m:val="p"/>
+            </m:rPr>
+            <w:rPr>
+              <w:rFonts w:ascii="Cambria Math" w:hAnsi="Cambria Math"/>
+              <w:color w:val="000000"/>
+              <w:sz w:val="26"/>
+              <w:szCs w:val="26"/>
+            </w:rPr>
+            <m:t>=</m:t>
+          </m:r>
+          <m:r>
+            <w:rPr>
+              <w:rFonts w:ascii="Cambria Math" w:hAnsi="Cambria Math"/>
+              <w:color w:val="000000"/>
+              <w:sz w:val="26"/>
+              <w:szCs w:val="26"/>
+            </w:rPr>
+            <m:t>μ</m:t>
+          </m:r>
+          <m:r>
+            <m:rPr>
+              <m:sty m:val="p"/>
+            </m:rPr>
+            <w:rPr>
+              <w:rFonts w:ascii="Cambria Math" w:hAnsi="Cambria Math"/>
+              <w:color w:val="000000"/>
+              <w:sz w:val="26"/>
+              <w:szCs w:val="26"/>
+            </w:rPr>
+            <m:t>+</m:t>
+          </m:r>
+          <m:sSub>
+            <m:sSubPr>
+              <m:ctrlPr>
+                <w:rPr>
+                  <w:rFonts w:ascii="Cambria Math" w:hAnsi="Cambria Math"/>
+                  <w:color w:val="000000"/>
+                  <w:sz w:val="26"/>
+                  <w:szCs w:val="26"/>
+                </w:rPr>
+              </m:ctrlPr>
+            </m:sSubPr>
+            <m:e>
+              <m:r>
+                <w:rPr>
+                  <w:rFonts w:ascii="Cambria Math" w:hAnsi="Cambria Math"/>
+                  <w:color w:val="000000"/>
+                  <w:sz w:val="26"/>
+                  <w:szCs w:val="26"/>
+                </w:rPr>
+                <m:t>ϵ</m:t>
+              </m:r>
+            </m:e>
+            <m:sub>
+              <m:r>
+                <w:rPr>
+                  <w:rFonts w:ascii="Cambria Math" w:hAnsi="Cambria Math"/>
+                  <w:color w:val="000000"/>
+                  <w:sz w:val="26"/>
+                  <w:szCs w:val="26"/>
+                </w:rPr>
+                <m:t>t</m:t>
+              </m:r>
+            </m:sub>
+          </m:sSub>
+          <m:r>
+            <m:rPr>
+              <m:sty m:val="p"/>
+            </m:rPr>
+            <w:rPr>
+              <w:rFonts w:ascii="Cambria Math" w:hAnsi="Cambria Math"/>
+              <w:color w:val="000000"/>
+              <w:sz w:val="26"/>
+              <w:szCs w:val="26"/>
+            </w:rPr>
+            <m:t>+</m:t>
+          </m:r>
+          <m:nary>
+            <m:naryPr>
+              <m:chr m:val="∑"/>
+              <m:limLoc m:val="undOvr"/>
+              <m:grow m:val="1"/>
+              <m:ctrlPr>
+                <w:rPr>
+                  <w:rFonts w:ascii="Cambria Math" w:hAnsi="Cambria Math"/>
+                  <w:sz w:val="26"/>
+                  <w:szCs w:val="26"/>
+                </w:rPr>
+              </m:ctrlPr>
+            </m:naryPr>
+            <m:sub>
+              <m:r>
+                <w:rPr>
+                  <w:rFonts w:ascii="Cambria Math" w:hAnsi="Cambria Math"/>
+                  <w:color w:val="000000"/>
+                  <w:sz w:val="26"/>
+                  <w:szCs w:val="26"/>
+                </w:rPr>
+                <m:t>i</m:t>
+              </m:r>
+              <m:r>
+                <m:rPr>
+                  <m:sty m:val="p"/>
+                </m:rPr>
+                <w:rPr>
+                  <w:rFonts w:ascii="Cambria Math" w:hAnsi="Cambria Math"/>
+                  <w:color w:val="000000"/>
+                  <w:sz w:val="26"/>
+                  <w:szCs w:val="26"/>
+                </w:rPr>
+                <m:t>=1</m:t>
+              </m:r>
+            </m:sub>
+            <m:sup>
+              <m:r>
+                <w:rPr>
+                  <w:rFonts w:ascii="Cambria Math" w:hAnsi="Cambria Math"/>
+                  <w:color w:val="000000"/>
+                  <w:sz w:val="26"/>
+                  <w:szCs w:val="26"/>
+                </w:rPr>
+                <m:t>q</m:t>
+              </m:r>
+            </m:sup>
+            <m:e>
+              <m:r>
+                <m:rPr>
+                  <m:sty m:val="p"/>
+                </m:rPr>
+                <w:rPr>
+                  <w:rFonts w:ascii="Cambria Math" w:hAnsi="Cambria Math"/>
+                  <w:color w:val="000000"/>
+                  <w:sz w:val="26"/>
+                  <w:szCs w:val="26"/>
+                </w:rPr>
+                <m:t> </m:t>
+              </m:r>
+            </m:e>
+          </m:nary>
+          <m:sSub>
+            <m:sSubPr>
+              <m:ctrlPr>
+                <w:rPr>
+                  <w:rFonts w:ascii="Cambria Math" w:hAnsi="Cambria Math"/>
+                  <w:color w:val="000000"/>
+                  <w:sz w:val="26"/>
+                  <w:szCs w:val="26"/>
+                </w:rPr>
+              </m:ctrlPr>
+            </m:sSubPr>
+            <m:e>
+              <m:r>
+                <w:rPr>
+                  <w:rFonts w:ascii="Cambria Math" w:hAnsi="Cambria Math"/>
+                  <w:color w:val="000000"/>
+                  <w:sz w:val="26"/>
+                  <w:szCs w:val="26"/>
+                </w:rPr>
+                <m:t>θ</m:t>
+              </m:r>
+            </m:e>
+            <m:sub>
+              <m:r>
+                <w:rPr>
+                  <w:rFonts w:ascii="Cambria Math" w:hAnsi="Cambria Math"/>
+                  <w:color w:val="000000"/>
+                  <w:sz w:val="26"/>
+                  <w:szCs w:val="26"/>
+                </w:rPr>
+                <m:t>i</m:t>
+              </m:r>
+            </m:sub>
+          </m:sSub>
+          <m:sSub>
+            <m:sSubPr>
+              <m:ctrlPr>
+                <w:rPr>
+                  <w:rFonts w:ascii="Cambria Math" w:hAnsi="Cambria Math"/>
+                  <w:color w:val="000000"/>
+                  <w:sz w:val="26"/>
+                  <w:szCs w:val="26"/>
+                </w:rPr>
+              </m:ctrlPr>
+            </m:sSubPr>
+            <m:e>
+              <m:r>
+                <w:rPr>
+                  <w:rFonts w:ascii="Cambria Math" w:hAnsi="Cambria Math"/>
+                  <w:color w:val="000000"/>
+                  <w:sz w:val="26"/>
+                  <w:szCs w:val="26"/>
+                </w:rPr>
+                <m:t>ϵ</m:t>
+              </m:r>
+            </m:e>
+            <m:sub>
+              <m:r>
+                <w:rPr>
+                  <w:rFonts w:ascii="Cambria Math" w:hAnsi="Cambria Math"/>
+                  <w:color w:val="000000"/>
+                  <w:sz w:val="26"/>
+                  <w:szCs w:val="26"/>
+                </w:rPr>
+                <m:t>t</m:t>
+              </m:r>
+              <m:r>
+                <m:rPr>
+                  <m:sty m:val="p"/>
+                </m:rPr>
+                <w:rPr>
+                  <w:rFonts w:ascii="Cambria Math" w:hAnsi="Cambria Math"/>
+                  <w:color w:val="000000"/>
+                  <w:sz w:val="26"/>
+                  <w:szCs w:val="26"/>
+                </w:rPr>
+                <m:t>-</m:t>
+              </m:r>
+              <m:r>
+                <w:rPr>
+                  <w:rFonts w:ascii="Cambria Math" w:hAnsi="Cambria Math"/>
+                  <w:color w:val="000000"/>
+                  <w:sz w:val="26"/>
+                  <w:szCs w:val="26"/>
+                </w:rPr>
+                <m:t>i</m:t>
+              </m:r>
+            </m:sub>
+          </m:sSub>
+        </m:oMath>
+      </m:oMathPara>
+    </w:p>
+    <w:p>
+      <w:pPr>
+        <w:spacing w:after="210"/>
+        <w:rPr>
+          <w:sz w:val="26"/>
+          <w:szCs w:val="26"/>
+        </w:rPr>
+      </w:pPr>
+      <w:r>
+        <w:rPr>
           <w:rFonts w:eastAsia="inter" w:cs="inter"/>
           <w:color w:val="000000"/>
           <w:sz w:val="26"/>
           <w:szCs w:val="26"/>
         </w:rPr>
-        <w:t>: bậc của phần trung bình động MA.</w:t>
-      </w:r>
-    </w:p>
-    <w:p>
-      <w:pPr>
-        <w:pStyle w:val="Heading2"/>
-      </w:pPr>
-      <w:bookmarkStart w:id="14" w:name="_Toc198209557"/>
+        <w:t>Đây là mô hình dựa trên sai số trong quá khứ, cho phép cải thiện khả năng dự báo khi có sự nhiễu.</w:t>
+      </w:r>
+    </w:p>
+    <w:p>
+      <w:pPr>
+        <w:pStyle w:val="Heading3"/>
+      </w:pPr>
       <w:r>
         <w:rPr>
           <w:rFonts w:eastAsia="inter"/>
         </w:rPr>
-        <w:t>Cơ sở toán học</w:t>
-      </w:r>
-      <w:bookmarkEnd w:id="14"/>
+        <w:t>I (Integrated)</w:t>
+      </w:r>
+    </w:p>
+    <w:p>
+      <w:pPr>
+        <w:pStyle w:val="Normaltop6"/>
+      </w:pPr>
+      <w:r>
+        <w:rPr>
+          <w:rFonts w:eastAsia="inter"/>
+        </w:rPr>
+        <w:t>Để làm cho chuỗi dữ liệu trở nên dừng, ta sử dụng phép sai phân (difference). Sai phân bậc 1 là:</w:t>
+      </w:r>
     </w:p>
     <w:p>
       <w:pPr>
@@ -9592,12 +9635,466 @@
           <w:szCs w:val="26"/>
         </w:rPr>
       </w:pPr>
-      <w:r>
-        <w:rPr>
-          <w:rFonts w:eastAsia="inter" w:cs="inter"/>
-          <w:color w:val="000000"/>
-          <w:sz w:val="26"/>
-          <w:szCs w:val="26"/>
+      <m:oMathPara>
+        <m:oMath>
+          <m:r>
+            <w:rPr>
+              <w:rFonts w:ascii="Cambria Math" w:hAnsi="Cambria Math"/>
+              <w:color w:val="000000"/>
+              <w:sz w:val="26"/>
+              <w:szCs w:val="26"/>
+            </w:rPr>
+            <m:t>∆</m:t>
+          </m:r>
+          <m:sSub>
+            <m:sSubPr>
+              <m:ctrlPr>
+                <w:rPr>
+                  <w:rFonts w:ascii="Cambria Math" w:hAnsi="Cambria Math"/>
+                  <w:color w:val="000000"/>
+                  <w:sz w:val="26"/>
+                  <w:szCs w:val="26"/>
+                </w:rPr>
+              </m:ctrlPr>
+            </m:sSubPr>
+            <m:e>
+              <m:r>
+                <w:rPr>
+                  <w:rFonts w:ascii="Cambria Math" w:hAnsi="Cambria Math"/>
+                  <w:color w:val="000000"/>
+                  <w:sz w:val="26"/>
+                  <w:szCs w:val="26"/>
+                </w:rPr>
+                <m:t>y</m:t>
+              </m:r>
+            </m:e>
+            <m:sub>
+              <m:r>
+                <w:rPr>
+                  <w:rFonts w:ascii="Cambria Math" w:hAnsi="Cambria Math"/>
+                  <w:color w:val="000000"/>
+                  <w:sz w:val="26"/>
+                  <w:szCs w:val="26"/>
+                </w:rPr>
+                <m:t>t</m:t>
+              </m:r>
+            </m:sub>
+          </m:sSub>
+          <m:r>
+            <m:rPr>
+              <m:sty m:val="p"/>
+            </m:rPr>
+            <w:rPr>
+              <w:rFonts w:ascii="Cambria Math" w:hAnsi="Cambria Math"/>
+              <w:color w:val="000000"/>
+              <w:sz w:val="26"/>
+              <w:szCs w:val="26"/>
+            </w:rPr>
+            <m:t>=</m:t>
+          </m:r>
+          <m:sSub>
+            <m:sSubPr>
+              <m:ctrlPr>
+                <w:rPr>
+                  <w:rFonts w:ascii="Cambria Math" w:hAnsi="Cambria Math"/>
+                  <w:color w:val="000000"/>
+                  <w:sz w:val="26"/>
+                  <w:szCs w:val="26"/>
+                </w:rPr>
+              </m:ctrlPr>
+            </m:sSubPr>
+            <m:e>
+              <m:r>
+                <w:rPr>
+                  <w:rFonts w:ascii="Cambria Math" w:hAnsi="Cambria Math"/>
+                  <w:color w:val="000000"/>
+                  <w:sz w:val="26"/>
+                  <w:szCs w:val="26"/>
+                </w:rPr>
+                <m:t>y</m:t>
+              </m:r>
+            </m:e>
+            <m:sub>
+              <m:r>
+                <w:rPr>
+                  <w:rFonts w:ascii="Cambria Math" w:hAnsi="Cambria Math"/>
+                  <w:color w:val="000000"/>
+                  <w:sz w:val="26"/>
+                  <w:szCs w:val="26"/>
+                </w:rPr>
+                <m:t>t</m:t>
+              </m:r>
+            </m:sub>
+          </m:sSub>
+          <m:r>
+            <m:rPr>
+              <m:sty m:val="p"/>
+            </m:rPr>
+            <w:rPr>
+              <w:rFonts w:ascii="Cambria Math" w:hAnsi="Cambria Math"/>
+              <w:color w:val="000000"/>
+              <w:sz w:val="26"/>
+              <w:szCs w:val="26"/>
+            </w:rPr>
+            <m:t>-</m:t>
+          </m:r>
+          <m:sSub>
+            <m:sSubPr>
+              <m:ctrlPr>
+                <w:rPr>
+                  <w:rFonts w:ascii="Cambria Math" w:hAnsi="Cambria Math"/>
+                  <w:color w:val="000000"/>
+                  <w:sz w:val="26"/>
+                  <w:szCs w:val="26"/>
+                </w:rPr>
+              </m:ctrlPr>
+            </m:sSubPr>
+            <m:e>
+              <m:r>
+                <w:rPr>
+                  <w:rFonts w:ascii="Cambria Math" w:hAnsi="Cambria Math"/>
+                  <w:color w:val="000000"/>
+                  <w:sz w:val="26"/>
+                  <w:szCs w:val="26"/>
+                </w:rPr>
+                <m:t>y</m:t>
+              </m:r>
+            </m:e>
+            <m:sub>
+              <m:r>
+                <w:rPr>
+                  <w:rFonts w:ascii="Cambria Math" w:hAnsi="Cambria Math"/>
+                  <w:color w:val="000000"/>
+                  <w:sz w:val="26"/>
+                  <w:szCs w:val="26"/>
+                </w:rPr>
+                <m:t>t</m:t>
+              </m:r>
+              <m:r>
+                <m:rPr>
+                  <m:sty m:val="p"/>
+                </m:rPr>
+                <w:rPr>
+                  <w:rFonts w:ascii="Cambria Math" w:hAnsi="Cambria Math"/>
+                  <w:color w:val="000000"/>
+                  <w:sz w:val="26"/>
+                  <w:szCs w:val="26"/>
+                </w:rPr>
+                <m:t>-1</m:t>
+              </m:r>
+            </m:sub>
+          </m:sSub>
+        </m:oMath>
+      </m:oMathPara>
+    </w:p>
+    <w:p>
+      <w:pPr>
+        <w:pStyle w:val="Normaltop6"/>
+      </w:pPr>
+      <w:r>
+        <w:rPr>
+          <w:rFonts w:eastAsia="inter"/>
+        </w:rPr>
+        <w:t xml:space="preserve">Sai phân bậc </w:t>
+      </w:r>
+      <m:oMath>
+        <m:r>
+          <w:rPr>
+            <w:rFonts w:ascii="Cambria Math" w:hAnsi="Cambria Math"/>
+          </w:rPr>
+          <m:t>d</m:t>
+        </m:r>
+      </m:oMath>
+      <w:r>
+        <w:rPr>
+          <w:rFonts w:eastAsia="inter"/>
+        </w:rPr>
+        <w:t xml:space="preserve"> là:</w:t>
+      </w:r>
+    </w:p>
+    <w:p>
+      <w:pPr>
+        <w:spacing w:after="210"/>
+        <w:rPr>
+          <w:sz w:val="26"/>
+          <w:szCs w:val="26"/>
+        </w:rPr>
+      </w:pPr>
+      <m:oMathPara>
+        <m:oMath>
+          <m:sSub>
+            <m:sSubPr>
+              <m:ctrlPr>
+                <w:rPr>
+                  <w:rFonts w:ascii="Cambria Math" w:hAnsi="Cambria Math"/>
+                  <w:color w:val="000000"/>
+                  <w:sz w:val="26"/>
+                  <w:szCs w:val="26"/>
+                </w:rPr>
+              </m:ctrlPr>
+            </m:sSubPr>
+            <m:e>
+              <m:r>
+                <w:rPr>
+                  <w:rFonts w:ascii="Cambria Math" w:hAnsi="Cambria Math"/>
+                  <w:color w:val="000000"/>
+                  <w:sz w:val="26"/>
+                  <w:szCs w:val="26"/>
+                </w:rPr>
+                <m:t>W</m:t>
+              </m:r>
+            </m:e>
+            <m:sub>
+              <m:r>
+                <w:rPr>
+                  <w:rFonts w:ascii="Cambria Math" w:hAnsi="Cambria Math"/>
+                  <w:color w:val="000000"/>
+                  <w:sz w:val="26"/>
+                  <w:szCs w:val="26"/>
+                </w:rPr>
+                <m:t>t</m:t>
+              </m:r>
+            </m:sub>
+          </m:sSub>
+          <m:r>
+            <m:rPr>
+              <m:sty m:val="p"/>
+            </m:rPr>
+            <w:rPr>
+              <w:rFonts w:ascii="Cambria Math" w:hAnsi="Cambria Math"/>
+              <w:color w:val="000000"/>
+              <w:sz w:val="26"/>
+              <w:szCs w:val="26"/>
+            </w:rPr>
+            <m:t>=(1-</m:t>
+          </m:r>
+          <m:r>
+            <w:rPr>
+              <w:rFonts w:ascii="Cambria Math" w:hAnsi="Cambria Math"/>
+              <w:color w:val="000000"/>
+              <w:sz w:val="26"/>
+              <w:szCs w:val="26"/>
+            </w:rPr>
+            <m:t>B</m:t>
+          </m:r>
+          <m:sSup>
+            <m:sSupPr>
+              <m:ctrlPr>
+                <w:rPr>
+                  <w:rFonts w:ascii="Cambria Math" w:hAnsi="Cambria Math"/>
+                  <w:color w:val="000000"/>
+                  <w:sz w:val="26"/>
+                  <w:szCs w:val="26"/>
+                </w:rPr>
+              </m:ctrlPr>
+            </m:sSupPr>
+            <m:e>
+              <m:r>
+                <m:rPr>
+                  <m:sty m:val="p"/>
+                </m:rPr>
+                <w:rPr>
+                  <w:rFonts w:ascii="Cambria Math" w:hAnsi="Cambria Math"/>
+                  <w:color w:val="000000"/>
+                  <w:sz w:val="26"/>
+                  <w:szCs w:val="26"/>
+                </w:rPr>
+                <m:t>)</m:t>
+              </m:r>
+            </m:e>
+            <m:sup>
+              <m:r>
+                <w:rPr>
+                  <w:rFonts w:ascii="Cambria Math" w:hAnsi="Cambria Math"/>
+                  <w:color w:val="000000"/>
+                  <w:sz w:val="26"/>
+                  <w:szCs w:val="26"/>
+                </w:rPr>
+                <m:t>d</m:t>
+              </m:r>
+            </m:sup>
+          </m:sSup>
+          <m:sSub>
+            <m:sSubPr>
+              <m:ctrlPr>
+                <w:rPr>
+                  <w:rFonts w:ascii="Cambria Math" w:hAnsi="Cambria Math"/>
+                  <w:color w:val="000000"/>
+                  <w:sz w:val="26"/>
+                  <w:szCs w:val="26"/>
+                </w:rPr>
+              </m:ctrlPr>
+            </m:sSubPr>
+            <m:e>
+              <m:r>
+                <w:rPr>
+                  <w:rFonts w:ascii="Cambria Math" w:hAnsi="Cambria Math"/>
+                  <w:color w:val="000000"/>
+                  <w:sz w:val="26"/>
+                  <w:szCs w:val="26"/>
+                </w:rPr>
+                <m:t>Y</m:t>
+              </m:r>
+            </m:e>
+            <m:sub>
+              <m:r>
+                <w:rPr>
+                  <w:rFonts w:ascii="Cambria Math" w:hAnsi="Cambria Math"/>
+                  <w:color w:val="000000"/>
+                  <w:sz w:val="26"/>
+                  <w:szCs w:val="26"/>
+                </w:rPr>
+                <m:t>t</m:t>
+              </m:r>
+            </m:sub>
+          </m:sSub>
+        </m:oMath>
+      </m:oMathPara>
+    </w:p>
+    <w:p>
+      <w:pPr>
+        <w:pStyle w:val="Normaltop6"/>
+      </w:pPr>
+      <w:r>
+        <w:rPr>
+          <w:rFonts w:eastAsia="inter"/>
+        </w:rPr>
+        <w:t xml:space="preserve">với </w:t>
+      </w:r>
+      <m:oMath>
+        <m:r>
+          <w:rPr>
+            <w:rFonts w:ascii="Cambria Math" w:hAnsi="Cambria Math"/>
+          </w:rPr>
+          <m:t>B</m:t>
+        </m:r>
+      </m:oMath>
+      <w:r>
+        <w:rPr>
+          <w:rFonts w:eastAsia="inter"/>
+        </w:rPr>
+        <w:t xml:space="preserve"> là toán tử trễ (backshift operator), trong đó </w:t>
+      </w:r>
+      <m:oMath>
+        <m:r>
+          <w:rPr>
+            <w:rFonts w:ascii="Cambria Math" w:hAnsi="Cambria Math"/>
+          </w:rPr>
+          <m:t>B</m:t>
+        </m:r>
+        <m:sSub>
+          <m:sSubPr>
+            <m:ctrlPr>
+              <w:rPr>
+                <w:rFonts w:ascii="Cambria Math" w:hAnsi="Cambria Math"/>
+              </w:rPr>
+            </m:ctrlPr>
+          </m:sSubPr>
+          <m:e>
+            <m:r>
+              <w:rPr>
+                <w:rFonts w:ascii="Cambria Math" w:hAnsi="Cambria Math"/>
+              </w:rPr>
+              <m:t>Y</m:t>
+            </m:r>
+          </m:e>
+          <m:sub>
+            <m:r>
+              <w:rPr>
+                <w:rFonts w:ascii="Cambria Math" w:hAnsi="Cambria Math"/>
+              </w:rPr>
+              <m:t>t</m:t>
+            </m:r>
+          </m:sub>
+        </m:sSub>
+        <m:r>
+          <m:rPr>
+            <m:sty m:val="p"/>
+          </m:rPr>
+          <w:rPr>
+            <w:rFonts w:ascii="Cambria Math" w:hAnsi="Cambria Math"/>
+          </w:rPr>
+          <m:t>=</m:t>
+        </m:r>
+        <m:sSub>
+          <m:sSubPr>
+            <m:ctrlPr>
+              <w:rPr>
+                <w:rFonts w:ascii="Cambria Math" w:hAnsi="Cambria Math"/>
+              </w:rPr>
+            </m:ctrlPr>
+          </m:sSubPr>
+          <m:e>
+            <m:r>
+              <w:rPr>
+                <w:rFonts w:ascii="Cambria Math" w:hAnsi="Cambria Math"/>
+              </w:rPr>
+              <m:t>Y</m:t>
+            </m:r>
+          </m:e>
+          <m:sub>
+            <m:r>
+              <w:rPr>
+                <w:rFonts w:ascii="Cambria Math" w:hAnsi="Cambria Math"/>
+              </w:rPr>
+              <m:t>t</m:t>
+            </m:r>
+            <m:r>
+              <m:rPr>
+                <m:sty m:val="p"/>
+              </m:rPr>
+              <w:rPr>
+                <w:rFonts w:ascii="Cambria Math" w:hAnsi="Cambria Math"/>
+              </w:rPr>
+              <m:t>-1</m:t>
+            </m:r>
+          </m:sub>
+        </m:sSub>
+      </m:oMath>
+      <w:r>
+        <w:rPr>
+          <w:rFonts w:eastAsia="inter"/>
+        </w:rPr>
+        <w:t>.</w:t>
+      </w:r>
+    </w:p>
+    <w:p>
+      <w:pPr>
+        <w:pStyle w:val="Normaltop6"/>
+        <w:rPr>
+          <w:rFonts w:eastAsia="inter"/>
+        </w:rPr>
+      </w:pPr>
+    </w:p>
+    <w:p>
+      <w:pPr>
+        <w:pStyle w:val="Heading3"/>
+        <w:rPr>
+          <w:rFonts w:eastAsia="inter"/>
+        </w:rPr>
+      </w:pPr>
+      <w:r>
+        <w:rPr>
+          <w:rFonts w:eastAsia="inter"/>
+        </w:rPr>
+        <w:t>ARIMA</w:t>
+      </w:r>
+    </w:p>
+    <w:p>
+      <w:pPr>
+        <w:pStyle w:val="Normaltop6"/>
+        <w:rPr>
+          <w:rFonts w:eastAsia="inter"/>
+        </w:rPr>
+      </w:pPr>
+    </w:p>
+    <w:p>
+      <w:pPr>
+        <w:pStyle w:val="Normaltop6"/>
+      </w:pPr>
+      <w:r>
+        <w:rPr>
+          <w:rFonts w:eastAsia="inter"/>
         </w:rPr>
         <w:t>Công thức tổng quát của mô hình ARIMA có thể được diễn đạt như sau:</w:t>
       </w:r>
@@ -10645,14 +11142,30 @@
       <w:pPr>
         <w:pStyle w:val="Heading2"/>
       </w:pPr>
-      <w:bookmarkStart w:id="15" w:name="_Toc198209558"/>
+      <w:bookmarkStart w:id="11" w:name="_Toc198209558"/>
       <w:r>
         <w:rPr>
           <w:rFonts w:eastAsia="inter"/>
         </w:rPr>
         <w:t>Cơ sở toán học mở rộng (AR, MA và I)</w:t>
       </w:r>
-      <w:bookmarkEnd w:id="15"/>
+      <w:bookmarkEnd w:id="11"/>
+    </w:p>
+    <w:p>
+      <w:pPr>
+        <w:pStyle w:val="Heading2"/>
+        <w:rPr>
+          <w:rFonts w:eastAsia="inter"/>
+        </w:rPr>
+      </w:pPr>
+      <w:bookmarkStart w:id="12" w:name="_Toc198209559"/>
+      <w:r>
+        <w:rPr>
+          <w:rFonts w:eastAsia="inter"/>
+        </w:rPr>
+        <w:t>Mã giả ARIMA</w:t>
+      </w:r>
+      <w:bookmarkEnd w:id="12"/>
     </w:p>
     <w:p>
       <w:pPr>
@@ -10665,346 +11178,10 @@
       </w:pPr>
       <w:r>
         <w:rPr>
-          <w:rFonts w:eastAsia="inter" w:cs="inter"/>
-          <w:b/>
-          <w:color w:val="000000"/>
-          <w:sz w:val="26"/>
-          <w:szCs w:val="26"/>
-        </w:rPr>
-        <w:t>AR (Auto-Regressive)</w:t>
-      </w:r>
-    </w:p>
-    <w:p>
-      <w:pPr>
-        <w:spacing w:after="210"/>
-        <w:rPr>
-          <w:sz w:val="26"/>
-          <w:szCs w:val="26"/>
-        </w:rPr>
-      </w:pPr>
-      <w:r>
-        <w:rPr>
-          <w:rFonts w:eastAsia="inter" w:cs="inter"/>
-          <w:color w:val="000000"/>
-          <w:sz w:val="26"/>
-          <w:szCs w:val="26"/>
-        </w:rPr>
-        <w:t>Công thức tổng quát cho quá trình AR là:</w:t>
-      </w:r>
-    </w:p>
-    <w:p>
-      <w:pPr>
-        <w:spacing w:after="210"/>
-        <w:rPr>
-          <w:sz w:val="26"/>
-          <w:szCs w:val="26"/>
-        </w:rPr>
-      </w:pPr>
-      <m:oMathPara>
-        <m:oMath>
-          <m:sSub>
-            <m:sSubPr>
-              <m:ctrlPr>
-                <w:rPr>
-                  <w:rFonts w:ascii="Cambria Math" w:hAnsi="Cambria Math"/>
-                  <w:color w:val="000000"/>
-                  <w:sz w:val="26"/>
-                  <w:szCs w:val="26"/>
-                </w:rPr>
-              </m:ctrlPr>
-            </m:sSubPr>
-            <m:e>
-              <m:r>
-                <w:rPr>
-                  <w:rFonts w:ascii="Cambria Math" w:hAnsi="Cambria Math"/>
-                  <w:color w:val="000000"/>
-                  <w:sz w:val="26"/>
-                  <w:szCs w:val="26"/>
-                </w:rPr>
-                <m:t>Y</m:t>
-              </m:r>
-            </m:e>
-            <m:sub>
-              <m:r>
-                <w:rPr>
-                  <w:rFonts w:ascii="Cambria Math" w:hAnsi="Cambria Math"/>
-                  <w:color w:val="000000"/>
-                  <w:sz w:val="26"/>
-                  <w:szCs w:val="26"/>
-                </w:rPr>
-                <m:t>t</m:t>
-              </m:r>
-            </m:sub>
-          </m:sSub>
-          <m:r>
-            <m:rPr>
-              <m:sty m:val="p"/>
-            </m:rPr>
-            <w:rPr>
-              <w:rFonts w:ascii="Cambria Math" w:hAnsi="Cambria Math"/>
-              <w:color w:val="000000"/>
-              <w:sz w:val="26"/>
-              <w:szCs w:val="26"/>
-            </w:rPr>
-            <m:t>=</m:t>
-          </m:r>
-          <m:r>
-            <w:rPr>
-              <w:rFonts w:ascii="Cambria Math" w:hAnsi="Cambria Math"/>
-              <w:color w:val="000000"/>
-              <w:sz w:val="26"/>
-              <w:szCs w:val="26"/>
-            </w:rPr>
-            <m:t>α</m:t>
-          </m:r>
-          <m:r>
-            <m:rPr>
-              <m:sty m:val="p"/>
-            </m:rPr>
-            <w:rPr>
-              <w:rFonts w:ascii="Cambria Math" w:hAnsi="Cambria Math"/>
-              <w:color w:val="000000"/>
-              <w:sz w:val="26"/>
-              <w:szCs w:val="26"/>
-            </w:rPr>
-            <m:t>+</m:t>
-          </m:r>
-          <m:nary>
-            <m:naryPr>
-              <m:chr m:val="∑"/>
-              <m:limLoc m:val="undOvr"/>
-              <m:grow m:val="1"/>
-              <m:ctrlPr>
-                <w:rPr>
-                  <w:rFonts w:ascii="Cambria Math" w:hAnsi="Cambria Math"/>
-                  <w:sz w:val="26"/>
-                  <w:szCs w:val="26"/>
-                </w:rPr>
-              </m:ctrlPr>
-            </m:naryPr>
-            <m:sub>
-              <m:r>
-                <w:rPr>
-                  <w:rFonts w:ascii="Cambria Math" w:hAnsi="Cambria Math"/>
-                  <w:color w:val="000000"/>
-                  <w:sz w:val="26"/>
-                  <w:szCs w:val="26"/>
-                </w:rPr>
-                <m:t>i</m:t>
-              </m:r>
-              <m:r>
-                <m:rPr>
-                  <m:sty m:val="p"/>
-                </m:rPr>
-                <w:rPr>
-                  <w:rFonts w:ascii="Cambria Math" w:hAnsi="Cambria Math"/>
-                  <w:color w:val="000000"/>
-                  <w:sz w:val="26"/>
-                  <w:szCs w:val="26"/>
-                </w:rPr>
-                <m:t>=1</m:t>
-              </m:r>
-            </m:sub>
-            <m:sup>
-              <m:r>
-                <w:rPr>
-                  <w:rFonts w:ascii="Cambria Math" w:hAnsi="Cambria Math"/>
-                  <w:color w:val="000000"/>
-                  <w:sz w:val="26"/>
-                  <w:szCs w:val="26"/>
-                </w:rPr>
-                <m:t>p</m:t>
-              </m:r>
-            </m:sup>
-            <m:e>
-              <m:r>
-                <m:rPr>
-                  <m:sty m:val="p"/>
-                </m:rPr>
-                <w:rPr>
-                  <w:rFonts w:ascii="Cambria Math" w:hAnsi="Cambria Math"/>
-                  <w:color w:val="000000"/>
-                  <w:sz w:val="26"/>
-                  <w:szCs w:val="26"/>
-                </w:rPr>
-                <m:t> </m:t>
-              </m:r>
-            </m:e>
-          </m:nary>
-          <m:sSub>
-            <m:sSubPr>
-              <m:ctrlPr>
-                <w:rPr>
-                  <w:rFonts w:ascii="Cambria Math" w:hAnsi="Cambria Math"/>
-                  <w:color w:val="000000"/>
-                  <w:sz w:val="26"/>
-                  <w:szCs w:val="26"/>
-                </w:rPr>
-              </m:ctrlPr>
-            </m:sSubPr>
-            <m:e>
-              <m:r>
-                <w:rPr>
-                  <w:rFonts w:ascii="Cambria Math" w:hAnsi="Cambria Math"/>
-                  <w:color w:val="000000"/>
-                  <w:sz w:val="26"/>
-                  <w:szCs w:val="26"/>
-                </w:rPr>
-                <m:t>β</m:t>
-              </m:r>
-            </m:e>
-            <m:sub>
-              <m:r>
-                <w:rPr>
-                  <w:rFonts w:ascii="Cambria Math" w:hAnsi="Cambria Math"/>
-                  <w:color w:val="000000"/>
-                  <w:sz w:val="26"/>
-                  <w:szCs w:val="26"/>
-                </w:rPr>
-                <m:t>i</m:t>
-              </m:r>
-            </m:sub>
-          </m:sSub>
-          <m:sSub>
-            <m:sSubPr>
-              <m:ctrlPr>
-                <w:rPr>
-                  <w:rFonts w:ascii="Cambria Math" w:hAnsi="Cambria Math"/>
-                  <w:color w:val="000000"/>
-                  <w:sz w:val="26"/>
-                  <w:szCs w:val="26"/>
-                </w:rPr>
-              </m:ctrlPr>
-            </m:sSubPr>
-            <m:e>
-              <m:r>
-                <w:rPr>
-                  <w:rFonts w:ascii="Cambria Math" w:hAnsi="Cambria Math"/>
-                  <w:color w:val="000000"/>
-                  <w:sz w:val="26"/>
-                  <w:szCs w:val="26"/>
-                </w:rPr>
-                <m:t>Y</m:t>
-              </m:r>
-            </m:e>
-            <m:sub>
-              <m:r>
-                <w:rPr>
-                  <w:rFonts w:ascii="Cambria Math" w:hAnsi="Cambria Math"/>
-                  <w:color w:val="000000"/>
-                  <w:sz w:val="26"/>
-                  <w:szCs w:val="26"/>
-                </w:rPr>
-                <m:t>t</m:t>
-              </m:r>
-              <m:r>
-                <m:rPr>
-                  <m:sty m:val="p"/>
-                </m:rPr>
-                <w:rPr>
-                  <w:rFonts w:ascii="Cambria Math" w:hAnsi="Cambria Math"/>
-                  <w:color w:val="000000"/>
-                  <w:sz w:val="26"/>
-                  <w:szCs w:val="26"/>
-                </w:rPr>
-                <m:t>-</m:t>
-              </m:r>
-              <m:r>
-                <w:rPr>
-                  <w:rFonts w:ascii="Cambria Math" w:hAnsi="Cambria Math"/>
-                  <w:color w:val="000000"/>
-                  <w:sz w:val="26"/>
-                  <w:szCs w:val="26"/>
-                </w:rPr>
-                <m:t>i</m:t>
-              </m:r>
-            </m:sub>
-          </m:sSub>
-          <m:r>
-            <m:rPr>
-              <m:sty m:val="p"/>
-            </m:rPr>
-            <w:rPr>
-              <w:rFonts w:ascii="Cambria Math" w:hAnsi="Cambria Math"/>
-              <w:color w:val="000000"/>
-              <w:sz w:val="26"/>
-              <w:szCs w:val="26"/>
-            </w:rPr>
-            <m:t>+</m:t>
-          </m:r>
-          <m:sSub>
-            <m:sSubPr>
-              <m:ctrlPr>
-                <w:rPr>
-                  <w:rFonts w:ascii="Cambria Math" w:hAnsi="Cambria Math"/>
-                  <w:color w:val="000000"/>
-                  <w:sz w:val="26"/>
-                  <w:szCs w:val="26"/>
-                </w:rPr>
-              </m:ctrlPr>
-            </m:sSubPr>
-            <m:e>
-              <m:r>
-                <w:rPr>
-                  <w:rFonts w:ascii="Cambria Math" w:hAnsi="Cambria Math"/>
-                  <w:color w:val="000000"/>
-                  <w:sz w:val="26"/>
-                  <w:szCs w:val="26"/>
-                </w:rPr>
-                <m:t>ϵ</m:t>
-              </m:r>
-            </m:e>
-            <m:sub>
-              <m:r>
-                <w:rPr>
-                  <w:rFonts w:ascii="Cambria Math" w:hAnsi="Cambria Math"/>
-                  <w:color w:val="000000"/>
-                  <w:sz w:val="26"/>
-                  <w:szCs w:val="26"/>
-                </w:rPr>
-                <m:t>t</m:t>
-              </m:r>
-            </m:sub>
-          </m:sSub>
-        </m:oMath>
-      </m:oMathPara>
-    </w:p>
-    <w:p>
-      <w:pPr>
-        <w:spacing w:after="210"/>
-        <w:rPr>
-          <w:sz w:val="26"/>
-          <w:szCs w:val="26"/>
-        </w:rPr>
-      </w:pPr>
-      <w:r>
-        <w:rPr>
-          <w:rFonts w:eastAsia="inter" w:cs="inter"/>
-          <w:color w:val="000000"/>
-          <w:sz w:val="26"/>
-          <w:szCs w:val="26"/>
-        </w:rPr>
-        <w:t xml:space="preserve">Mô hình này giả định rằng giá trị tại thời điểm </w:t>
-      </w:r>
-      <m:oMath>
-        <m:r>
-          <w:rPr>
-            <w:rFonts w:ascii="Cambria Math" w:hAnsi="Cambria Math"/>
-            <w:color w:val="000000"/>
-            <w:sz w:val="26"/>
-            <w:szCs w:val="26"/>
-          </w:rPr>
-          <m:t>t</m:t>
-        </m:r>
-      </m:oMath>
-      <w:r>
-        <w:rPr>
-          <w:rFonts w:eastAsia="inter" w:cs="inter"/>
-          <w:color w:val="000000"/>
-          <w:sz w:val="26"/>
-          <w:szCs w:val="26"/>
-        </w:rPr>
-        <w:t xml:space="preserve"> có mối quan hệ với các giá trị trước đó.</w:t>
+          <w:sz w:val="26"/>
+          <w:szCs w:val="26"/>
+        </w:rPr>
+        <w:t>1. Kiểm tra tính dừng của chuỗi (Dickey-Fuller Test).</w:t>
       </w:r>
     </w:p>
     <w:p>
@@ -11018,326 +11195,10 @@
       </w:pPr>
       <w:r>
         <w:rPr>
-          <w:rFonts w:eastAsia="inter" w:cs="inter"/>
-          <w:b/>
-          <w:color w:val="000000"/>
-          <w:sz w:val="26"/>
-          <w:szCs w:val="26"/>
-        </w:rPr>
-        <w:t>MA (Moving Average)</w:t>
-      </w:r>
-    </w:p>
-    <w:p>
-      <w:pPr>
-        <w:spacing w:after="210"/>
-        <w:rPr>
-          <w:sz w:val="26"/>
-          <w:szCs w:val="26"/>
-        </w:rPr>
-      </w:pPr>
-      <w:r>
-        <w:rPr>
-          <w:rFonts w:eastAsia="inter" w:cs="inter"/>
-          <w:color w:val="000000"/>
-          <w:sz w:val="26"/>
-          <w:szCs w:val="26"/>
-        </w:rPr>
-        <w:t>Công thức cho quá trình MA là:</w:t>
-      </w:r>
-    </w:p>
-    <w:p>
-      <w:pPr>
-        <w:spacing w:after="210"/>
-        <w:rPr>
-          <w:sz w:val="26"/>
-          <w:szCs w:val="26"/>
-        </w:rPr>
-      </w:pPr>
-      <m:oMathPara>
-        <m:oMath>
-          <m:sSub>
-            <m:sSubPr>
-              <m:ctrlPr>
-                <w:rPr>
-                  <w:rFonts w:ascii="Cambria Math" w:hAnsi="Cambria Math"/>
-                  <w:color w:val="000000"/>
-                  <w:sz w:val="26"/>
-                  <w:szCs w:val="26"/>
-                </w:rPr>
-              </m:ctrlPr>
-            </m:sSubPr>
-            <m:e>
-              <m:r>
-                <w:rPr>
-                  <w:rFonts w:ascii="Cambria Math" w:hAnsi="Cambria Math"/>
-                  <w:color w:val="000000"/>
-                  <w:sz w:val="26"/>
-                  <w:szCs w:val="26"/>
-                </w:rPr>
-                <m:t>Y</m:t>
-              </m:r>
-            </m:e>
-            <m:sub>
-              <m:r>
-                <w:rPr>
-                  <w:rFonts w:ascii="Cambria Math" w:hAnsi="Cambria Math"/>
-                  <w:color w:val="000000"/>
-                  <w:sz w:val="26"/>
-                  <w:szCs w:val="26"/>
-                </w:rPr>
-                <m:t>t</m:t>
-              </m:r>
-            </m:sub>
-          </m:sSub>
-          <m:r>
-            <m:rPr>
-              <m:sty m:val="p"/>
-            </m:rPr>
-            <w:rPr>
-              <w:rFonts w:ascii="Cambria Math" w:hAnsi="Cambria Math"/>
-              <w:color w:val="000000"/>
-              <w:sz w:val="26"/>
-              <w:szCs w:val="26"/>
-            </w:rPr>
-            <m:t>=</m:t>
-          </m:r>
-          <m:r>
-            <w:rPr>
-              <w:rFonts w:ascii="Cambria Math" w:hAnsi="Cambria Math"/>
-              <w:color w:val="000000"/>
-              <w:sz w:val="26"/>
-              <w:szCs w:val="26"/>
-            </w:rPr>
-            <m:t>α</m:t>
-          </m:r>
-          <m:r>
-            <m:rPr>
-              <m:sty m:val="p"/>
-            </m:rPr>
-            <w:rPr>
-              <w:rFonts w:ascii="Cambria Math" w:hAnsi="Cambria Math"/>
-              <w:color w:val="000000"/>
-              <w:sz w:val="26"/>
-              <w:szCs w:val="26"/>
-            </w:rPr>
-            <m:t>+</m:t>
-          </m:r>
-          <m:sSub>
-            <m:sSubPr>
-              <m:ctrlPr>
-                <w:rPr>
-                  <w:rFonts w:ascii="Cambria Math" w:hAnsi="Cambria Math"/>
-                  <w:color w:val="000000"/>
-                  <w:sz w:val="26"/>
-                  <w:szCs w:val="26"/>
-                </w:rPr>
-              </m:ctrlPr>
-            </m:sSubPr>
-            <m:e>
-              <m:r>
-                <w:rPr>
-                  <w:rFonts w:ascii="Cambria Math" w:hAnsi="Cambria Math"/>
-                  <w:color w:val="000000"/>
-                  <w:sz w:val="26"/>
-                  <w:szCs w:val="26"/>
-                </w:rPr>
-                <m:t>ϵ</m:t>
-              </m:r>
-            </m:e>
-            <m:sub>
-              <m:r>
-                <w:rPr>
-                  <w:rFonts w:ascii="Cambria Math" w:hAnsi="Cambria Math"/>
-                  <w:color w:val="000000"/>
-                  <w:sz w:val="26"/>
-                  <w:szCs w:val="26"/>
-                </w:rPr>
-                <m:t>t</m:t>
-              </m:r>
-            </m:sub>
-          </m:sSub>
-          <m:r>
-            <m:rPr>
-              <m:sty m:val="p"/>
-            </m:rPr>
-            <w:rPr>
-              <w:rFonts w:ascii="Cambria Math" w:hAnsi="Cambria Math"/>
-              <w:color w:val="000000"/>
-              <w:sz w:val="26"/>
-              <w:szCs w:val="26"/>
-            </w:rPr>
-            <m:t>+</m:t>
-          </m:r>
-          <m:nary>
-            <m:naryPr>
-              <m:chr m:val="∑"/>
-              <m:limLoc m:val="undOvr"/>
-              <m:grow m:val="1"/>
-              <m:ctrlPr>
-                <w:rPr>
-                  <w:rFonts w:ascii="Cambria Math" w:hAnsi="Cambria Math"/>
-                  <w:sz w:val="26"/>
-                  <w:szCs w:val="26"/>
-                </w:rPr>
-              </m:ctrlPr>
-            </m:naryPr>
-            <m:sub>
-              <m:r>
-                <w:rPr>
-                  <w:rFonts w:ascii="Cambria Math" w:hAnsi="Cambria Math"/>
-                  <w:color w:val="000000"/>
-                  <w:sz w:val="26"/>
-                  <w:szCs w:val="26"/>
-                </w:rPr>
-                <m:t>i</m:t>
-              </m:r>
-              <m:r>
-                <m:rPr>
-                  <m:sty m:val="p"/>
-                </m:rPr>
-                <w:rPr>
-                  <w:rFonts w:ascii="Cambria Math" w:hAnsi="Cambria Math"/>
-                  <w:color w:val="000000"/>
-                  <w:sz w:val="26"/>
-                  <w:szCs w:val="26"/>
-                </w:rPr>
-                <m:t>=1</m:t>
-              </m:r>
-            </m:sub>
-            <m:sup>
-              <m:r>
-                <w:rPr>
-                  <w:rFonts w:ascii="Cambria Math" w:hAnsi="Cambria Math"/>
-                  <w:color w:val="000000"/>
-                  <w:sz w:val="26"/>
-                  <w:szCs w:val="26"/>
-                </w:rPr>
-                <m:t>q</m:t>
-              </m:r>
-            </m:sup>
-            <m:e>
-              <m:r>
-                <m:rPr>
-                  <m:sty m:val="p"/>
-                </m:rPr>
-                <w:rPr>
-                  <w:rFonts w:ascii="Cambria Math" w:hAnsi="Cambria Math"/>
-                  <w:color w:val="000000"/>
-                  <w:sz w:val="26"/>
-                  <w:szCs w:val="26"/>
-                </w:rPr>
-                <m:t> </m:t>
-              </m:r>
-            </m:e>
-          </m:nary>
-          <m:sSub>
-            <m:sSubPr>
-              <m:ctrlPr>
-                <w:rPr>
-                  <w:rFonts w:ascii="Cambria Math" w:hAnsi="Cambria Math"/>
-                  <w:color w:val="000000"/>
-                  <w:sz w:val="26"/>
-                  <w:szCs w:val="26"/>
-                </w:rPr>
-              </m:ctrlPr>
-            </m:sSubPr>
-            <m:e>
-              <m:r>
-                <w:rPr>
-                  <w:rFonts w:ascii="Cambria Math" w:hAnsi="Cambria Math"/>
-                  <w:color w:val="000000"/>
-                  <w:sz w:val="26"/>
-                  <w:szCs w:val="26"/>
-                </w:rPr>
-                <m:t>θ</m:t>
-              </m:r>
-            </m:e>
-            <m:sub>
-              <m:r>
-                <w:rPr>
-                  <w:rFonts w:ascii="Cambria Math" w:hAnsi="Cambria Math"/>
-                  <w:color w:val="000000"/>
-                  <w:sz w:val="26"/>
-                  <w:szCs w:val="26"/>
-                </w:rPr>
-                <m:t>i</m:t>
-              </m:r>
-            </m:sub>
-          </m:sSub>
-          <m:sSub>
-            <m:sSubPr>
-              <m:ctrlPr>
-                <w:rPr>
-                  <w:rFonts w:ascii="Cambria Math" w:hAnsi="Cambria Math"/>
-                  <w:color w:val="000000"/>
-                  <w:sz w:val="26"/>
-                  <w:szCs w:val="26"/>
-                </w:rPr>
-              </m:ctrlPr>
-            </m:sSubPr>
-            <m:e>
-              <m:r>
-                <w:rPr>
-                  <w:rFonts w:ascii="Cambria Math" w:hAnsi="Cambria Math"/>
-                  <w:color w:val="000000"/>
-                  <w:sz w:val="26"/>
-                  <w:szCs w:val="26"/>
-                </w:rPr>
-                <m:t>ϵ</m:t>
-              </m:r>
-            </m:e>
-            <m:sub>
-              <m:r>
-                <w:rPr>
-                  <w:rFonts w:ascii="Cambria Math" w:hAnsi="Cambria Math"/>
-                  <w:color w:val="000000"/>
-                  <w:sz w:val="26"/>
-                  <w:szCs w:val="26"/>
-                </w:rPr>
-                <m:t>t</m:t>
-              </m:r>
-              <m:r>
-                <m:rPr>
-                  <m:sty m:val="p"/>
-                </m:rPr>
-                <w:rPr>
-                  <w:rFonts w:ascii="Cambria Math" w:hAnsi="Cambria Math"/>
-                  <w:color w:val="000000"/>
-                  <w:sz w:val="26"/>
-                  <w:szCs w:val="26"/>
-                </w:rPr>
-                <m:t>-</m:t>
-              </m:r>
-              <m:r>
-                <w:rPr>
-                  <w:rFonts w:ascii="Cambria Math" w:hAnsi="Cambria Math"/>
-                  <w:color w:val="000000"/>
-                  <w:sz w:val="26"/>
-                  <w:szCs w:val="26"/>
-                </w:rPr>
-                <m:t>i</m:t>
-              </m:r>
-            </m:sub>
-          </m:sSub>
-        </m:oMath>
-      </m:oMathPara>
-    </w:p>
-    <w:p>
-      <w:pPr>
-        <w:spacing w:after="210"/>
-        <w:rPr>
-          <w:sz w:val="26"/>
-          <w:szCs w:val="26"/>
-        </w:rPr>
-      </w:pPr>
-      <w:r>
-        <w:rPr>
-          <w:rFonts w:eastAsia="inter" w:cs="inter"/>
-          <w:color w:val="000000"/>
-          <w:sz w:val="26"/>
-          <w:szCs w:val="26"/>
-        </w:rPr>
-        <w:t>Đây là mô hình dựa trên sai số trong quá khứ, cho phép cải thiện khả năng dự báo khi có sự nhiễu.</w:t>
+          <w:sz w:val="26"/>
+          <w:szCs w:val="26"/>
+        </w:rPr>
+        <w:t>2. Nếu chuỗi không dừng, thực hiện phép sai phân d lần để làm cho chuỗi dừng.</w:t>
       </w:r>
     </w:p>
     <w:p>
@@ -11351,526 +11212,12 @@
       </w:pPr>
       <w:r>
         <w:rPr>
-          <w:rFonts w:eastAsia="inter" w:cs="inter"/>
-          <w:b/>
-          <w:color w:val="000000"/>
-          <w:sz w:val="26"/>
-          <w:szCs w:val="26"/>
-        </w:rPr>
-        <w:t>I (Integrated)</w:t>
-      </w:r>
-    </w:p>
-    <w:p>
-      <w:pPr>
-        <w:spacing w:after="210"/>
-        <w:rPr>
-          <w:sz w:val="26"/>
-          <w:szCs w:val="26"/>
-        </w:rPr>
-      </w:pPr>
-      <w:r>
-        <w:rPr>
-          <w:rFonts w:eastAsia="inter" w:cs="inter"/>
-          <w:color w:val="000000"/>
-          <w:sz w:val="26"/>
-          <w:szCs w:val="26"/>
-        </w:rPr>
-        <w:t>Để làm cho chuỗi dữ liệu trở nên dừng, ta sử dụng phép sai phân (difference). Sai phân bậc 1 là:</w:t>
-      </w:r>
-    </w:p>
-    <w:p>
-      <w:pPr>
-        <w:spacing w:after="210"/>
-        <w:rPr>
-          <w:sz w:val="26"/>
-          <w:szCs w:val="26"/>
-        </w:rPr>
-      </w:pPr>
-      <m:oMathPara>
-        <m:oMath>
-          <m:sSub>
-            <m:sSubPr>
-              <m:ctrlPr>
-                <w:rPr>
-                  <w:rFonts w:ascii="Cambria Math" w:hAnsi="Cambria Math"/>
-                  <w:color w:val="000000"/>
-                  <w:sz w:val="26"/>
-                  <w:szCs w:val="26"/>
-                </w:rPr>
-              </m:ctrlPr>
-            </m:sSubPr>
-            <m:e>
-              <m:r>
-                <w:rPr>
-                  <w:rFonts w:ascii="Cambria Math" w:hAnsi="Cambria Math"/>
-                  <w:color w:val="000000"/>
-                  <w:sz w:val="26"/>
-                  <w:szCs w:val="26"/>
-                </w:rPr>
-                <m:t>W</m:t>
-              </m:r>
-            </m:e>
-            <m:sub>
-              <m:r>
-                <w:rPr>
-                  <w:rFonts w:ascii="Cambria Math" w:hAnsi="Cambria Math"/>
-                  <w:color w:val="000000"/>
-                  <w:sz w:val="26"/>
-                  <w:szCs w:val="26"/>
-                </w:rPr>
-                <m:t>t</m:t>
-              </m:r>
-            </m:sub>
-          </m:sSub>
-          <m:r>
-            <m:rPr>
-              <m:sty m:val="p"/>
-            </m:rPr>
-            <w:rPr>
-              <w:rFonts w:ascii="Cambria Math" w:hAnsi="Cambria Math"/>
-              <w:color w:val="000000"/>
-              <w:sz w:val="26"/>
-              <w:szCs w:val="26"/>
-            </w:rPr>
-            <m:t>=</m:t>
-          </m:r>
-          <m:sSub>
-            <m:sSubPr>
-              <m:ctrlPr>
-                <w:rPr>
-                  <w:rFonts w:ascii="Cambria Math" w:hAnsi="Cambria Math"/>
-                  <w:color w:val="000000"/>
-                  <w:sz w:val="26"/>
-                  <w:szCs w:val="26"/>
-                </w:rPr>
-              </m:ctrlPr>
-            </m:sSubPr>
-            <m:e>
-              <m:r>
-                <w:rPr>
-                  <w:rFonts w:ascii="Cambria Math" w:hAnsi="Cambria Math"/>
-                  <w:color w:val="000000"/>
-                  <w:sz w:val="26"/>
-                  <w:szCs w:val="26"/>
-                </w:rPr>
-                <m:t>Y</m:t>
-              </m:r>
-            </m:e>
-            <m:sub>
-              <m:r>
-                <w:rPr>
-                  <w:rFonts w:ascii="Cambria Math" w:hAnsi="Cambria Math"/>
-                  <w:color w:val="000000"/>
-                  <w:sz w:val="26"/>
-                  <w:szCs w:val="26"/>
-                </w:rPr>
-                <m:t>t</m:t>
-              </m:r>
-            </m:sub>
-          </m:sSub>
-          <m:r>
-            <m:rPr>
-              <m:sty m:val="p"/>
-            </m:rPr>
-            <w:rPr>
-              <w:rFonts w:ascii="Cambria Math" w:hAnsi="Cambria Math"/>
-              <w:color w:val="000000"/>
-              <w:sz w:val="26"/>
-              <w:szCs w:val="26"/>
-            </w:rPr>
-            <m:t>-</m:t>
-          </m:r>
-          <m:sSub>
-            <m:sSubPr>
-              <m:ctrlPr>
-                <w:rPr>
-                  <w:rFonts w:ascii="Cambria Math" w:hAnsi="Cambria Math"/>
-                  <w:color w:val="000000"/>
-                  <w:sz w:val="26"/>
-                  <w:szCs w:val="26"/>
-                </w:rPr>
-              </m:ctrlPr>
-            </m:sSubPr>
-            <m:e>
-              <m:r>
-                <w:rPr>
-                  <w:rFonts w:ascii="Cambria Math" w:hAnsi="Cambria Math"/>
-                  <w:color w:val="000000"/>
-                  <w:sz w:val="26"/>
-                  <w:szCs w:val="26"/>
-                </w:rPr>
-                <m:t>Y</m:t>
-              </m:r>
-            </m:e>
-            <m:sub>
-              <m:r>
-                <w:rPr>
-                  <w:rFonts w:ascii="Cambria Math" w:hAnsi="Cambria Math"/>
-                  <w:color w:val="000000"/>
-                  <w:sz w:val="26"/>
-                  <w:szCs w:val="26"/>
-                </w:rPr>
-                <m:t>t</m:t>
-              </m:r>
-              <m:r>
-                <m:rPr>
-                  <m:sty m:val="p"/>
-                </m:rPr>
-                <w:rPr>
-                  <w:rFonts w:ascii="Cambria Math" w:hAnsi="Cambria Math"/>
-                  <w:color w:val="000000"/>
-                  <w:sz w:val="26"/>
-                  <w:szCs w:val="26"/>
-                </w:rPr>
-                <m:t>-1</m:t>
-              </m:r>
-            </m:sub>
-          </m:sSub>
-        </m:oMath>
-      </m:oMathPara>
-    </w:p>
-    <w:p>
-      <w:pPr>
-        <w:spacing w:after="210"/>
-        <w:rPr>
-          <w:sz w:val="26"/>
-          <w:szCs w:val="26"/>
-        </w:rPr>
-      </w:pPr>
-      <w:r>
-        <w:rPr>
-          <w:rFonts w:eastAsia="inter" w:cs="inter"/>
-          <w:color w:val="000000"/>
-          <w:sz w:val="26"/>
-          <w:szCs w:val="26"/>
-        </w:rPr>
-        <w:t xml:space="preserve">Sai phân bậc </w:t>
-      </w:r>
-      <m:oMath>
-        <m:r>
-          <w:rPr>
-            <w:rFonts w:ascii="Cambria Math" w:hAnsi="Cambria Math"/>
-            <w:color w:val="000000"/>
-            <w:sz w:val="26"/>
-            <w:szCs w:val="26"/>
-          </w:rPr>
-          <m:t>d</m:t>
-        </m:r>
-      </m:oMath>
-      <w:r>
-        <w:rPr>
-          <w:rFonts w:eastAsia="inter" w:cs="inter"/>
-          <w:color w:val="000000"/>
-          <w:sz w:val="26"/>
-          <w:szCs w:val="26"/>
-        </w:rPr>
-        <w:t xml:space="preserve"> là:</w:t>
-      </w:r>
-    </w:p>
-    <w:p>
-      <w:pPr>
-        <w:spacing w:after="210"/>
-        <w:rPr>
-          <w:sz w:val="26"/>
-          <w:szCs w:val="26"/>
-        </w:rPr>
-      </w:pPr>
-      <m:oMathPara>
-        <m:oMath>
-          <m:sSub>
-            <m:sSubPr>
-              <m:ctrlPr>
-                <w:rPr>
-                  <w:rFonts w:ascii="Cambria Math" w:hAnsi="Cambria Math"/>
-                  <w:color w:val="000000"/>
-                  <w:sz w:val="26"/>
-                  <w:szCs w:val="26"/>
-                </w:rPr>
-              </m:ctrlPr>
-            </m:sSubPr>
-            <m:e>
-              <m:r>
-                <w:rPr>
-                  <w:rFonts w:ascii="Cambria Math" w:hAnsi="Cambria Math"/>
-                  <w:color w:val="000000"/>
-                  <w:sz w:val="26"/>
-                  <w:szCs w:val="26"/>
-                </w:rPr>
-                <m:t>W</m:t>
-              </m:r>
-            </m:e>
-            <m:sub>
-              <m:r>
-                <w:rPr>
-                  <w:rFonts w:ascii="Cambria Math" w:hAnsi="Cambria Math"/>
-                  <w:color w:val="000000"/>
-                  <w:sz w:val="26"/>
-                  <w:szCs w:val="26"/>
-                </w:rPr>
-                <m:t>t</m:t>
-              </m:r>
-            </m:sub>
-          </m:sSub>
-          <m:r>
-            <m:rPr>
-              <m:sty m:val="p"/>
-            </m:rPr>
-            <w:rPr>
-              <w:rFonts w:ascii="Cambria Math" w:hAnsi="Cambria Math"/>
-              <w:color w:val="000000"/>
-              <w:sz w:val="26"/>
-              <w:szCs w:val="26"/>
-            </w:rPr>
-            <m:t>=(1-</m:t>
-          </m:r>
-          <m:r>
-            <w:rPr>
-              <w:rFonts w:ascii="Cambria Math" w:hAnsi="Cambria Math"/>
-              <w:color w:val="000000"/>
-              <w:sz w:val="26"/>
-              <w:szCs w:val="26"/>
-            </w:rPr>
-            <m:t>B</m:t>
-          </m:r>
-          <m:sSup>
-            <m:sSupPr>
-              <m:ctrlPr>
-                <w:rPr>
-                  <w:rFonts w:ascii="Cambria Math" w:hAnsi="Cambria Math"/>
-                  <w:color w:val="000000"/>
-                  <w:sz w:val="26"/>
-                  <w:szCs w:val="26"/>
-                </w:rPr>
-              </m:ctrlPr>
-            </m:sSupPr>
-            <m:e>
-              <m:r>
-                <m:rPr>
-                  <m:sty m:val="p"/>
-                </m:rPr>
-                <w:rPr>
-                  <w:rFonts w:ascii="Cambria Math" w:hAnsi="Cambria Math"/>
-                  <w:color w:val="000000"/>
-                  <w:sz w:val="26"/>
-                  <w:szCs w:val="26"/>
-                </w:rPr>
-                <m:t>)</m:t>
-              </m:r>
-            </m:e>
-            <m:sup>
-              <m:r>
-                <w:rPr>
-                  <w:rFonts w:ascii="Cambria Math" w:hAnsi="Cambria Math"/>
-                  <w:color w:val="000000"/>
-                  <w:sz w:val="26"/>
-                  <w:szCs w:val="26"/>
-                </w:rPr>
-                <m:t>d</m:t>
-              </m:r>
-            </m:sup>
-          </m:sSup>
-          <m:sSub>
-            <m:sSubPr>
-              <m:ctrlPr>
-                <w:rPr>
-                  <w:rFonts w:ascii="Cambria Math" w:hAnsi="Cambria Math"/>
-                  <w:color w:val="000000"/>
-                  <w:sz w:val="26"/>
-                  <w:szCs w:val="26"/>
-                </w:rPr>
-              </m:ctrlPr>
-            </m:sSubPr>
-            <m:e>
-              <m:r>
-                <w:rPr>
-                  <w:rFonts w:ascii="Cambria Math" w:hAnsi="Cambria Math"/>
-                  <w:color w:val="000000"/>
-                  <w:sz w:val="26"/>
-                  <w:szCs w:val="26"/>
-                </w:rPr>
-                <m:t>Y</m:t>
-              </m:r>
-            </m:e>
-            <m:sub>
-              <m:r>
-                <w:rPr>
-                  <w:rFonts w:ascii="Cambria Math" w:hAnsi="Cambria Math"/>
-                  <w:color w:val="000000"/>
-                  <w:sz w:val="26"/>
-                  <w:szCs w:val="26"/>
-                </w:rPr>
-                <m:t>t</m:t>
-              </m:r>
-            </m:sub>
-          </m:sSub>
-        </m:oMath>
-      </m:oMathPara>
-    </w:p>
-    <w:p>
-      <w:pPr>
-        <w:spacing w:after="210"/>
-        <w:rPr>
-          <w:sz w:val="26"/>
-          <w:szCs w:val="26"/>
-        </w:rPr>
-      </w:pPr>
-      <w:r>
-        <w:rPr>
-          <w:rFonts w:eastAsia="inter" w:cs="inter"/>
-          <w:color w:val="000000"/>
-          <w:sz w:val="26"/>
-          <w:szCs w:val="26"/>
-        </w:rPr>
-        <w:t xml:space="preserve">với </w:t>
-      </w:r>
-      <m:oMath>
-        <m:r>
-          <w:rPr>
-            <w:rFonts w:ascii="Cambria Math" w:hAnsi="Cambria Math"/>
-            <w:color w:val="000000"/>
-            <w:sz w:val="26"/>
-            <w:szCs w:val="26"/>
-          </w:rPr>
-          <m:t>B</m:t>
-        </m:r>
-      </m:oMath>
-      <w:r>
-        <w:rPr>
-          <w:rFonts w:eastAsia="inter" w:cs="inter"/>
-          <w:color w:val="000000"/>
-          <w:sz w:val="26"/>
-          <w:szCs w:val="26"/>
-        </w:rPr>
-        <w:t xml:space="preserve"> là toán tử trễ (backshift operator), trong đó </w:t>
-      </w:r>
-      <m:oMath>
-        <m:r>
-          <w:rPr>
-            <w:rFonts w:ascii="Cambria Math" w:hAnsi="Cambria Math"/>
-            <w:color w:val="000000"/>
-            <w:sz w:val="26"/>
-            <w:szCs w:val="26"/>
-          </w:rPr>
-          <m:t>B</m:t>
-        </m:r>
-        <m:sSub>
-          <m:sSubPr>
-            <m:ctrlPr>
-              <w:rPr>
-                <w:rFonts w:ascii="Cambria Math" w:hAnsi="Cambria Math"/>
-                <w:color w:val="000000"/>
-                <w:sz w:val="26"/>
-                <w:szCs w:val="26"/>
-              </w:rPr>
-            </m:ctrlPr>
-          </m:sSubPr>
-          <m:e>
-            <m:r>
-              <w:rPr>
-                <w:rFonts w:ascii="Cambria Math" w:hAnsi="Cambria Math"/>
-                <w:color w:val="000000"/>
-                <w:sz w:val="26"/>
-                <w:szCs w:val="26"/>
-              </w:rPr>
-              <m:t>Y</m:t>
-            </m:r>
-          </m:e>
-          <m:sub>
-            <m:r>
-              <w:rPr>
-                <w:rFonts w:ascii="Cambria Math" w:hAnsi="Cambria Math"/>
-                <w:color w:val="000000"/>
-                <w:sz w:val="26"/>
-                <w:szCs w:val="26"/>
-              </w:rPr>
-              <m:t>t</m:t>
-            </m:r>
-          </m:sub>
-        </m:sSub>
-        <m:r>
-          <m:rPr>
-            <m:sty m:val="p"/>
-          </m:rPr>
-          <w:rPr>
-            <w:rFonts w:ascii="Cambria Math" w:hAnsi="Cambria Math"/>
-            <w:color w:val="000000"/>
-            <w:sz w:val="26"/>
-            <w:szCs w:val="26"/>
-          </w:rPr>
-          <m:t>=</m:t>
-        </m:r>
-        <m:sSub>
-          <m:sSubPr>
-            <m:ctrlPr>
-              <w:rPr>
-                <w:rFonts w:ascii="Cambria Math" w:hAnsi="Cambria Math"/>
-                <w:color w:val="000000"/>
-                <w:sz w:val="26"/>
-                <w:szCs w:val="26"/>
-              </w:rPr>
-            </m:ctrlPr>
-          </m:sSubPr>
-          <m:e>
-            <m:r>
-              <w:rPr>
-                <w:rFonts w:ascii="Cambria Math" w:hAnsi="Cambria Math"/>
-                <w:color w:val="000000"/>
-                <w:sz w:val="26"/>
-                <w:szCs w:val="26"/>
-              </w:rPr>
-              <m:t>Y</m:t>
-            </m:r>
-          </m:e>
-          <m:sub>
-            <m:r>
-              <w:rPr>
-                <w:rFonts w:ascii="Cambria Math" w:hAnsi="Cambria Math"/>
-                <w:color w:val="000000"/>
-                <w:sz w:val="26"/>
-                <w:szCs w:val="26"/>
-              </w:rPr>
-              <m:t>t</m:t>
-            </m:r>
-            <m:r>
-              <m:rPr>
-                <m:sty m:val="p"/>
-              </m:rPr>
-              <w:rPr>
-                <w:rFonts w:ascii="Cambria Math" w:hAnsi="Cambria Math"/>
-                <w:color w:val="000000"/>
-                <w:sz w:val="26"/>
-                <w:szCs w:val="26"/>
-              </w:rPr>
-              <m:t>-1</m:t>
-            </m:r>
-          </m:sub>
-        </m:sSub>
-      </m:oMath>
-      <w:r>
-        <w:rPr>
-          <w:rFonts w:eastAsia="inter" w:cs="inter"/>
-          <w:color w:val="000000"/>
-          <w:sz w:val="26"/>
-          <w:szCs w:val="26"/>
-        </w:rPr>
-        <w:t>.</w:t>
-      </w:r>
-    </w:p>
-    <w:p>
-      <w:pPr>
-        <w:pStyle w:val="Heading2"/>
-        <w:rPr>
-          <w:rFonts w:eastAsia="inter"/>
-        </w:rPr>
-      </w:pPr>
-      <w:bookmarkStart w:id="16" w:name="_Toc198209559"/>
-      <w:r>
-        <w:rPr>
-          <w:rFonts w:eastAsia="inter"/>
-        </w:rPr>
-        <w:t>Mã giả ARIMA</w:t>
-      </w:r>
-      <w:bookmarkEnd w:id="16"/>
+          <w:sz w:val="26"/>
+          <w:szCs w:val="26"/>
+        </w:rPr>
+        <w:lastRenderedPageBreak/>
+        <w:t>3. Xác định các tham số p và q bằng cách phân tích đồ thị ACF và PACF.</w:t>
+      </w:r>
     </w:p>
     <w:p>
       <w:pPr>
@@ -11886,8 +11233,358 @@
           <w:sz w:val="26"/>
           <w:szCs w:val="26"/>
         </w:rPr>
-        <w:t>1. Kiểm tra tính dừng của chuỗi (Dickey-Fuller Test).</w:t>
-      </w:r>
+        <w:t>4. Dự báo giá trị tương lai sử dụng mô hình ARIMA(p, d, q).</w:t>
+      </w:r>
+    </w:p>
+    <w:p>
+      <w:pPr>
+        <w:rPr>
+          <w:sz w:val="26"/>
+          <w:szCs w:val="26"/>
+        </w:rPr>
+      </w:pPr>
+      <w:r>
+        <w:rPr>
+          <w:sz w:val="26"/>
+          <w:szCs w:val="26"/>
+        </w:rPr>
+        <w:t>5. Đánh giá mô hình bằng các chỉ số như AIC, BIC, RMSE</w:t>
+      </w:r>
+    </w:p>
+    <w:p>
+      <w:pPr>
+        <w:rPr>
+          <w:rFonts w:eastAsiaTheme="majorEastAsia"/>
+        </w:rPr>
+      </w:pPr>
+    </w:p>
+    <w:p>
+      <w:pPr>
+        <w:pStyle w:val="Heading1"/>
+      </w:pPr>
+      <w:bookmarkStart w:id="13" w:name="_Toc198209551"/>
+      <w:r>
+        <w:t>Mô hình ARIMA</w:t>
+      </w:r>
+      <w:bookmarkEnd w:id="13"/>
+    </w:p>
+    <w:p>
+      <w:pPr>
+        <w:pStyle w:val="Heading2"/>
+      </w:pPr>
+      <w:r>
+        <w:t>Cơ sở toán học</w:t>
+      </w:r>
+    </w:p>
+    <w:p>
+      <w:pPr>
+        <w:pStyle w:val="Normaltop6"/>
+      </w:pPr>
+      <w:r>
+        <w:t>ARIMA</w:t>
+      </w:r>
+      <w:r>
+        <w:t xml:space="preserve"> là sự kết hợp giữa</w:t>
+      </w:r>
+    </w:p>
+    <w:p>
+      <w:pPr>
+        <w:pStyle w:val="Bullet"/>
+      </w:pPr>
+      <w:r>
+        <w:rPr>
+          <w:b/>
+          <w:bCs/>
+        </w:rPr>
+        <w:t>AR</w:t>
+      </w:r>
+      <w:r>
+        <w:t xml:space="preserve"> – Autoregressive (Tự hồi quy)</w:t>
+      </w:r>
+    </w:p>
+    <w:p>
+      <w:pPr>
+        <w:pStyle w:val="Bullet"/>
+      </w:pPr>
+      <w:r>
+        <w:rPr>
+          <w:b/>
+          <w:bCs/>
+        </w:rPr>
+        <w:t>I</w:t>
+      </w:r>
+      <w:r>
+        <w:t xml:space="preserve"> – Integrated (Sai phân)</w:t>
+      </w:r>
+    </w:p>
+    <w:p>
+      <w:pPr>
+        <w:pStyle w:val="Bullet"/>
+      </w:pPr>
+      <w:r>
+        <w:rPr>
+          <w:b/>
+          <w:bCs/>
+        </w:rPr>
+        <w:t>MA</w:t>
+      </w:r>
+      <w:r>
+        <w:t xml:space="preserve"> – Moving Average (Trung bình trượt)</w:t>
+      </w:r>
+    </w:p>
+    <w:p>
+      <w:pPr>
+        <w:pStyle w:val="Bullet-"/>
+        <w:numPr>
+          <w:ilvl w:val="0"/>
+          <w:numId w:val="0"/>
+        </w:numPr>
+        <w:ind w:left="990" w:hanging="360"/>
+      </w:pPr>
+    </w:p>
+    <w:p>
+      <w:pPr>
+        <w:pStyle w:val="Bullet-"/>
+      </w:pPr>
+      <w:r>
+        <w:t>Trình bày cơ sở toán học</w:t>
+      </w:r>
+    </w:p>
+    <w:p>
+      <w:pPr>
+        <w:pStyle w:val="Bullet-"/>
+      </w:pPr>
+      <w:r>
+        <w:t>Các ví dụ</w:t>
+      </w:r>
+    </w:p>
+    <w:p>
+      <w:pPr>
+        <w:pStyle w:val="Heading1"/>
+      </w:pPr>
+      <w:bookmarkStart w:id="14" w:name="_Toc198209552"/>
+      <w:r>
+        <w:t xml:space="preserve">Mô hình </w:t>
+      </w:r>
+      <w:r>
+        <w:rPr>
+          <w:rStyle w:val="Strong"/>
+          <w:b/>
+          <w:bCs/>
+        </w:rPr>
+        <w:t>Random Forest Regressor</w:t>
+      </w:r>
+      <w:bookmarkEnd w:id="14"/>
+    </w:p>
+    <w:p>
+      <w:pPr>
+        <w:pStyle w:val="Bullet-"/>
+      </w:pPr>
+      <w:r>
+        <w:t>Trình bày cơ sở toán học</w:t>
+      </w:r>
+    </w:p>
+    <w:p>
+      <w:pPr>
+        <w:pStyle w:val="Bullet-"/>
+      </w:pPr>
+      <w:r>
+        <w:t>Các ví dụ</w:t>
+      </w:r>
+    </w:p>
+    <w:p>
+      <w:pPr>
+        <w:pStyle w:val="Heading1"/>
+      </w:pPr>
+      <w:bookmarkStart w:id="15" w:name="_Toc198209553"/>
+      <w:r>
+        <w:t>Mô hình RNN</w:t>
+      </w:r>
+      <w:bookmarkEnd w:id="15"/>
+    </w:p>
+    <w:p>
+      <w:pPr>
+        <w:pStyle w:val="Bullet-"/>
+      </w:pPr>
+      <w:r>
+        <w:t>Trình bày cơ sở toán học</w:t>
+      </w:r>
+    </w:p>
+    <w:p>
+      <w:pPr>
+        <w:pStyle w:val="Bullet-"/>
+      </w:pPr>
+      <w:r>
+        <w:t>Các ví dụ</w:t>
+      </w:r>
+    </w:p>
+    <w:p>
+      <w:pPr>
+        <w:rPr>
+          <w:rFonts w:eastAsiaTheme="majorEastAsia"/>
+        </w:rPr>
+      </w:pPr>
+    </w:p>
+    <w:p>
+      <w:pPr>
+        <w:rPr>
+          <w:rFonts w:eastAsiaTheme="majorEastAsia"/>
+        </w:rPr>
+      </w:pPr>
+    </w:p>
+    <w:p>
+      <w:pPr>
+        <w:rPr>
+          <w:rFonts w:eastAsiaTheme="majorEastAsia"/>
+        </w:rPr>
+      </w:pPr>
+    </w:p>
+    <w:p>
+      <w:pPr>
+        <w:rPr>
+          <w:rFonts w:eastAsiaTheme="majorEastAsia"/>
+        </w:rPr>
+      </w:pPr>
+    </w:p>
+    <w:p>
+      <w:pPr>
+        <w:rPr>
+          <w:rFonts w:eastAsiaTheme="majorEastAsia"/>
+        </w:rPr>
+      </w:pPr>
+    </w:p>
+    <w:p>
+      <w:pPr>
+        <w:rPr>
+          <w:rFonts w:eastAsiaTheme="majorEastAsia"/>
+        </w:rPr>
+      </w:pPr>
+    </w:p>
+    <w:p>
+      <w:pPr>
+        <w:rPr>
+          <w:rFonts w:eastAsiaTheme="majorEastAsia"/>
+        </w:rPr>
+      </w:pPr>
+    </w:p>
+    <w:p>
+      <w:pPr>
+        <w:rPr>
+          <w:rFonts w:eastAsiaTheme="majorEastAsia"/>
+        </w:rPr>
+      </w:pPr>
+    </w:p>
+    <w:p>
+      <w:pPr>
+        <w:rPr>
+          <w:rFonts w:eastAsiaTheme="majorEastAsia"/>
+        </w:rPr>
+      </w:pPr>
+    </w:p>
+    <w:p>
+      <w:pPr>
+        <w:rPr>
+          <w:rFonts w:eastAsiaTheme="majorEastAsia"/>
+        </w:rPr>
+      </w:pPr>
+    </w:p>
+    <w:p>
+      <w:pPr>
+        <w:rPr>
+          <w:rFonts w:eastAsiaTheme="majorEastAsia"/>
+        </w:rPr>
+      </w:pPr>
+    </w:p>
+    <w:p>
+      <w:pPr>
+        <w:rPr>
+          <w:rFonts w:eastAsiaTheme="majorEastAsia"/>
+        </w:rPr>
+      </w:pPr>
+    </w:p>
+    <w:p>
+      <w:pPr>
+        <w:rPr>
+          <w:rFonts w:eastAsiaTheme="majorEastAsia"/>
+        </w:rPr>
+      </w:pPr>
+    </w:p>
+    <w:p>
+      <w:pPr>
+        <w:rPr>
+          <w:rFonts w:eastAsiaTheme="majorEastAsia"/>
+        </w:rPr>
+      </w:pPr>
+    </w:p>
+    <w:p>
+      <w:pPr>
+        <w:rPr>
+          <w:rFonts w:eastAsiaTheme="majorEastAsia"/>
+        </w:rPr>
+      </w:pPr>
+    </w:p>
+    <w:p>
+      <w:pPr>
+        <w:rPr>
+          <w:rFonts w:eastAsiaTheme="majorEastAsia"/>
+        </w:rPr>
+      </w:pPr>
+    </w:p>
+    <w:p>
+      <w:pPr>
+        <w:rPr>
+          <w:rFonts w:eastAsiaTheme="majorEastAsia"/>
+        </w:rPr>
+      </w:pPr>
+    </w:p>
+    <w:p>
+      <w:pPr>
+        <w:rPr>
+          <w:rFonts w:eastAsiaTheme="majorEastAsia"/>
+        </w:rPr>
+      </w:pPr>
+    </w:p>
+    <w:p>
+      <w:pPr>
+        <w:rPr>
+          <w:rFonts w:eastAsiaTheme="majorEastAsia"/>
+        </w:rPr>
+      </w:pPr>
+    </w:p>
+    <w:p>
+      <w:pPr>
+        <w:rPr>
+          <w:rFonts w:eastAsiaTheme="majorEastAsia"/>
+        </w:rPr>
+      </w:pPr>
+    </w:p>
+    <w:p>
+      <w:pPr>
+        <w:rPr>
+          <w:rFonts w:eastAsiaTheme="majorEastAsia"/>
+        </w:rPr>
+      </w:pPr>
+    </w:p>
+    <w:p>
+      <w:pPr>
+        <w:rPr>
+          <w:rFonts w:eastAsiaTheme="majorEastAsia"/>
+        </w:rPr>
+      </w:pPr>
+    </w:p>
+    <w:p>
+      <w:pPr>
+        <w:rPr>
+          <w:rFonts w:eastAsiaTheme="majorEastAsia"/>
+        </w:rPr>
+      </w:pPr>
+    </w:p>
+    <w:p>
+      <w:pPr>
+        <w:rPr>
+          <w:rFonts w:eastAsiaTheme="majorEastAsia"/>
+        </w:rPr>
+      </w:pPr>
     </w:p>
     <w:p>
       <w:pPr>
@@ -11903,58 +11600,7 @@
           <w:sz w:val="26"/>
           <w:szCs w:val="26"/>
         </w:rPr>
-        <w:t>2. Nếu chuỗi không dừng, thực hiện phép sai phân d lần để làm cho chuỗi dừng.</w:t>
-      </w:r>
-    </w:p>
-    <w:p>
-      <w:pPr>
-        <w:spacing w:before="315" w:after="105"/>
-        <w:ind w:left="-30"/>
-        <w:rPr>
-          <w:sz w:val="26"/>
-          <w:szCs w:val="26"/>
-        </w:rPr>
-      </w:pPr>
-      <w:r>
-        <w:rPr>
-          <w:sz w:val="26"/>
-          <w:szCs w:val="26"/>
-        </w:rPr>
-        <w:t>3. Xác định các tham số p và q bằng cách phân tích đồ thị ACF và PACF.</w:t>
-      </w:r>
-    </w:p>
-    <w:p>
-      <w:pPr>
-        <w:spacing w:before="315" w:after="105"/>
-        <w:ind w:left="-30"/>
-        <w:rPr>
-          <w:sz w:val="26"/>
-          <w:szCs w:val="26"/>
-        </w:rPr>
-      </w:pPr>
-      <w:r>
-        <w:rPr>
-          <w:sz w:val="26"/>
-          <w:szCs w:val="26"/>
-        </w:rPr>
-        <w:t>4. Dự báo giá trị tương lai sử dụng mô hình ARIMA(p, d, q).</w:t>
-      </w:r>
-    </w:p>
-    <w:p>
-      <w:pPr>
-        <w:spacing w:before="315" w:after="105"/>
-        <w:ind w:left="-30"/>
-        <w:rPr>
-          <w:sz w:val="26"/>
-          <w:szCs w:val="26"/>
-        </w:rPr>
-      </w:pPr>
-      <w:r>
-        <w:rPr>
-          <w:sz w:val="26"/>
-          <w:szCs w:val="26"/>
-        </w:rPr>
-        <w:t>5. Đánh giá mô hình bằng các chỉ số như AIC, BIC, RMSE.</w:t>
+        <w:t>.</w:t>
       </w:r>
     </w:p>
     <w:p>
@@ -12033,27 +11679,27 @@
       <w:pPr>
         <w:pStyle w:val="Heading1"/>
       </w:pPr>
-      <w:bookmarkStart w:id="17" w:name="_Toc198209560"/>
+      <w:bookmarkStart w:id="16" w:name="_Toc198209560"/>
       <w:r>
         <w:rPr>
           <w:rFonts w:eastAsia="inter"/>
         </w:rPr>
         <w:t>Mô hình SARIMA (Seasonal ARIMA)</w:t>
       </w:r>
+      <w:bookmarkEnd w:id="16"/>
+    </w:p>
+    <w:p>
+      <w:pPr>
+        <w:pStyle w:val="Heading2"/>
+      </w:pPr>
+      <w:bookmarkStart w:id="17" w:name="_Toc198209561"/>
+      <w:r>
+        <w:rPr>
+          <w:rFonts w:eastAsia="inter"/>
+        </w:rPr>
+        <w:t>Lý thuyết mô hình SARIMA</w:t>
+      </w:r>
       <w:bookmarkEnd w:id="17"/>
-    </w:p>
-    <w:p>
-      <w:pPr>
-        <w:pStyle w:val="Heading2"/>
-      </w:pPr>
-      <w:bookmarkStart w:id="18" w:name="_Toc198209561"/>
-      <w:r>
-        <w:rPr>
-          <w:rFonts w:eastAsia="inter"/>
-        </w:rPr>
-        <w:t>Lý thuyết mô hình SARIMA</w:t>
-      </w:r>
-      <w:bookmarkEnd w:id="18"/>
     </w:p>
     <w:p>
       <w:pPr>
@@ -12070,7 +11716,6 @@
           <w:sz w:val="26"/>
           <w:szCs w:val="26"/>
         </w:rPr>
-        <w:lastRenderedPageBreak/>
         <w:t>Mô hình SARIMA là sự mở rộng của ARIMA để xử lý các chuỗi thời gian có tính mùa vụ (seasonality). SARIMA bao gồm bốn tham số mùa vụ P,D,Q,m,\ với m là số mùa trong một chu kỳ (ví dụ: m=12 cho chuỗi theo tháng).</w:t>
       </w:r>
     </w:p>
@@ -12228,14 +11873,14 @@
       <w:pPr>
         <w:pStyle w:val="Heading2"/>
       </w:pPr>
-      <w:bookmarkStart w:id="19" w:name="_Toc198209562"/>
+      <w:bookmarkStart w:id="18" w:name="_Toc198209562"/>
       <w:r>
         <w:rPr>
           <w:rFonts w:eastAsia="inter"/>
         </w:rPr>
         <w:t>Cơ sở toán học</w:t>
       </w:r>
-      <w:bookmarkEnd w:id="19"/>
+      <w:bookmarkEnd w:id="18"/>
     </w:p>
     <w:p>
       <w:pPr>
@@ -12854,27 +12499,28 @@
       <w:pPr>
         <w:pStyle w:val="Heading1"/>
       </w:pPr>
-      <w:bookmarkStart w:id="20" w:name="_Toc198209563"/>
+      <w:bookmarkStart w:id="19" w:name="_Toc198209563"/>
       <w:r>
         <w:rPr>
           <w:rFonts w:eastAsia="inter"/>
         </w:rPr>
+        <w:lastRenderedPageBreak/>
         <w:t>Thuật toán Random Forest</w:t>
       </w:r>
+      <w:bookmarkEnd w:id="19"/>
+    </w:p>
+    <w:p>
+      <w:pPr>
+        <w:pStyle w:val="Heading2"/>
+      </w:pPr>
+      <w:bookmarkStart w:id="20" w:name="_Toc198209564"/>
+      <w:r>
+        <w:rPr>
+          <w:rFonts w:eastAsia="inter"/>
+        </w:rPr>
+        <w:t>Lý thuyết mô hình Random Forest</w:t>
+      </w:r>
       <w:bookmarkEnd w:id="20"/>
-    </w:p>
-    <w:p>
-      <w:pPr>
-        <w:pStyle w:val="Heading2"/>
-      </w:pPr>
-      <w:bookmarkStart w:id="21" w:name="_Toc198209564"/>
-      <w:r>
-        <w:rPr>
-          <w:rFonts w:eastAsia="inter"/>
-        </w:rPr>
-        <w:t>Lý thuyết mô hình Random Forest</w:t>
-      </w:r>
-      <w:bookmarkEnd w:id="21"/>
     </w:p>
     <w:p>
       <w:pPr>
@@ -12954,14 +12600,14 @@
       <w:pPr>
         <w:pStyle w:val="Heading2"/>
       </w:pPr>
-      <w:bookmarkStart w:id="22" w:name="_Toc198209565"/>
+      <w:bookmarkStart w:id="21" w:name="_Toc198209565"/>
       <w:r>
         <w:rPr>
           <w:rFonts w:eastAsia="inter"/>
         </w:rPr>
         <w:t>Cách tạo cây trong Random Forest</w:t>
       </w:r>
-      <w:bookmarkEnd w:id="22"/>
+      <w:bookmarkEnd w:id="21"/>
     </w:p>
     <w:p>
       <w:pPr>
@@ -13042,7 +12688,6 @@
           <w:sz w:val="26"/>
           <w:szCs w:val="26"/>
         </w:rPr>
-        <w:lastRenderedPageBreak/>
         <w:t xml:space="preserve">Mỗi cây trong rừng Random Forest được huấn luyện trên một mẫu con ngẫu nhiên của tập dữ liệu, với phương pháp </w:t>
       </w:r>
       <w:r>
@@ -13370,6 +13015,7 @@
           <w:sz w:val="26"/>
           <w:szCs w:val="26"/>
         </w:rPr>
+        <w:lastRenderedPageBreak/>
         <w:t>Phân loại</w:t>
       </w:r>
       <w:r>
@@ -13509,14 +13155,14 @@
       <w:pPr>
         <w:pStyle w:val="Heading2"/>
       </w:pPr>
-      <w:bookmarkStart w:id="23" w:name="_Toc198209566"/>
+      <w:bookmarkStart w:id="22" w:name="_Toc198209566"/>
       <w:r>
         <w:rPr>
           <w:rFonts w:eastAsia="inter"/>
         </w:rPr>
         <w:t>Các chỉ số đánh giá cây trong Random Forest</w:t>
       </w:r>
-      <w:bookmarkEnd w:id="23"/>
+      <w:bookmarkEnd w:id="22"/>
     </w:p>
     <w:p>
       <w:pPr>
@@ -13597,7 +13243,6 @@
           <w:sz w:val="26"/>
           <w:szCs w:val="26"/>
         </w:rPr>
-        <w:lastRenderedPageBreak/>
         <w:t>Gini impurity của một tập hợp các lớp là:</w:t>
       </w:r>
     </w:p>
@@ -14169,6 +13814,7 @@
               <w:sz w:val="26"/>
               <w:szCs w:val="26"/>
             </w:rPr>
+            <w:lastRenderedPageBreak/>
             <m:t>MSE</m:t>
           </m:r>
           <m:r>
@@ -14714,14 +14360,14 @@
       <w:pPr>
         <w:pStyle w:val="Heading2"/>
       </w:pPr>
-      <w:bookmarkStart w:id="24" w:name="_Toc198209567"/>
+      <w:bookmarkStart w:id="23" w:name="_Toc198209567"/>
       <w:r>
         <w:rPr>
           <w:rFonts w:eastAsia="inter"/>
         </w:rPr>
         <w:t>Ưu điểm và hạn chế của Random Forest</w:t>
       </w:r>
-      <w:bookmarkEnd w:id="24"/>
+      <w:bookmarkEnd w:id="23"/>
     </w:p>
     <w:p>
       <w:pPr>
@@ -14763,7 +14409,6 @@
           <w:sz w:val="26"/>
           <w:szCs w:val="26"/>
         </w:rPr>
-        <w:lastRenderedPageBreak/>
         <w:t>Kháng overfitting</w:t>
       </w:r>
       <w:r>
@@ -14960,27 +14605,27 @@
       <w:pPr>
         <w:pStyle w:val="Heading1"/>
       </w:pPr>
-      <w:bookmarkStart w:id="25" w:name="_Toc198209568"/>
+      <w:bookmarkStart w:id="24" w:name="_Toc198209568"/>
       <w:r>
         <w:rPr>
           <w:rFonts w:eastAsia="inter"/>
         </w:rPr>
         <w:t>Thuật toán Recurrent Neural Networks (RNN)</w:t>
       </w:r>
+      <w:bookmarkEnd w:id="24"/>
+    </w:p>
+    <w:p>
+      <w:pPr>
+        <w:pStyle w:val="Heading2"/>
+      </w:pPr>
+      <w:bookmarkStart w:id="25" w:name="_Toc198209569"/>
+      <w:r>
+        <w:rPr>
+          <w:rFonts w:eastAsia="inter"/>
+        </w:rPr>
+        <w:t>Lý thuyết mô hình RNN</w:t>
+      </w:r>
       <w:bookmarkEnd w:id="25"/>
-    </w:p>
-    <w:p>
-      <w:pPr>
-        <w:pStyle w:val="Heading2"/>
-      </w:pPr>
-      <w:bookmarkStart w:id="26" w:name="_Toc198209569"/>
-      <w:r>
-        <w:rPr>
-          <w:rFonts w:eastAsia="inter"/>
-        </w:rPr>
-        <w:t>Lý thuyết mô hình RNN</w:t>
-      </w:r>
-      <w:bookmarkEnd w:id="26"/>
     </w:p>
     <w:p>
       <w:pPr>
@@ -15015,6 +14660,7 @@
           <w:sz w:val="26"/>
           <w:szCs w:val="26"/>
         </w:rPr>
+        <w:lastRenderedPageBreak/>
         <w:t xml:space="preserve">RNN đặc biệt hữu ích trong các bài toán như phân tích chuỗi thời gian, nhận dạng giọng nói, dịch máy, và phân tích văn bản. Đặc điểm chính của RNN là việc sử dụng một </w:t>
       </w:r>
       <w:r>
@@ -15041,14 +14687,14 @@
       <w:pPr>
         <w:pStyle w:val="Heading2"/>
       </w:pPr>
-      <w:bookmarkStart w:id="27" w:name="_Toc198209570"/>
+      <w:bookmarkStart w:id="26" w:name="_Toc198209570"/>
       <w:r>
         <w:rPr>
           <w:rFonts w:eastAsia="inter"/>
         </w:rPr>
         <w:t>Cơ sở toán học</w:t>
       </w:r>
-      <w:bookmarkEnd w:id="27"/>
+      <w:bookmarkEnd w:id="26"/>
     </w:p>
     <w:p>
       <w:pPr>
@@ -15843,7 +15489,6 @@
           <w:sz w:val="26"/>
           <w:szCs w:val="26"/>
         </w:rPr>
-        <w:lastRenderedPageBreak/>
         <w:t>Công thức dự báo</w:t>
       </w:r>
     </w:p>
@@ -16329,14 +15974,14 @@
       <w:pPr>
         <w:pStyle w:val="Heading2"/>
       </w:pPr>
-      <w:bookmarkStart w:id="28" w:name="_Toc198209571"/>
+      <w:bookmarkStart w:id="27" w:name="_Toc198209571"/>
       <w:r>
         <w:rPr>
           <w:rFonts w:eastAsia="inter"/>
         </w:rPr>
         <w:t>Vấn đề vanishing gradient</w:t>
       </w:r>
-      <w:bookmarkEnd w:id="28"/>
+      <w:bookmarkEnd w:id="27"/>
     </w:p>
     <w:p>
       <w:pPr>
@@ -16435,14 +16080,14 @@
       <w:pPr>
         <w:pStyle w:val="Heading2"/>
       </w:pPr>
-      <w:bookmarkStart w:id="29" w:name="_Toc198209572"/>
+      <w:bookmarkStart w:id="28" w:name="_Toc198209572"/>
       <w:r>
         <w:rPr>
           <w:rFonts w:eastAsia="inter"/>
         </w:rPr>
         <w:t>Các dạng mở rộng của RNN</w:t>
       </w:r>
-      <w:bookmarkEnd w:id="29"/>
+      <w:bookmarkEnd w:id="28"/>
     </w:p>
     <w:p>
       <w:pPr>
@@ -16496,6 +16141,7 @@
           <w:sz w:val="26"/>
           <w:szCs w:val="26"/>
         </w:rPr>
+        <w:lastRenderedPageBreak/>
         <w:t>GRU (Gated Recurrent Unit):</w:t>
       </w:r>
       <w:r>
@@ -16525,14 +16171,14 @@
           <w:rFonts w:eastAsia="inter"/>
         </w:rPr>
       </w:pPr>
-      <w:bookmarkStart w:id="30" w:name="_Toc198209573"/>
+      <w:bookmarkStart w:id="29" w:name="_Toc198209573"/>
       <w:r>
         <w:rPr>
           <w:rFonts w:eastAsia="inter"/>
         </w:rPr>
         <w:t>Chọn tập dữ liệu về kinh tế VN:</w:t>
       </w:r>
-      <w:bookmarkEnd w:id="30"/>
+      <w:bookmarkEnd w:id="29"/>
     </w:p>
     <w:p>
       <w:pPr>

--- a/hw5b/Team11_HW5B.docx
+++ b/hw5b/Team11_HW5B.docx
@@ -25,7 +25,7 @@
           <w:sz w:val="26"/>
           <w:szCs w:val="26"/>
         </w:rPr>
-        <w:t>Cho ví dụ đơn giản minh họa về thuật toán ARIMA và 2 thuật toán máy học đã chọn trong HW 5, bằng MS Excel và dùng hàm thư viện R/Python.</w:t>
+        <w:t>Cho ví dụ đơn giản minh họa về thuật toán ARIMA và 2 thuật toán máy học đã chọn trong HW5, bằng MS Excel và dùng hàm thư viện R/Python.</w:t>
       </w:r>
     </w:p>
     <w:p>
@@ -2958,12 +2958,12 @@
                 <w:tblLook w:val="04A0" w:firstRow="1" w:lastRow="0" w:firstColumn="1" w:lastColumn="0" w:noHBand="0" w:noVBand="1"/>
               </w:tblPr>
               <w:tblGrid>
-                <w:gridCol w:w="379"/>
-                <w:gridCol w:w="9521"/>
+                <w:gridCol w:w="402"/>
+                <w:gridCol w:w="9498"/>
               </w:tblGrid>
               <w:tr>
                 <w:trPr>
-                  <w:divId w:val="27218949"/>
+                  <w:divId w:val="182522319"/>
                   <w:tblCellSpacing w:w="15" w:type="dxa"/>
                 </w:trPr>
                 <w:tc>
@@ -2976,15 +2976,13 @@
                       <w:pStyle w:val="Bibliography"/>
                       <w:rPr>
                         <w:noProof/>
-                        <w:sz w:val="26"/>
-                        <w:szCs w:val="26"/>
+                        <w:sz w:val="24"/>
+                        <w:szCs w:val="24"/>
                       </w:rPr>
                     </w:pPr>
                     <w:r>
                       <w:rPr>
                         <w:noProof/>
-                        <w:sz w:val="26"/>
-                        <w:szCs w:val="26"/>
                       </w:rPr>
                       <w:t xml:space="preserve">[1] </w:t>
                     </w:r>
@@ -3000,15 +2998,11 @@
                       <w:pStyle w:val="Bibliography"/>
                       <w:rPr>
                         <w:noProof/>
-                        <w:sz w:val="26"/>
-                        <w:szCs w:val="26"/>
                       </w:rPr>
                     </w:pPr>
                     <w:r>
                       <w:rPr>
                         <w:noProof/>
-                        <w:sz w:val="26"/>
-                        <w:szCs w:val="26"/>
                       </w:rPr>
                       <w:t xml:space="preserve">C. Chatfield and H. Xing, "Ch.2 - Visual inspection is a useful first step to judge stationarity," in </w:t>
                     </w:r>
@@ -3017,16 +3011,12 @@
                         <w:i/>
                         <w:iCs/>
                         <w:noProof/>
-                        <w:sz w:val="26"/>
-                        <w:szCs w:val="26"/>
                       </w:rPr>
                       <w:t>The Analysis of Time Series</w:t>
                     </w:r>
                     <w:r>
                       <w:rPr>
                         <w:noProof/>
-                        <w:sz w:val="26"/>
-                        <w:szCs w:val="26"/>
                       </w:rPr>
                       <w:t xml:space="preserve">, CRC Press, 2019. </w:t>
                     </w:r>
@@ -3035,7 +3025,7 @@
               </w:tr>
               <w:tr>
                 <w:trPr>
-                  <w:divId w:val="27218949"/>
+                  <w:divId w:val="182522319"/>
                   <w:tblCellSpacing w:w="15" w:type="dxa"/>
                 </w:trPr>
                 <w:tc>
@@ -3048,15 +3038,11 @@
                       <w:pStyle w:val="Bibliography"/>
                       <w:rPr>
                         <w:noProof/>
-                        <w:sz w:val="26"/>
-                        <w:szCs w:val="26"/>
                       </w:rPr>
                     </w:pPr>
                     <w:r>
                       <w:rPr>
                         <w:noProof/>
-                        <w:sz w:val="26"/>
-                        <w:szCs w:val="26"/>
                       </w:rPr>
                       <w:t xml:space="preserve">[2] </w:t>
                     </w:r>
@@ -3072,15 +3058,11 @@
                       <w:pStyle w:val="Bibliography"/>
                       <w:rPr>
                         <w:noProof/>
-                        <w:sz w:val="26"/>
-                        <w:szCs w:val="26"/>
                       </w:rPr>
                     </w:pPr>
                     <w:r>
                       <w:rPr>
                         <w:noProof/>
-                        <w:sz w:val="26"/>
-                        <w:szCs w:val="26"/>
                       </w:rPr>
                       <w:t xml:space="preserve">G. E. P. BOX, G. M. JENKINS, G. C. REINSEL and G. M. LJUNG, "Ch. 6 - ADF is the most commonly used test for detecting unit root," in </w:t>
                     </w:r>
@@ -3089,16 +3071,12 @@
                         <w:i/>
                         <w:iCs/>
                         <w:noProof/>
-                        <w:sz w:val="26"/>
-                        <w:szCs w:val="26"/>
                       </w:rPr>
                       <w:t>TIME SERIES ANALYSIS</w:t>
                     </w:r>
                     <w:r>
                       <w:rPr>
                         <w:noProof/>
-                        <w:sz w:val="26"/>
-                        <w:szCs w:val="26"/>
                       </w:rPr>
                       <w:t xml:space="preserve">, Wiley, 2016. </w:t>
                     </w:r>
@@ -3107,7 +3085,7 @@
               </w:tr>
               <w:tr>
                 <w:trPr>
-                  <w:divId w:val="27218949"/>
+                  <w:divId w:val="182522319"/>
                   <w:tblCellSpacing w:w="15" w:type="dxa"/>
                 </w:trPr>
                 <w:tc>
@@ -3120,15 +3098,11 @@
                       <w:pStyle w:val="Bibliography"/>
                       <w:rPr>
                         <w:noProof/>
-                        <w:sz w:val="26"/>
-                        <w:szCs w:val="26"/>
                       </w:rPr>
                     </w:pPr>
                     <w:r>
                       <w:rPr>
                         <w:noProof/>
-                        <w:sz w:val="26"/>
-                        <w:szCs w:val="26"/>
                       </w:rPr>
                       <w:t xml:space="preserve">[3] </w:t>
                     </w:r>
@@ -3144,24 +3118,20 @@
                       <w:pStyle w:val="Bibliography"/>
                       <w:rPr>
                         <w:noProof/>
-                        <w:sz w:val="26"/>
-                        <w:szCs w:val="26"/>
                       </w:rPr>
                     </w:pPr>
                     <w:r>
                       <w:rPr>
                         <w:noProof/>
-                        <w:sz w:val="26"/>
-                        <w:szCs w:val="26"/>
                       </w:rPr>
-                      <w:t xml:space="preserve">C. Chatfield and H. Xing, The Analysis of Time Series, CRC Press, 2019. </w:t>
+                      <w:t xml:space="preserve">G. E. P. BOX, G. M. JENKINS, G. C. REINSEL and G. M. LJUNG, TIME SERIES ANALYSIS, Wiley, 2016. </w:t>
                     </w:r>
                   </w:p>
                 </w:tc>
               </w:tr>
               <w:tr>
                 <w:trPr>
-                  <w:divId w:val="27218949"/>
+                  <w:divId w:val="182522319"/>
                   <w:tblCellSpacing w:w="15" w:type="dxa"/>
                 </w:trPr>
                 <w:tc>
@@ -3174,15 +3144,11 @@
                       <w:pStyle w:val="Bibliography"/>
                       <w:rPr>
                         <w:noProof/>
-                        <w:sz w:val="26"/>
-                        <w:szCs w:val="26"/>
                       </w:rPr>
                     </w:pPr>
                     <w:r>
                       <w:rPr>
                         <w:noProof/>
-                        <w:sz w:val="26"/>
-                        <w:szCs w:val="26"/>
                       </w:rPr>
                       <w:t xml:space="preserve">[4] </w:t>
                     </w:r>
@@ -3198,24 +3164,20 @@
                       <w:pStyle w:val="Bibliography"/>
                       <w:rPr>
                         <w:noProof/>
-                        <w:sz w:val="26"/>
-                        <w:szCs w:val="26"/>
                       </w:rPr>
                     </w:pPr>
                     <w:r>
                       <w:rPr>
                         <w:noProof/>
-                        <w:sz w:val="26"/>
-                        <w:szCs w:val="26"/>
                       </w:rPr>
-                      <w:t xml:space="preserve">G. E. P. BOX, G. M. JENKINS, G. C. REINSEL and G. M. LJUNG, TIME SERIES ANALYSIS, Wiley, 2016. </w:t>
+                      <w:t xml:space="preserve">C. Chatfield and H. Xing, The Analysis of Time Series, CRC Press, 2019. </w:t>
                     </w:r>
                   </w:p>
                 </w:tc>
               </w:tr>
               <w:tr>
                 <w:trPr>
-                  <w:divId w:val="27218949"/>
+                  <w:divId w:val="182522319"/>
                   <w:tblCellSpacing w:w="15" w:type="dxa"/>
                 </w:trPr>
                 <w:tc>
@@ -3228,15 +3190,11 @@
                       <w:pStyle w:val="Bibliography"/>
                       <w:rPr>
                         <w:noProof/>
-                        <w:sz w:val="26"/>
-                        <w:szCs w:val="26"/>
                       </w:rPr>
                     </w:pPr>
                     <w:r>
                       <w:rPr>
                         <w:noProof/>
-                        <w:sz w:val="26"/>
-                        <w:szCs w:val="26"/>
                       </w:rPr>
                       <w:t xml:space="preserve">[5] </w:t>
                     </w:r>
@@ -3252,15 +3210,11 @@
                       <w:pStyle w:val="Bibliography"/>
                       <w:rPr>
                         <w:noProof/>
-                        <w:sz w:val="26"/>
-                        <w:szCs w:val="26"/>
                       </w:rPr>
                     </w:pPr>
                     <w:r>
                       <w:rPr>
                         <w:noProof/>
-                        <w:sz w:val="26"/>
-                        <w:szCs w:val="26"/>
                       </w:rPr>
                       <w:t xml:space="preserve">P. J. Brockwell and R. A. Davis, Introduction to Time Series and Forecasting, Springer, 2016. </w:t>
                     </w:r>
@@ -3270,11 +3224,9 @@
             </w:tbl>
             <w:p>
               <w:pPr>
-                <w:divId w:val="27218949"/>
+                <w:divId w:val="182522319"/>
                 <w:rPr>
                   <w:noProof/>
-                  <w:sz w:val="26"/>
-                  <w:szCs w:val="26"/>
                 </w:rPr>
               </w:pPr>
             </w:p>
@@ -3758,10 +3710,7 @@
       </w:pPr>
       <w:bookmarkStart w:id="1" w:name="_Toc198209544"/>
       <w:r>
-        <w:t>Giới thiệu d</w:t>
-      </w:r>
-      <w:r>
-        <w:t>ữ liệu chuỗi thời gian</w:t>
+        <w:t>Giới thiệu dữ liệu chuỗi thời gian</w:t>
       </w:r>
       <w:bookmarkEnd w:id="1"/>
       <w:r>
@@ -3773,10 +3722,7 @@
         <w:pStyle w:val="eng-heading-11"/>
       </w:pPr>
       <w:r>
-        <w:t xml:space="preserve">Overview </w:t>
-      </w:r>
-      <w:r>
-        <w:t>Time Series Data</w:t>
+        <w:t>Overview Time Series Data</w:t>
       </w:r>
     </w:p>
     <w:p>
@@ -4177,44 +4123,66 @@
       <w:r>
         <w:t>dữ liệu time series</w:t>
       </w:r>
-      <w:r>
+      <w:bookmarkEnd w:id="2"/>
+    </w:p>
+    <w:p>
+      <w:pPr>
+        <w:pStyle w:val="eng-heading-11"/>
+        <w:rPr>
+          <w:lang w:val="vi-VN"/>
+        </w:rPr>
+      </w:pPr>
+      <w:r>
+        <w:t>Time Series Classification</w:t>
+      </w:r>
+      <w:r>
+        <w:rPr>
+          <w:lang w:val="vi-VN"/>
+        </w:rPr>
         <w:t xml:space="preserve"> </w:t>
       </w:r>
       <w:sdt>
         <w:sdtPr>
-          <w:id w:val="-302159872"/>
+          <w:rPr>
+            <w:lang w:val="vi-VN"/>
+          </w:rPr>
+          <w:id w:val="1982568963"/>
           <w:citation/>
         </w:sdtPr>
         <w:sdtContent>
           <w:r>
+            <w:rPr>
+              <w:lang w:val="vi-VN"/>
+            </w:rPr>
             <w:fldChar w:fldCharType="begin"/>
           </w:r>
           <w:r>
-            <w:instrText xml:space="preserve"> CITATION Chr19 \l 1033 </w:instrText>
+            <w:rPr>
+              <w:lang w:val="vi-VN"/>
+            </w:rPr>
+            <w:instrText xml:space="preserve"> CITATION ChatfieldXing2019 \l 1066 </w:instrText>
           </w:r>
           <w:r>
+            <w:rPr>
+              <w:lang w:val="vi-VN"/>
+            </w:rPr>
             <w:fldChar w:fldCharType="separate"/>
           </w:r>
           <w:r>
             <w:rPr>
               <w:noProof/>
+              <w:lang w:val="vi-VN"/>
             </w:rPr>
             <w:t>[1]</w:t>
           </w:r>
           <w:r>
+            <w:rPr>
+              <w:lang w:val="vi-VN"/>
+            </w:rPr>
             <w:fldChar w:fldCharType="end"/>
           </w:r>
         </w:sdtContent>
       </w:sdt>
-      <w:bookmarkEnd w:id="2"/>
-    </w:p>
-    <w:p>
-      <w:pPr>
-        <w:pStyle w:val="eng-heading-11"/>
-      </w:pPr>
-      <w:r>
-        <w:t>Time Series Classification</w:t>
-      </w:r>
     </w:p>
     <w:p>
       <w:pPr>
@@ -4250,10 +4218,7 @@
         <w:t>:</w:t>
       </w:r>
       <w:r>
-        <w:t xml:space="preserve"> </w:t>
-      </w:r>
-      <w:r>
-        <w:t>Chuỗi thời gian là dừng nếu dao động quanh một trung bình cố định, không có xu hướng rõ rệt.</w:t>
+        <w:t xml:space="preserve"> Chuỗi thời gian là dừng nếu dao động quanh một trung bình cố định, không có xu hướng rõ rệt.</w:t>
       </w:r>
     </w:p>
     <w:p>
@@ -4363,17 +4328,7 @@
                 <w:sz w:val="26"/>
                 <w:szCs w:val="26"/>
               </w:rPr>
-              <w:t>Propert</w:t>
-            </w:r>
-            <w:r>
-              <w:rPr>
-                <w:rFonts w:eastAsiaTheme="majorEastAsia"/>
-                <w:i/>
-                <w:iCs/>
-                <w:sz w:val="26"/>
-                <w:szCs w:val="26"/>
-              </w:rPr>
-              <w:t>ies</w:t>
+              <w:t>Properties</w:t>
             </w:r>
           </w:p>
         </w:tc>
@@ -4497,15 +4452,7 @@
                 <w:sz w:val="26"/>
                 <w:szCs w:val="26"/>
               </w:rPr>
-              <w:t>T</w:t>
-            </w:r>
-            <w:r>
-              <w:rPr>
-                <w:rFonts w:eastAsiaTheme="majorEastAsia"/>
-                <w:sz w:val="26"/>
-                <w:szCs w:val="26"/>
-              </w:rPr>
-              <w:t>rung bình</w:t>
+              <w:t>Trung bình</w:t>
             </w:r>
           </w:p>
           <w:p>
@@ -5415,7 +5362,15 @@
         <w:pStyle w:val="eng-heading-11"/>
       </w:pPr>
       <w:r>
-        <w:t>ADF is the most commonly used test for detecting unit root</w:t>
+        <w:t xml:space="preserve">ADF is the </w:t>
+      </w:r>
+      <w:proofErr w:type="gramStart"/>
+      <w:r>
+        <w:t>most commonly used</w:t>
+      </w:r>
+      <w:proofErr w:type="gramEnd"/>
+      <w:r>
+        <w:t xml:space="preserve"> test for detecting unit root</w:t>
       </w:r>
     </w:p>
     <w:p>
@@ -5511,10 +5466,7 @@
       </w:pPr>
       <w:bookmarkStart w:id="4" w:name="_Toc198209547"/>
       <w:r>
-        <w:t>Các m</w:t>
-      </w:r>
-      <w:r>
-        <w:t>ô hình dự báo phổ biến</w:t>
+        <w:t>Các mô hình dự báo phổ biến</w:t>
       </w:r>
       <w:r>
         <w:t xml:space="preserve"> cho dữ liệu chuỗi thời gian</w:t>
@@ -5721,6 +5673,14 @@
               </w:rPr>
               <w:t>Ví dụ</w:t>
             </w:r>
+            <w:r>
+              <w:rPr>
+                <w:rFonts w:eastAsiaTheme="majorEastAsia"/>
+                <w:sz w:val="26"/>
+                <w:szCs w:val="26"/>
+              </w:rPr>
+              <w:t xml:space="preserve"> </w:t>
+            </w:r>
           </w:p>
           <w:p>
             <w:pPr>
@@ -5728,58 +5688,268 @@
                 <w:rFonts w:eastAsiaTheme="majorEastAsia"/>
                 <w:sz w:val="26"/>
                 <w:szCs w:val="26"/>
+                <w:lang w:val="vi-VN"/>
               </w:rPr>
             </w:pPr>
-            <w:r>
-              <w:rPr>
-                <w:rFonts w:eastAsiaTheme="majorEastAsia"/>
-                <w:sz w:val="26"/>
-                <w:szCs w:val="26"/>
-              </w:rPr>
-              <w:drawing>
-                <wp:inline distT="0" distB="0" distL="0" distR="0" wp14:anchorId="2C4F43E7" wp14:editId="77ECCE3B">
-                  <wp:extent cx="2152950" cy="295316"/>
-                  <wp:effectExtent l="0" t="0" r="0" b="9525"/>
-                  <wp:docPr id="966198447" name="Picture 1"/>
-                  <wp:cNvGraphicFramePr>
-                    <a:graphicFrameLocks xmlns:a="http://schemas.openxmlformats.org/drawingml/2006/main" noChangeAspect="1"/>
-                  </wp:cNvGraphicFramePr>
-                  <a:graphic xmlns:a="http://schemas.openxmlformats.org/drawingml/2006/main">
-                    <a:graphicData uri="http://schemas.openxmlformats.org/drawingml/2006/picture">
-                      <pic:pic xmlns:pic="http://schemas.openxmlformats.org/drawingml/2006/picture">
-                        <pic:nvPicPr>
-                          <pic:cNvPr id="966198447" name=""/>
-                          <pic:cNvPicPr/>
-                        </pic:nvPicPr>
-                        <pic:blipFill>
-                          <a:blip r:embed="rId8"/>
-                          <a:stretch>
-                            <a:fillRect/>
-                          </a:stretch>
-                        </pic:blipFill>
-                        <pic:spPr>
-                          <a:xfrm>
-                            <a:off x="0" y="0"/>
-                            <a:ext cx="2152950" cy="295316"/>
-                          </a:xfrm>
-                          <a:prstGeom prst="rect">
-                            <a:avLst/>
-                          </a:prstGeom>
-                        </pic:spPr>
-                      </pic:pic>
-                    </a:graphicData>
-                  </a:graphic>
-                </wp:inline>
-              </w:drawing>
-            </w:r>
-            <w:r>
-              <w:rPr>
-                <w:rFonts w:eastAsiaTheme="majorEastAsia"/>
-                <w:sz w:val="26"/>
-                <w:szCs w:val="26"/>
-              </w:rPr>
-              <w:t xml:space="preserve"> </w:t>
-            </w:r>
+            <m:oMathPara>
+              <m:oMath>
+                <m:sSub>
+                  <m:sSubPr>
+                    <m:ctrlPr>
+                      <w:rPr>
+                        <w:rFonts w:ascii="Cambria Math" w:eastAsiaTheme="majorEastAsia" w:hAnsi="Cambria Math"/>
+                        <w:i/>
+                        <w:sz w:val="26"/>
+                        <w:szCs w:val="26"/>
+                        <w:lang w:val="vi-VN"/>
+                      </w:rPr>
+                    </m:ctrlPr>
+                  </m:sSubPr>
+                  <m:e>
+                    <m:r>
+                      <w:rPr>
+                        <w:rFonts w:ascii="Cambria Math" w:eastAsiaTheme="majorEastAsia" w:hAnsi="Cambria Math"/>
+                        <w:sz w:val="26"/>
+                        <w:szCs w:val="26"/>
+                        <w:lang w:val="vi-VN"/>
+                      </w:rPr>
+                      <m:t xml:space="preserve">AR(2): </m:t>
+                    </m:r>
+                    <m:r>
+                      <w:rPr>
+                        <w:rFonts w:ascii="Cambria Math" w:eastAsiaTheme="majorEastAsia" w:hAnsi="Cambria Math"/>
+                        <w:sz w:val="26"/>
+                        <w:szCs w:val="26"/>
+                        <w:lang w:val="vi-VN"/>
+                      </w:rPr>
+                      <m:t>y</m:t>
+                    </m:r>
+                  </m:e>
+                  <m:sub>
+                    <m:r>
+                      <w:rPr>
+                        <w:rFonts w:ascii="Cambria Math" w:eastAsiaTheme="majorEastAsia" w:hAnsi="Cambria Math"/>
+                        <w:sz w:val="26"/>
+                        <w:szCs w:val="26"/>
+                        <w:lang w:val="vi-VN"/>
+                      </w:rPr>
+                      <m:t>t</m:t>
+                    </m:r>
+                  </m:sub>
+                </m:sSub>
+                <m:r>
+                  <w:rPr>
+                    <w:rFonts w:ascii="Cambria Math" w:eastAsiaTheme="majorEastAsia" w:hAnsi="Cambria Math"/>
+                    <w:sz w:val="26"/>
+                    <w:szCs w:val="26"/>
+                    <w:lang w:val="vi-VN"/>
+                  </w:rPr>
+                  <m:t>=</m:t>
+                </m:r>
+                <m:sSub>
+                  <m:sSubPr>
+                    <m:ctrlPr>
+                      <w:rPr>
+                        <w:rFonts w:ascii="Cambria Math" w:eastAsiaTheme="majorEastAsia" w:hAnsi="Cambria Math"/>
+                        <w:i/>
+                        <w:sz w:val="26"/>
+                        <w:szCs w:val="26"/>
+                        <w:lang w:val="vi-VN"/>
+                      </w:rPr>
+                    </m:ctrlPr>
+                  </m:sSubPr>
+                  <m:e>
+                    <m:r>
+                      <m:rPr>
+                        <m:sty m:val="p"/>
+                      </m:rPr>
+                      <w:rPr>
+                        <w:rFonts w:ascii="Cambria Math" w:eastAsiaTheme="majorEastAsia" w:hAnsi="Cambria Math"/>
+                        <w:sz w:val="26"/>
+                        <w:szCs w:val="26"/>
+                        <w:lang w:val="vi-VN"/>
+                      </w:rPr>
+                      <m:t>ϕ</m:t>
+                    </m:r>
+                  </m:e>
+                  <m:sub>
+                    <m:r>
+                      <w:rPr>
+                        <w:rFonts w:ascii="Cambria Math" w:eastAsiaTheme="majorEastAsia" w:hAnsi="Cambria Math"/>
+                        <w:sz w:val="26"/>
+                        <w:szCs w:val="26"/>
+                        <w:lang w:val="vi-VN"/>
+                      </w:rPr>
+                      <m:t>1</m:t>
+                    </m:r>
+                  </m:sub>
+                </m:sSub>
+                <m:sSub>
+                  <m:sSubPr>
+                    <m:ctrlPr>
+                      <w:rPr>
+                        <w:rFonts w:ascii="Cambria Math" w:eastAsiaTheme="majorEastAsia" w:hAnsi="Cambria Math"/>
+                        <w:i/>
+                        <w:sz w:val="26"/>
+                        <w:szCs w:val="26"/>
+                        <w:lang w:val="vi-VN"/>
+                      </w:rPr>
+                    </m:ctrlPr>
+                  </m:sSubPr>
+                  <m:e>
+                    <m:r>
+                      <w:rPr>
+                        <w:rFonts w:ascii="Cambria Math" w:eastAsiaTheme="majorEastAsia" w:hAnsi="Cambria Math"/>
+                        <w:sz w:val="26"/>
+                        <w:szCs w:val="26"/>
+                        <w:lang w:val="vi-VN"/>
+                      </w:rPr>
+                      <m:t>y</m:t>
+                    </m:r>
+                  </m:e>
+                  <m:sub>
+                    <m:r>
+                      <w:rPr>
+                        <w:rFonts w:ascii="Cambria Math" w:eastAsiaTheme="majorEastAsia" w:hAnsi="Cambria Math"/>
+                        <w:sz w:val="26"/>
+                        <w:szCs w:val="26"/>
+                        <w:lang w:val="vi-VN"/>
+                      </w:rPr>
+                      <m:t>t-1</m:t>
+                    </m:r>
+                  </m:sub>
+                </m:sSub>
+                <m:r>
+                  <w:rPr>
+                    <w:rFonts w:ascii="Cambria Math" w:eastAsiaTheme="majorEastAsia" w:hAnsi="Cambria Math"/>
+                    <w:sz w:val="26"/>
+                    <w:szCs w:val="26"/>
+                    <w:lang w:val="vi-VN"/>
+                  </w:rPr>
+                  <m:t>+</m:t>
+                </m:r>
+                <m:sSub>
+                  <m:sSubPr>
+                    <m:ctrlPr>
+                      <w:rPr>
+                        <w:rFonts w:ascii="Cambria Math" w:eastAsiaTheme="majorEastAsia" w:hAnsi="Cambria Math"/>
+                        <w:i/>
+                        <w:sz w:val="26"/>
+                        <w:szCs w:val="26"/>
+                        <w:lang w:val="vi-VN"/>
+                      </w:rPr>
+                    </m:ctrlPr>
+                  </m:sSubPr>
+                  <m:e>
+                    <m:r>
+                      <m:rPr>
+                        <m:sty m:val="p"/>
+                      </m:rPr>
+                      <w:rPr>
+                        <w:rFonts w:ascii="Cambria Math" w:eastAsiaTheme="majorEastAsia" w:hAnsi="Cambria Math"/>
+                        <w:sz w:val="26"/>
+                        <w:szCs w:val="26"/>
+                        <w:lang w:val="vi-VN"/>
+                      </w:rPr>
+                      <m:t>ϕ</m:t>
+                    </m:r>
+                  </m:e>
+                  <m:sub>
+                    <m:r>
+                      <w:rPr>
+                        <w:rFonts w:ascii="Cambria Math" w:eastAsiaTheme="majorEastAsia" w:hAnsi="Cambria Math"/>
+                        <w:sz w:val="26"/>
+                        <w:szCs w:val="26"/>
+                        <w:lang w:val="vi-VN"/>
+                      </w:rPr>
+                      <m:t>2</m:t>
+                    </m:r>
+                  </m:sub>
+                </m:sSub>
+                <m:sSub>
+                  <m:sSubPr>
+                    <m:ctrlPr>
+                      <w:rPr>
+                        <w:rFonts w:ascii="Cambria Math" w:eastAsiaTheme="majorEastAsia" w:hAnsi="Cambria Math"/>
+                        <w:i/>
+                        <w:sz w:val="26"/>
+                        <w:szCs w:val="26"/>
+                        <w:lang w:val="vi-VN"/>
+                      </w:rPr>
+                    </m:ctrlPr>
+                  </m:sSubPr>
+                  <m:e>
+                    <m:r>
+                      <w:rPr>
+                        <w:rFonts w:ascii="Cambria Math" w:eastAsiaTheme="majorEastAsia" w:hAnsi="Cambria Math"/>
+                        <w:sz w:val="26"/>
+                        <w:szCs w:val="26"/>
+                        <w:lang w:val="vi-VN"/>
+                      </w:rPr>
+                      <m:t>y</m:t>
+                    </m:r>
+                  </m:e>
+                  <m:sub>
+                    <m:r>
+                      <w:rPr>
+                        <w:rFonts w:ascii="Cambria Math" w:eastAsiaTheme="majorEastAsia" w:hAnsi="Cambria Math"/>
+                        <w:sz w:val="26"/>
+                        <w:szCs w:val="26"/>
+                        <w:lang w:val="vi-VN"/>
+                      </w:rPr>
+                      <m:t>t-2</m:t>
+                    </m:r>
+                  </m:sub>
+                </m:sSub>
+                <m:r>
+                  <w:rPr>
+                    <w:rFonts w:ascii="Cambria Math" w:eastAsiaTheme="majorEastAsia" w:hAnsi="Cambria Math"/>
+                    <w:sz w:val="26"/>
+                    <w:szCs w:val="26"/>
+                    <w:lang w:val="vi-VN"/>
+                  </w:rPr>
+                  <m:t>+</m:t>
+                </m:r>
+                <m:sSub>
+                  <m:sSubPr>
+                    <m:ctrlPr>
+                      <w:rPr>
+                        <w:rFonts w:ascii="Cambria Math" w:eastAsiaTheme="majorEastAsia" w:hAnsi="Cambria Math"/>
+                        <w:i/>
+                        <w:sz w:val="26"/>
+                        <w:szCs w:val="26"/>
+                        <w:lang w:val="vi-VN"/>
+                      </w:rPr>
+                    </m:ctrlPr>
+                  </m:sSubPr>
+                  <m:e>
+                    <m:r>
+                      <m:rPr>
+                        <m:sty m:val="p"/>
+                      </m:rPr>
+                      <w:rPr>
+                        <w:rFonts w:ascii="Cambria Math" w:eastAsiaTheme="majorEastAsia" w:hAnsi="Cambria Math"/>
+                        <w:sz w:val="26"/>
+                        <w:szCs w:val="26"/>
+                        <w:lang w:val="vi-VN"/>
+                      </w:rPr>
+                      <m:t>ϵ</m:t>
+                    </m:r>
+                  </m:e>
+                  <m:sub>
+                    <m:r>
+                      <w:rPr>
+                        <w:rFonts w:ascii="Cambria Math" w:eastAsiaTheme="majorEastAsia" w:hAnsi="Cambria Math"/>
+                        <w:sz w:val="26"/>
+                        <w:szCs w:val="26"/>
+                        <w:lang w:val="vi-VN"/>
+                      </w:rPr>
+                      <m:t>t</m:t>
+                    </m:r>
+                  </m:sub>
+                </m:sSub>
+              </m:oMath>
+            </m:oMathPara>
           </w:p>
         </w:tc>
         <w:tc>
@@ -5856,7 +6026,24 @@
                 <w:sz w:val="26"/>
                 <w:szCs w:val="26"/>
               </w:rPr>
-              <w:t>Dựa trên nhiễu trắng trước đó</w:t>
+              <w:t xml:space="preserve">Dựa trên nhiễu </w:t>
+            </w:r>
+            <w:r>
+              <w:rPr>
+                <w:rFonts w:eastAsiaTheme="majorEastAsia"/>
+                <w:sz w:val="26"/>
+                <w:szCs w:val="26"/>
+                <w:lang w:val="vi-VN"/>
+              </w:rPr>
+              <w:t xml:space="preserve">(sai số) </w:t>
+            </w:r>
+            <w:r>
+              <w:rPr>
+                <w:rFonts w:eastAsiaTheme="majorEastAsia"/>
+                <w:sz w:val="26"/>
+                <w:szCs w:val="26"/>
+              </w:rPr>
+              <w:t>trước đó</w:t>
             </w:r>
           </w:p>
           <w:p>
@@ -5865,6 +6052,7 @@
                 <w:rFonts w:eastAsiaTheme="majorEastAsia"/>
                 <w:sz w:val="26"/>
                 <w:szCs w:val="26"/>
+                <w:lang w:val="vi-VN"/>
               </w:rPr>
             </w:pPr>
             <w:r>
@@ -5882,50 +6070,218 @@
                 <w:rFonts w:eastAsiaTheme="majorEastAsia"/>
                 <w:sz w:val="26"/>
                 <w:szCs w:val="26"/>
+                <w:lang w:val="vi-VN"/>
               </w:rPr>
             </w:pPr>
-            <w:r>
-              <w:rPr>
-                <w:rFonts w:eastAsiaTheme="majorEastAsia"/>
-                <w:sz w:val="26"/>
-                <w:szCs w:val="26"/>
-              </w:rPr>
-              <w:drawing>
-                <wp:inline distT="0" distB="0" distL="0" distR="0" wp14:anchorId="560FD526" wp14:editId="3871000D">
-                  <wp:extent cx="1886213" cy="228632"/>
-                  <wp:effectExtent l="0" t="0" r="0" b="0"/>
-                  <wp:docPr id="1766188642" name="Picture 1"/>
-                  <wp:cNvGraphicFramePr>
-                    <a:graphicFrameLocks xmlns:a="http://schemas.openxmlformats.org/drawingml/2006/main" noChangeAspect="1"/>
-                  </wp:cNvGraphicFramePr>
-                  <a:graphic xmlns:a="http://schemas.openxmlformats.org/drawingml/2006/main">
-                    <a:graphicData uri="http://schemas.openxmlformats.org/drawingml/2006/picture">
-                      <pic:pic xmlns:pic="http://schemas.openxmlformats.org/drawingml/2006/picture">
-                        <pic:nvPicPr>
-                          <pic:cNvPr id="1766188642" name=""/>
-                          <pic:cNvPicPr/>
-                        </pic:nvPicPr>
-                        <pic:blipFill>
-                          <a:blip r:embed="rId9"/>
-                          <a:stretch>
-                            <a:fillRect/>
-                          </a:stretch>
-                        </pic:blipFill>
-                        <pic:spPr>
-                          <a:xfrm>
-                            <a:off x="0" y="0"/>
-                            <a:ext cx="1886213" cy="228632"/>
-                          </a:xfrm>
-                          <a:prstGeom prst="rect">
-                            <a:avLst/>
-                          </a:prstGeom>
-                        </pic:spPr>
-                      </pic:pic>
-                    </a:graphicData>
-                  </a:graphic>
-                </wp:inline>
-              </w:drawing>
-            </w:r>
+            <m:oMathPara>
+              <m:oMath>
+                <m:sSub>
+                  <m:sSubPr>
+                    <m:ctrlPr>
+                      <w:rPr>
+                        <w:rFonts w:ascii="Cambria Math" w:eastAsiaTheme="majorEastAsia" w:hAnsi="Cambria Math"/>
+                        <w:i/>
+                        <w:sz w:val="26"/>
+                        <w:szCs w:val="26"/>
+                        <w:lang w:val="vi-VN"/>
+                      </w:rPr>
+                    </m:ctrlPr>
+                  </m:sSubPr>
+                  <m:e>
+                    <m:r>
+                      <w:rPr>
+                        <w:rFonts w:ascii="Cambria Math" w:eastAsiaTheme="majorEastAsia" w:hAnsi="Cambria Math"/>
+                        <w:sz w:val="26"/>
+                        <w:szCs w:val="26"/>
+                        <w:lang w:val="vi-VN"/>
+                      </w:rPr>
+                      <m:t xml:space="preserve">MA(1): </m:t>
+                    </m:r>
+                    <m:r>
+                      <w:rPr>
+                        <w:rFonts w:ascii="Cambria Math" w:eastAsiaTheme="majorEastAsia" w:hAnsi="Cambria Math"/>
+                        <w:sz w:val="26"/>
+                        <w:szCs w:val="26"/>
+                        <w:lang w:val="vi-VN"/>
+                      </w:rPr>
+                      <m:t>y</m:t>
+                    </m:r>
+                  </m:e>
+                  <m:sub>
+                    <m:r>
+                      <w:rPr>
+                        <w:rFonts w:ascii="Cambria Math" w:eastAsiaTheme="majorEastAsia" w:hAnsi="Cambria Math"/>
+                        <w:sz w:val="26"/>
+                        <w:szCs w:val="26"/>
+                        <w:lang w:val="vi-VN"/>
+                      </w:rPr>
+                      <m:t>t</m:t>
+                    </m:r>
+                  </m:sub>
+                </m:sSub>
+                <m:r>
+                  <w:rPr>
+                    <w:rFonts w:ascii="Cambria Math" w:eastAsiaTheme="majorEastAsia" w:hAnsi="Cambria Math"/>
+                    <w:sz w:val="26"/>
+                    <w:szCs w:val="26"/>
+                    <w:lang w:val="vi-VN"/>
+                  </w:rPr>
+                  <m:t>=</m:t>
+                </m:r>
+                <m:r>
+                  <m:rPr>
+                    <m:sty m:val="p"/>
+                  </m:rPr>
+                  <w:rPr>
+                    <w:rFonts w:ascii="Cambria Math" w:eastAsiaTheme="majorEastAsia" w:hAnsi="Cambria Math"/>
+                    <w:sz w:val="26"/>
+                    <w:szCs w:val="26"/>
+                    <w:lang w:val="vi-VN"/>
+                  </w:rPr>
+                  <m:t>μ</m:t>
+                </m:r>
+                <m:r>
+                  <w:rPr>
+                    <w:rFonts w:ascii="Cambria Math" w:eastAsiaTheme="majorEastAsia" w:hAnsi="Cambria Math"/>
+                    <w:sz w:val="26"/>
+                    <w:szCs w:val="26"/>
+                    <w:lang w:val="vi-VN"/>
+                  </w:rPr>
+                  <m:t>+</m:t>
+                </m:r>
+                <m:sSub>
+                  <m:sSubPr>
+                    <m:ctrlPr>
+                      <w:rPr>
+                        <w:rFonts w:ascii="Cambria Math" w:eastAsiaTheme="majorEastAsia" w:hAnsi="Cambria Math"/>
+                        <w:i/>
+                        <w:sz w:val="26"/>
+                        <w:szCs w:val="26"/>
+                        <w:lang w:val="vi-VN"/>
+                      </w:rPr>
+                    </m:ctrlPr>
+                  </m:sSubPr>
+                  <m:e>
+                    <m:r>
+                      <m:rPr>
+                        <m:sty m:val="p"/>
+                      </m:rPr>
+                      <w:rPr>
+                        <w:rFonts w:ascii="Cambria Math" w:eastAsiaTheme="majorEastAsia" w:hAnsi="Cambria Math"/>
+                        <w:sz w:val="26"/>
+                        <w:szCs w:val="26"/>
+                        <w:lang w:val="vi-VN"/>
+                      </w:rPr>
+                      <m:t>θ</m:t>
+                    </m:r>
+                  </m:e>
+                  <m:sub>
+                    <m:r>
+                      <w:rPr>
+                        <w:rFonts w:ascii="Cambria Math" w:eastAsiaTheme="majorEastAsia" w:hAnsi="Cambria Math"/>
+                        <w:sz w:val="26"/>
+                        <w:szCs w:val="26"/>
+                        <w:lang w:val="vi-VN"/>
+                      </w:rPr>
+                      <m:t>1</m:t>
+                    </m:r>
+                  </m:sub>
+                </m:sSub>
+                <m:sSub>
+                  <m:sSubPr>
+                    <m:ctrlPr>
+                      <w:rPr>
+                        <w:rFonts w:ascii="Cambria Math" w:eastAsiaTheme="majorEastAsia" w:hAnsi="Cambria Math"/>
+                        <w:i/>
+                        <w:sz w:val="26"/>
+                        <w:szCs w:val="26"/>
+                        <w:lang w:val="vi-VN"/>
+                      </w:rPr>
+                    </m:ctrlPr>
+                  </m:sSubPr>
+                  <m:e>
+                    <m:r>
+                      <m:rPr>
+                        <m:sty m:val="p"/>
+                      </m:rPr>
+                      <w:rPr>
+                        <w:rFonts w:ascii="Cambria Math" w:eastAsiaTheme="majorEastAsia" w:hAnsi="Cambria Math"/>
+                        <w:sz w:val="26"/>
+                        <w:szCs w:val="26"/>
+                        <w:lang w:val="vi-VN"/>
+                      </w:rPr>
+                      <m:t>ϵ</m:t>
+                    </m:r>
+                    <m:ctrlPr>
+                      <w:rPr>
+                        <w:rFonts w:ascii="Cambria Math" w:eastAsiaTheme="majorEastAsia" w:hAnsi="Cambria Math"/>
+                        <w:sz w:val="26"/>
+                        <w:szCs w:val="26"/>
+                        <w:lang w:val="vi-VN"/>
+                      </w:rPr>
+                    </m:ctrlPr>
+                  </m:e>
+                  <m:sub>
+                    <m:r>
+                      <w:rPr>
+                        <w:rFonts w:ascii="Cambria Math" w:eastAsiaTheme="majorEastAsia" w:hAnsi="Cambria Math"/>
+                        <w:sz w:val="26"/>
+                        <w:szCs w:val="26"/>
+                        <w:lang w:val="vi-VN"/>
+                      </w:rPr>
+                      <m:t>t-1</m:t>
+                    </m:r>
+                  </m:sub>
+                </m:sSub>
+                <m:r>
+                  <w:rPr>
+                    <w:rFonts w:ascii="Cambria Math" w:eastAsiaTheme="majorEastAsia" w:hAnsi="Cambria Math"/>
+                    <w:sz w:val="26"/>
+                    <w:szCs w:val="26"/>
+                    <w:lang w:val="vi-VN"/>
+                  </w:rPr>
+                  <m:t>+</m:t>
+                </m:r>
+                <m:sSub>
+                  <m:sSubPr>
+                    <m:ctrlPr>
+                      <w:rPr>
+                        <w:rFonts w:ascii="Cambria Math" w:eastAsiaTheme="majorEastAsia" w:hAnsi="Cambria Math"/>
+                        <w:i/>
+                        <w:sz w:val="26"/>
+                        <w:szCs w:val="26"/>
+                        <w:lang w:val="vi-VN"/>
+                      </w:rPr>
+                    </m:ctrlPr>
+                  </m:sSubPr>
+                  <m:e>
+                    <m:r>
+                      <m:rPr>
+                        <m:sty m:val="p"/>
+                      </m:rPr>
+                      <w:rPr>
+                        <w:rFonts w:ascii="Cambria Math" w:eastAsiaTheme="majorEastAsia" w:hAnsi="Cambria Math"/>
+                        <w:sz w:val="26"/>
+                        <w:szCs w:val="26"/>
+                        <w:lang w:val="vi-VN"/>
+                      </w:rPr>
+                      <m:t>ϵ</m:t>
+                    </m:r>
+                  </m:e>
+                  <m:sub>
+                    <m:r>
+                      <w:rPr>
+                        <w:rFonts w:ascii="Cambria Math" w:eastAsiaTheme="majorEastAsia" w:hAnsi="Cambria Math"/>
+                        <w:sz w:val="26"/>
+                        <w:szCs w:val="26"/>
+                        <w:lang w:val="vi-VN"/>
+                      </w:rPr>
+                      <m:t>t</m:t>
+                    </m:r>
+                  </m:sub>
+                </m:sSub>
+              </m:oMath>
+            </m:oMathPara>
           </w:p>
         </w:tc>
         <w:tc>
@@ -6215,7 +6571,61 @@
                 <w:sz w:val="26"/>
                 <w:szCs w:val="26"/>
               </w:rPr>
-              <w:t>SARIMA(p,d,q)(P,D,Q,s)</w:t>
+              <w:t>SARIMA(</w:t>
+            </w:r>
+            <w:proofErr w:type="gramStart"/>
+            <w:r>
+              <w:rPr>
+                <w:rFonts w:eastAsiaTheme="majorEastAsia"/>
+                <w:sz w:val="26"/>
+                <w:szCs w:val="26"/>
+              </w:rPr>
+              <w:t>p,d</w:t>
+            </w:r>
+            <w:proofErr w:type="gramEnd"/>
+            <w:r>
+              <w:rPr>
+                <w:rFonts w:eastAsiaTheme="majorEastAsia"/>
+                <w:sz w:val="26"/>
+                <w:szCs w:val="26"/>
+              </w:rPr>
+              <w:t>,</w:t>
+            </w:r>
+            <w:proofErr w:type="gramStart"/>
+            <w:r>
+              <w:rPr>
+                <w:rFonts w:eastAsiaTheme="majorEastAsia"/>
+                <w:sz w:val="26"/>
+                <w:szCs w:val="26"/>
+              </w:rPr>
+              <w:t>q)(P,D</w:t>
+            </w:r>
+            <w:proofErr w:type="gramEnd"/>
+            <w:r>
+              <w:rPr>
+                <w:rFonts w:eastAsiaTheme="majorEastAsia"/>
+                <w:sz w:val="26"/>
+                <w:szCs w:val="26"/>
+              </w:rPr>
+              <w:t>,</w:t>
+            </w:r>
+            <w:proofErr w:type="gramStart"/>
+            <w:r>
+              <w:rPr>
+                <w:rFonts w:eastAsiaTheme="majorEastAsia"/>
+                <w:sz w:val="26"/>
+                <w:szCs w:val="26"/>
+              </w:rPr>
+              <w:t>Q,s</w:t>
+            </w:r>
+            <w:proofErr w:type="gramEnd"/>
+            <w:r>
+              <w:rPr>
+                <w:rFonts w:eastAsiaTheme="majorEastAsia"/>
+                <w:sz w:val="26"/>
+                <w:szCs w:val="26"/>
+              </w:rPr>
+              <w:t>)</w:t>
             </w:r>
           </w:p>
         </w:tc>
@@ -6584,7 +6994,6 @@
         <w:pStyle w:val="eng-heading-11"/>
       </w:pPr>
       <w:r>
-        <w:lastRenderedPageBreak/>
         <w:t>“Real-world data often exhibit trends and structural changes, which pure ARMA models cannot handle.”</w:t>
       </w:r>
       <w:r>
@@ -6632,6 +7041,7 @@
         </w:rPr>
       </w:pPr>
       <w:r>
+        <w:lastRenderedPageBreak/>
         <w:t xml:space="preserve">Các mô hình này </w:t>
       </w:r>
       <w:r>
@@ -6707,13 +7117,15 @@
         <w:pStyle w:val="eng-heading-11"/>
       </w:pPr>
       <w:r>
-        <w:t>“Most economic and business series are not stationary, and require transformations or flexible models.”</w:t>
-      </w:r>
-      <w:r>
-        <w:t xml:space="preserve"> - </w:t>
-      </w:r>
-      <w:r>
-        <w:t>Brockwell &amp; Davis (2016), Ch. 6–7</w:t>
+        <w:t xml:space="preserve">“Most economic and business series are not </w:t>
+      </w:r>
+      <w:proofErr w:type="gramStart"/>
+      <w:r>
+        <w:t>stationary, and</w:t>
+      </w:r>
+      <w:proofErr w:type="gramEnd"/>
+      <w:r>
+        <w:t xml:space="preserve"> require transformations or flexible models.” - Brockwell &amp; Davis (2016), Ch. 6–7</w:t>
       </w:r>
     </w:p>
     <w:p>
@@ -6842,13 +7254,7 @@
         <w:pStyle w:val="eng-body-11"/>
       </w:pPr>
       <w:r>
-        <w:t>“ARIMA remains a fundamental tool for modeling economic and financial time series.”</w:t>
-      </w:r>
-      <w:r>
-        <w:t xml:space="preserve"> - </w:t>
-      </w:r>
-      <w:r>
-        <w:t>Box et al. (2016), Ch. 5–6</w:t>
+        <w:t>“ARIMA remains a fundamental tool for modeling economic and financial time series.” - Box et al. (2016), Ch. 5–6</w:t>
       </w:r>
     </w:p>
     <w:p>
@@ -6910,13 +7316,7 @@
         </w:rPr>
       </w:pPr>
       <w:r>
-        <w:t>“Recurrent architectures are essential when modeling long-term dependencies in nonstationary data.”</w:t>
-      </w:r>
-      <w:r>
-        <w:t xml:space="preserve"> - </w:t>
-      </w:r>
-      <w:r>
-        <w:t xml:space="preserve"> Chatfield &amp; Xing (2019), Ch. 12</w:t>
+        <w:t>“Recurrent architectures are essential when modeling long-term dependencies in nonstationary data.” -  Chatfield &amp; Xing (2019), Ch. 12</w:t>
       </w:r>
     </w:p>
     <w:p>
@@ -6947,7 +7347,6 @@
         <w:rPr>
           <w:rStyle w:val="Strong"/>
         </w:rPr>
-        <w:lastRenderedPageBreak/>
         <w:t>Random Forest Regressor</w:t>
       </w:r>
     </w:p>
@@ -6960,13 +7359,7 @@
         </w:rPr>
       </w:pPr>
       <w:r>
-        <w:t>“Tree-based methods are robust against nonstationarity and ideal for feature-rich environments.”</w:t>
-      </w:r>
-      <w:r>
-        <w:t xml:space="preserve"> - </w:t>
-      </w:r>
-      <w:r>
-        <w:t>Chatfield &amp; Xing (2019), Ch. 13</w:t>
+        <w:t>“Tree-based methods are robust against nonstationarity and ideal for feature-rich environments.” - Chatfield &amp; Xing (2019), Ch. 13</w:t>
       </w:r>
     </w:p>
     <w:p>
@@ -6974,6 +7367,7 @@
         <w:pStyle w:val="Bullet"/>
       </w:pPr>
       <w:r>
+        <w:lastRenderedPageBreak/>
         <w:t xml:space="preserve">Phù hợp dữ liệu nhiều đặc trưng: </w:t>
       </w:r>
       <w:r>
@@ -8692,7 +9086,6 @@
         <w:pStyle w:val="Normaltop6"/>
       </w:pPr>
       <w:r>
-        <w:lastRenderedPageBreak/>
         <w:t xml:space="preserve">Trong chuỗi thời gian, </w:t>
       </w:r>
       <w:r>
@@ -8723,6 +9116,7 @@
         <w:pStyle w:val="eng-heading-11"/>
       </w:pPr>
       <w:r>
+        <w:lastRenderedPageBreak/>
         <w:t xml:space="preserve">Unlike standard datasets, </w:t>
       </w:r>
       <w:r>
@@ -8849,7 +9243,21 @@
         <w:rPr>
           <w:rFonts w:eastAsia="inter"/>
         </w:rPr>
-        <w:t>Mô hình ARIMA thường được ký hiệu là ARIMA(p, d, q), trong đó:</w:t>
+        <w:t xml:space="preserve">Mô hình ARIMA thường được ký hiệu là </w:t>
+      </w:r>
+      <w:proofErr w:type="gramStart"/>
+      <w:r>
+        <w:rPr>
+          <w:rFonts w:eastAsia="inter"/>
+        </w:rPr>
+        <w:t>ARIMA(</w:t>
+      </w:r>
+      <w:proofErr w:type="gramEnd"/>
+      <w:r>
+        <w:rPr>
+          <w:rFonts w:eastAsia="inter"/>
+        </w:rPr>
+        <w:t>p, d, q), trong đó:</w:t>
       </w:r>
     </w:p>
     <w:p>
@@ -9602,6 +10010,7 @@
           <w:sz w:val="26"/>
           <w:szCs w:val="26"/>
         </w:rPr>
+        <w:lastRenderedPageBreak/>
         <w:t>Đây là mô hình dựa trên sai số trong quá khứ, cho phép cải thiện khả năng dự báo khi có sự nhiễu.</w:t>
       </w:r>
     </w:p>
@@ -11215,7 +11624,6 @@
           <w:sz w:val="26"/>
           <w:szCs w:val="26"/>
         </w:rPr>
-        <w:lastRenderedPageBreak/>
         <w:t>3. Xác định các tham số p và q bằng cách phân tích đồ thị ACF và PACF.</w:t>
       </w:r>
     </w:p>
@@ -11233,21 +11641,38 @@
           <w:sz w:val="26"/>
           <w:szCs w:val="26"/>
         </w:rPr>
-        <w:t>4. Dự báo giá trị tương lai sử dụng mô hình ARIMA(p, d, q).</w:t>
-      </w:r>
-    </w:p>
-    <w:p>
-      <w:pPr>
-        <w:rPr>
-          <w:sz w:val="26"/>
-          <w:szCs w:val="26"/>
-        </w:rPr>
-      </w:pPr>
-      <w:r>
-        <w:rPr>
-          <w:sz w:val="26"/>
-          <w:szCs w:val="26"/>
-        </w:rPr>
+        <w:t xml:space="preserve">4. Dự báo giá trị tương lai sử dụng mô hình </w:t>
+      </w:r>
+      <w:proofErr w:type="gramStart"/>
+      <w:r>
+        <w:rPr>
+          <w:sz w:val="26"/>
+          <w:szCs w:val="26"/>
+        </w:rPr>
+        <w:t>ARIMA(</w:t>
+      </w:r>
+      <w:proofErr w:type="gramEnd"/>
+      <w:r>
+        <w:rPr>
+          <w:sz w:val="26"/>
+          <w:szCs w:val="26"/>
+        </w:rPr>
+        <w:t>p, d, q).</w:t>
+      </w:r>
+    </w:p>
+    <w:p>
+      <w:pPr>
+        <w:rPr>
+          <w:sz w:val="26"/>
+          <w:szCs w:val="26"/>
+        </w:rPr>
+      </w:pPr>
+      <w:r>
+        <w:rPr>
+          <w:sz w:val="26"/>
+          <w:szCs w:val="26"/>
+        </w:rPr>
+        <w:lastRenderedPageBreak/>
         <w:t>5. Đánh giá mô hình bằng các chỉ số như AIC, BIC, RMSE</w:t>
       </w:r>
     </w:p>
@@ -11281,10 +11706,7 @@
         <w:pStyle w:val="Normaltop6"/>
       </w:pPr>
       <w:r>
-        <w:t>ARIMA</w:t>
-      </w:r>
-      <w:r>
-        <w:t xml:space="preserve"> là sự kết hợp giữa</w:t>
+        <w:t>ARIMA là sự kết hợp giữa</w:t>
       </w:r>
     </w:p>
     <w:p>
@@ -11716,7 +12138,47 @@
           <w:sz w:val="26"/>
           <w:szCs w:val="26"/>
         </w:rPr>
-        <w:t>Mô hình SARIMA là sự mở rộng của ARIMA để xử lý các chuỗi thời gian có tính mùa vụ (seasonality). SARIMA bao gồm bốn tham số mùa vụ P,D,Q,m,\ với m là số mùa trong một chu kỳ (ví dụ: m=12 cho chuỗi theo tháng).</w:t>
+        <w:t xml:space="preserve">Mô hình SARIMA là sự mở rộng của ARIMA để xử lý các chuỗi thời gian có tính mùa vụ (seasonality). SARIMA bao gồm bốn tham số mùa vụ </w:t>
+      </w:r>
+      <w:proofErr w:type="gramStart"/>
+      <w:r>
+        <w:rPr>
+          <w:rFonts w:eastAsia="inter" w:cs="inter"/>
+          <w:color w:val="000000"/>
+          <w:sz w:val="26"/>
+          <w:szCs w:val="26"/>
+        </w:rPr>
+        <w:t>P,D</w:t>
+      </w:r>
+      <w:proofErr w:type="gramEnd"/>
+      <w:r>
+        <w:rPr>
+          <w:rFonts w:eastAsia="inter" w:cs="inter"/>
+          <w:color w:val="000000"/>
+          <w:sz w:val="26"/>
+          <w:szCs w:val="26"/>
+        </w:rPr>
+        <w:t>,</w:t>
+      </w:r>
+      <w:proofErr w:type="gramStart"/>
+      <w:r>
+        <w:rPr>
+          <w:rFonts w:eastAsia="inter" w:cs="inter"/>
+          <w:color w:val="000000"/>
+          <w:sz w:val="26"/>
+          <w:szCs w:val="26"/>
+        </w:rPr>
+        <w:t>Q,m</w:t>
+      </w:r>
+      <w:proofErr w:type="gramEnd"/>
+      <w:r>
+        <w:rPr>
+          <w:rFonts w:eastAsia="inter" w:cs="inter"/>
+          <w:color w:val="000000"/>
+          <w:sz w:val="26"/>
+          <w:szCs w:val="26"/>
+        </w:rPr>
+        <w:t>,\ với m là số mùa trong một chu kỳ (ví dụ: m=12 cho chuỗi theo tháng).</w:t>
       </w:r>
     </w:p>
     <w:p>
@@ -12504,7 +12966,6 @@
         <w:rPr>
           <w:rFonts w:eastAsia="inter"/>
         </w:rPr>
-        <w:lastRenderedPageBreak/>
         <w:t>Thuật toán Random Forest</w:t>
       </w:r>
       <w:bookmarkEnd w:id="19"/>
@@ -12556,7 +13017,17 @@
           <w:sz w:val="26"/>
           <w:szCs w:val="26"/>
         </w:rPr>
-        <w:t xml:space="preserve"> (học nhóm) bằng cách kết hợp nhiều cây quyết định độc lập để đưa ra dự báo cuối cùng. Mô hình này rất mạnh mẽ trong việc xử lý các bài toán phân loại và hồi quy, đặc biệt khi dữ liệu có sự biến động lớn hoặc có nhiều đặc tính không rõ ràng.</w:t>
+        <w:t xml:space="preserve"> (học nhóm) bằng cách kết hợp nhiều cây quyết định độc lập để đưa ra dự báo cuối cùng. Mô hình này rất mạnh mẽ </w:t>
+      </w:r>
+      <w:r>
+        <w:rPr>
+          <w:rFonts w:eastAsia="inter" w:cs="inter"/>
+          <w:color w:val="000000"/>
+          <w:sz w:val="26"/>
+          <w:szCs w:val="26"/>
+        </w:rPr>
+        <w:lastRenderedPageBreak/>
+        <w:t>trong việc xử lý các bài toán phân loại và hồi quy, đặc biệt khi dữ liệu có sự biến động lớn hoặc có nhiều đặc tính không rõ ràng.</w:t>
       </w:r>
     </w:p>
     <w:p>
@@ -13015,7 +13486,6 @@
           <w:sz w:val="26"/>
           <w:szCs w:val="26"/>
         </w:rPr>
-        <w:lastRenderedPageBreak/>
         <w:t>Phân loại</w:t>
       </w:r>
       <w:r>
@@ -13160,6 +13630,7 @@
         <w:rPr>
           <w:rFonts w:eastAsia="inter"/>
         </w:rPr>
+        <w:lastRenderedPageBreak/>
         <w:t>Các chỉ số đánh giá cây trong Random Forest</w:t>
       </w:r>
       <w:bookmarkEnd w:id="22"/>
@@ -13814,7 +14285,6 @@
               <w:sz w:val="26"/>
               <w:szCs w:val="26"/>
             </w:rPr>
-            <w:lastRenderedPageBreak/>
             <m:t>MSE</m:t>
           </m:r>
           <m:r>
@@ -14281,6 +14751,7 @@
           <w:sz w:val="26"/>
           <w:szCs w:val="26"/>
         </w:rPr>
+        <w:lastRenderedPageBreak/>
         <w:t>Mô hình có thể được đánh giá bằng cách sử dụng các mẫu này để kiểm tra độ chính xác của dự báo. OOB error được tính bằng cách tính sai số dự báo đối với các mẫu không được sử dụng trong mỗi cây.</w:t>
       </w:r>
     </w:p>
@@ -14660,7 +15131,6 @@
           <w:sz w:val="26"/>
           <w:szCs w:val="26"/>
         </w:rPr>
-        <w:lastRenderedPageBreak/>
         <w:t xml:space="preserve">RNN đặc biệt hữu ích trong các bài toán như phân tích chuỗi thời gian, nhận dạng giọng nói, dịch máy, và phân tích văn bản. Đặc điểm chính của RNN là việc sử dụng một </w:t>
       </w:r>
       <w:r>
@@ -16141,7 +16611,6 @@
           <w:sz w:val="26"/>
           <w:szCs w:val="26"/>
         </w:rPr>
-        <w:lastRenderedPageBreak/>
         <w:t>GRU (Gated Recurrent Unit):</w:t>
       </w:r>
       <w:r>
@@ -16269,6 +16738,7 @@
           <w:bCs/>
           <w:noProof/>
         </w:rPr>
+        <w:lastRenderedPageBreak/>
         <w:drawing>
           <wp:inline distT="0" distB="0" distL="0" distR="0" wp14:anchorId="45259150" wp14:editId="0EDF008E">
             <wp:extent cx="6286500" cy="426085"/>
@@ -16285,7 +16755,7 @@
                     <pic:cNvPicPr/>
                   </pic:nvPicPr>
                   <pic:blipFill>
-                    <a:blip r:embed="rId10"/>
+                    <a:blip r:embed="rId8"/>
                     <a:stretch>
                       <a:fillRect/>
                     </a:stretch>
@@ -16308,8 +16778,8 @@
     </w:p>
     <w:p/>
     <w:sectPr>
-      <w:headerReference w:type="default" r:id="rId11"/>
-      <w:footerReference w:type="default" r:id="rId12"/>
+      <w:headerReference w:type="default" r:id="rId9"/>
+      <w:footerReference w:type="default" r:id="rId10"/>
       <w:pgSz w:w="12240" w:h="15840"/>
       <w:pgMar w:top="1260" w:right="990" w:bottom="1530" w:left="1350" w:header="720" w:footer="546" w:gutter="0"/>
       <w:cols w:space="720"/>
@@ -21764,6 +22234,7 @@
   <w:style w:type="character" w:default="1" w:styleId="DefaultParagraphFont">
     <w:name w:val="Default Paragraph Font"/>
     <w:uiPriority w:val="1"/>
+    <w:semiHidden/>
     <w:unhideWhenUsed/>
   </w:style>
   <w:style w:type="table" w:default="1" w:styleId="TableNormal">
@@ -23020,7 +23491,7 @@
 </file>
 
 <file path=customXml/item1.xml><?xml version="1.0" encoding="utf-8"?>
-<b:Sources xmlns:b="http://schemas.openxmlformats.org/officeDocument/2006/bibliography" xmlns="http://schemas.openxmlformats.org/officeDocument/2006/bibliography" SelectedStyle="\IEEE2006OfficeOnline.xsl" StyleName="IEEE" Version="2006">
+<b:Sources xmlns:b="http://schemas.openxmlformats.org/officeDocument/2006/bibliography" xmlns="http://schemas.openxmlformats.org/officeDocument/2006/bibliography" SelectedStyle="/IEEE2006OfficeOnline.xsl" StyleName="IEEE" Version="2006">
   <b:Source>
     <b:Tag>ChatfieldXing2019</b:Tag>
     <b:SourceType>Book</b:SourceType>
@@ -23042,7 +23513,7 @@
     <b:Title>The Analysis of Time Series</b:Title>
     <b:Year>2019</b:Year>
     <b:Publisher>CRC Press</b:Publisher>
-    <b:RefOrder>4</b:RefOrder>
+    <b:RefOrder>1</b:RefOrder>
   </b:Source>
   <b:Source>
     <b:Tag>Chr19</b:Tag>
@@ -23066,7 +23537,7 @@
       </b:Author>
     </b:Author>
     <b:BookTitle>The Analysis of Time Series</b:BookTitle>
-    <b:RefOrder>1</b:RefOrder>
+    <b:RefOrder>2</b:RefOrder>
   </b:Source>
   <b:Source>
     <b:Tag>GEO16</b:Tag>
@@ -23101,7 +23572,7 @@
         </b:NameList>
       </b:Author>
     </b:Author>
-    <b:RefOrder>3</b:RefOrder>
+    <b:RefOrder>4</b:RefOrder>
   </b:Source>
   <b:Source>
     <b:Tag>BOX16</b:Tag>
@@ -23137,7 +23608,7 @@
       </b:Author>
     </b:Author>
     <b:BookTitle>TIME SERIES ANALYSIS</b:BookTitle>
-    <b:RefOrder>2</b:RefOrder>
+    <b:RefOrder>3</b:RefOrder>
   </b:Source>
   <b:Source>
     <b:Tag>Pet16</b:Tag>
@@ -23168,7 +23639,7 @@
 </file>
 
 <file path=customXml/itemProps1.xml><?xml version="1.0" encoding="utf-8"?>
-<ds:datastoreItem xmlns:ds="http://schemas.openxmlformats.org/officeDocument/2006/customXml" ds:itemID="{6F46DDC0-F1BD-42D6-AAE3-B98380C9D7CE}">
+<ds:datastoreItem xmlns:ds="http://schemas.openxmlformats.org/officeDocument/2006/customXml" ds:itemID="{B087C073-2116-B04D-9C40-FEADC59212CE}">
   <ds:schemaRefs>
     <ds:schemaRef ds:uri="http://schemas.openxmlformats.org/officeDocument/2006/bibliography"/>
   </ds:schemaRefs>
